--- a/Другое/работа/должностные/Ведущий инженер отдела строительства (Волосатов).docx
+++ b/Другое/работа/должностные/Ведущий инженер отдела строительства (Волосатов).docx
@@ -813,6 +813,847 @@
     </w:p>
     <w:p>
       <w:pPr>
+        <w:pStyle w:val="ds-markdown-paragraph"/>
+        <w:shd w:val="clear" w:color="auto" w:fill="151517"/>
+        <w:spacing w:before="240" w:beforeAutospacing="0" w:after="240" w:afterAutospacing="0"/>
+        <w:rPr>
+          <w:rFonts w:ascii="Segoe UI" w:hAnsi="Segoe UI" w:cs="Segoe UI"/>
+          <w:color w:val="F9FAFB"/>
+        </w:rPr>
+      </w:pPr>
+      <w:r>
+        <w:rPr>
+          <w:rStyle w:val="a7"/>
+          <w:rFonts w:ascii="Segoe UI" w:hAnsi="Segoe UI" w:cs="Segoe UI"/>
+          <w:color w:val="F9FAFB"/>
+        </w:rPr>
+        <w:t>2.1. Проверка проектов Смет контрактов (Ведомостей объемов и стоимости работ) в соответствии с Приказом Минстроя России от 23.12.2021 № 841/</w:t>
+      </w:r>
+      <w:proofErr w:type="spellStart"/>
+      <w:r>
+        <w:rPr>
+          <w:rStyle w:val="a7"/>
+          <w:rFonts w:ascii="Segoe UI" w:hAnsi="Segoe UI" w:cs="Segoe UI"/>
+          <w:color w:val="F9FAFB"/>
+        </w:rPr>
+        <w:t>пр</w:t>
+      </w:r>
+      <w:proofErr w:type="spellEnd"/>
+      <w:r>
+        <w:rPr>
+          <w:rStyle w:val="a7"/>
+          <w:rFonts w:ascii="Segoe UI" w:hAnsi="Segoe UI" w:cs="Segoe UI"/>
+          <w:color w:val="F9FAFB"/>
+        </w:rPr>
+        <w:t xml:space="preserve"> (далее – Приказ № 841/</w:t>
+      </w:r>
+      <w:proofErr w:type="spellStart"/>
+      <w:r>
+        <w:rPr>
+          <w:rStyle w:val="a7"/>
+          <w:rFonts w:ascii="Segoe UI" w:hAnsi="Segoe UI" w:cs="Segoe UI"/>
+          <w:color w:val="F9FAFB"/>
+        </w:rPr>
+        <w:t>пр</w:t>
+      </w:r>
+      <w:proofErr w:type="spellEnd"/>
+      <w:r>
+        <w:rPr>
+          <w:rStyle w:val="a7"/>
+          <w:rFonts w:ascii="Segoe UI" w:hAnsi="Segoe UI" w:cs="Segoe UI"/>
+          <w:color w:val="F9FAFB"/>
+        </w:rPr>
+        <w:t>)</w:t>
+      </w:r>
+    </w:p>
+    <w:p>
+      <w:pPr>
+        <w:pStyle w:val="ds-markdown-paragraph"/>
+        <w:shd w:val="clear" w:color="auto" w:fill="151517"/>
+        <w:spacing w:before="240" w:beforeAutospacing="0" w:after="240" w:afterAutospacing="0"/>
+        <w:rPr>
+          <w:rFonts w:ascii="Segoe UI" w:hAnsi="Segoe UI" w:cs="Segoe UI"/>
+          <w:color w:val="F9FAFB"/>
+        </w:rPr>
+      </w:pPr>
+      <w:r>
+        <w:rPr>
+          <w:rStyle w:val="a7"/>
+          <w:rFonts w:ascii="Segoe UI" w:hAnsi="Segoe UI" w:cs="Segoe UI"/>
+          <w:color w:val="F9FAFB"/>
+        </w:rPr>
+        <w:t>2.1.1.</w:t>
+      </w:r>
+      <w:r>
+        <w:rPr>
+          <w:rFonts w:ascii="Segoe UI" w:hAnsi="Segoe UI" w:cs="Segoe UI"/>
+          <w:color w:val="F9FAFB"/>
+        </w:rPr>
+        <w:t xml:space="preserve"> Ведущий инженер проверяет правильность определения стоимости конструктивных решений (элементов), комплексов (видов) работ и оборудования, включенных в проект Сметы контракта (Ведомости объемов и стоимости работ), на предмет соответствия исходным данным, принятым в утвержденной проектной </w:t>
+      </w:r>
+      <w:r>
+        <w:rPr>
+          <w:rFonts w:ascii="Segoe UI" w:hAnsi="Segoe UI" w:cs="Segoe UI"/>
+          <w:color w:val="F9FAFB"/>
+        </w:rPr>
+        <w:lastRenderedPageBreak/>
+        <w:t>или сметной документации, а также корректности применения индексов фактической и прогнозной инфляции.</w:t>
+      </w:r>
+    </w:p>
+    <w:p>
+      <w:pPr>
+        <w:pStyle w:val="ds-markdown-paragraph"/>
+        <w:shd w:val="clear" w:color="auto" w:fill="151517"/>
+        <w:spacing w:before="240" w:beforeAutospacing="0" w:after="240" w:afterAutospacing="0"/>
+        <w:rPr>
+          <w:rFonts w:ascii="Segoe UI" w:hAnsi="Segoe UI" w:cs="Segoe UI"/>
+          <w:color w:val="F9FAFB"/>
+        </w:rPr>
+      </w:pPr>
+      <w:r>
+        <w:rPr>
+          <w:rStyle w:val="a7"/>
+          <w:rFonts w:ascii="Segoe UI" w:hAnsi="Segoe UI" w:cs="Segoe UI"/>
+          <w:color w:val="F9FAFB"/>
+        </w:rPr>
+        <w:t>2.1.2.</w:t>
+      </w:r>
+      <w:r>
+        <w:rPr>
+          <w:rFonts w:ascii="Segoe UI" w:hAnsi="Segoe UI" w:cs="Segoe UI"/>
+          <w:color w:val="F9FAFB"/>
+        </w:rPr>
+        <w:t> Ведущий инженер осуществляет проверку проекта Сметы контракта (Ведомости объемов и стоимости работ) на предмет арифметической и расчетной корректности и устраняет выявленные ошибки. В рамках данной работы:</w:t>
+      </w:r>
+    </w:p>
+    <w:p>
+      <w:pPr>
+        <w:pStyle w:val="ds-markdown-paragraph"/>
+        <w:numPr>
+          <w:ilvl w:val="0"/>
+          <w:numId w:val="17"/>
+        </w:numPr>
+        <w:shd w:val="clear" w:color="auto" w:fill="151517"/>
+        <w:spacing w:after="0" w:afterAutospacing="0"/>
+        <w:ind w:left="0"/>
+        <w:rPr>
+          <w:rFonts w:ascii="Segoe UI" w:hAnsi="Segoe UI" w:cs="Segoe UI"/>
+          <w:color w:val="F9FAFB"/>
+        </w:rPr>
+      </w:pPr>
+      <w:r>
+        <w:rPr>
+          <w:rFonts w:ascii="Segoe UI" w:hAnsi="Segoe UI" w:cs="Segoe UI"/>
+          <w:color w:val="F9FAFB"/>
+        </w:rPr>
+        <w:t>проверяет правильность составления Сметы контракта (Ведомости объемов и стоимости работ) в формате электронных таблиц (</w:t>
+      </w:r>
+      <w:proofErr w:type="spellStart"/>
+      <w:r>
+        <w:rPr>
+          <w:rFonts w:ascii="Segoe UI" w:hAnsi="Segoe UI" w:cs="Segoe UI"/>
+          <w:color w:val="F9FAFB"/>
+        </w:rPr>
+        <w:t>Excel</w:t>
+      </w:r>
+      <w:proofErr w:type="spellEnd"/>
+      <w:r>
+        <w:rPr>
+          <w:rFonts w:ascii="Segoe UI" w:hAnsi="Segoe UI" w:cs="Segoe UI"/>
+          <w:color w:val="F9FAFB"/>
+        </w:rPr>
+        <w:t>), включая корректность формул, связей между ячейками и отсутствие скрытых округлений;</w:t>
+      </w:r>
+    </w:p>
+    <w:p>
+      <w:pPr>
+        <w:pStyle w:val="ds-markdown-paragraph"/>
+        <w:numPr>
+          <w:ilvl w:val="0"/>
+          <w:numId w:val="17"/>
+        </w:numPr>
+        <w:shd w:val="clear" w:color="auto" w:fill="151517"/>
+        <w:spacing w:after="0" w:afterAutospacing="0"/>
+        <w:ind w:left="0"/>
+        <w:rPr>
+          <w:rFonts w:ascii="Segoe UI" w:hAnsi="Segoe UI" w:cs="Segoe UI"/>
+          <w:color w:val="F9FAFB"/>
+        </w:rPr>
+      </w:pPr>
+      <w:r>
+        <w:rPr>
+          <w:rFonts w:ascii="Segoe UI" w:hAnsi="Segoe UI" w:cs="Segoe UI"/>
+          <w:color w:val="F9FAFB"/>
+        </w:rPr>
+        <w:t>проверяет, что произведение объема работ на цену за принятую единицу измерения соответствует итоговой стоимости позиции (Объем × Единичная расценка = Стоимость позиции);</w:t>
+      </w:r>
+    </w:p>
+    <w:p>
+      <w:pPr>
+        <w:pStyle w:val="ds-markdown-paragraph"/>
+        <w:numPr>
+          <w:ilvl w:val="0"/>
+          <w:numId w:val="17"/>
+        </w:numPr>
+        <w:shd w:val="clear" w:color="auto" w:fill="151517"/>
+        <w:spacing w:after="0" w:afterAutospacing="0"/>
+        <w:ind w:left="0"/>
+        <w:rPr>
+          <w:rFonts w:ascii="Segoe UI" w:hAnsi="Segoe UI" w:cs="Segoe UI"/>
+          <w:color w:val="F9FAFB"/>
+        </w:rPr>
+      </w:pPr>
+      <w:r>
+        <w:rPr>
+          <w:rFonts w:ascii="Segoe UI" w:hAnsi="Segoe UI" w:cs="Segoe UI"/>
+          <w:color w:val="F9FAFB"/>
+        </w:rPr>
+        <w:t>выявляет случаи, когда единичная расценка получена путем деления общей стоимости позиции на объем, что при последующем округлении и умножении на объем приводит к искажению итоговой стоимости, и приводит расчет в соответствие с требованиями Приказа № 841/</w:t>
+      </w:r>
+      <w:proofErr w:type="spellStart"/>
+      <w:r>
+        <w:rPr>
+          <w:rFonts w:ascii="Segoe UI" w:hAnsi="Segoe UI" w:cs="Segoe UI"/>
+          <w:color w:val="F9FAFB"/>
+        </w:rPr>
+        <w:t>пр</w:t>
+      </w:r>
+      <w:proofErr w:type="spellEnd"/>
+      <w:r>
+        <w:rPr>
+          <w:rFonts w:ascii="Segoe UI" w:hAnsi="Segoe UI" w:cs="Segoe UI"/>
+          <w:color w:val="F9FAFB"/>
+        </w:rPr>
+        <w:t>;</w:t>
+      </w:r>
+    </w:p>
+    <w:p>
+      <w:pPr>
+        <w:pStyle w:val="ds-markdown-paragraph"/>
+        <w:numPr>
+          <w:ilvl w:val="0"/>
+          <w:numId w:val="17"/>
+        </w:numPr>
+        <w:shd w:val="clear" w:color="auto" w:fill="151517"/>
+        <w:spacing w:after="0" w:afterAutospacing="0"/>
+        <w:ind w:left="0"/>
+        <w:rPr>
+          <w:rFonts w:ascii="Segoe UI" w:hAnsi="Segoe UI" w:cs="Segoe UI"/>
+          <w:color w:val="F9FAFB"/>
+        </w:rPr>
+      </w:pPr>
+      <w:r>
+        <w:rPr>
+          <w:rFonts w:ascii="Segoe UI" w:hAnsi="Segoe UI" w:cs="Segoe UI"/>
+          <w:color w:val="F9FAFB"/>
+        </w:rPr>
+        <w:t>проверяет, что отображение чисел в проекте Сметы контракта (количество знаков после запятой) обеспечивает корректность расчетов при приемке выполненных работ по формам КС-2, и при необходимости корректирует форматы отображения.</w:t>
+      </w:r>
+    </w:p>
+    <w:p>
+      <w:pPr>
+        <w:pStyle w:val="ds-markdown-paragraph"/>
+        <w:shd w:val="clear" w:color="auto" w:fill="151517"/>
+        <w:spacing w:before="240" w:beforeAutospacing="0" w:after="240" w:afterAutospacing="0"/>
+        <w:rPr>
+          <w:rFonts w:ascii="Segoe UI" w:hAnsi="Segoe UI" w:cs="Segoe UI"/>
+          <w:color w:val="F9FAFB"/>
+        </w:rPr>
+      </w:pPr>
+      <w:r>
+        <w:rPr>
+          <w:rStyle w:val="a7"/>
+          <w:rFonts w:ascii="Segoe UI" w:hAnsi="Segoe UI" w:cs="Segoe UI"/>
+          <w:color w:val="F9FAFB"/>
+        </w:rPr>
+        <w:t>2.1.3.</w:t>
+      </w:r>
+      <w:r>
+        <w:rPr>
+          <w:rFonts w:ascii="Segoe UI" w:hAnsi="Segoe UI" w:cs="Segoe UI"/>
+          <w:color w:val="F9FAFB"/>
+        </w:rPr>
+        <w:t> Ведущий инженер осуществляет проверку корректности формирования позиций Сметы контракта (Ведомости объемов и стоимости работ) при их объединении (укрупнении) или детализации (разукрупнении), а при необходимости самостоятельно выполняет указанные операции. В рамках данной работы:</w:t>
+      </w:r>
+    </w:p>
+    <w:p>
+      <w:pPr>
+        <w:pStyle w:val="ds-markdown-paragraph"/>
+        <w:numPr>
+          <w:ilvl w:val="0"/>
+          <w:numId w:val="18"/>
+        </w:numPr>
+        <w:shd w:val="clear" w:color="auto" w:fill="151517"/>
+        <w:spacing w:after="0" w:afterAutospacing="0"/>
+        <w:ind w:left="0"/>
+        <w:rPr>
+          <w:rFonts w:ascii="Segoe UI" w:hAnsi="Segoe UI" w:cs="Segoe UI"/>
+          <w:color w:val="F9FAFB"/>
+        </w:rPr>
+      </w:pPr>
+      <w:r>
+        <w:rPr>
+          <w:rFonts w:ascii="Segoe UI" w:hAnsi="Segoe UI" w:cs="Segoe UI"/>
+          <w:color w:val="F9FAFB"/>
+        </w:rPr>
+        <w:t>сверяет состав и объемы работ в укрупненных или разукрупненных позициях с исходными локальными сметами (сметными расчетами);</w:t>
+      </w:r>
+    </w:p>
+    <w:p>
+      <w:pPr>
+        <w:pStyle w:val="ds-markdown-paragraph"/>
+        <w:numPr>
+          <w:ilvl w:val="0"/>
+          <w:numId w:val="18"/>
+        </w:numPr>
+        <w:shd w:val="clear" w:color="auto" w:fill="151517"/>
+        <w:spacing w:after="0" w:afterAutospacing="0"/>
+        <w:ind w:left="0"/>
+        <w:rPr>
+          <w:rFonts w:ascii="Segoe UI" w:hAnsi="Segoe UI" w:cs="Segoe UI"/>
+          <w:color w:val="F9FAFB"/>
+        </w:rPr>
+      </w:pPr>
+      <w:r>
+        <w:rPr>
+          <w:rFonts w:ascii="Segoe UI" w:hAnsi="Segoe UI" w:cs="Segoe UI"/>
+          <w:color w:val="F9FAFB"/>
+        </w:rPr>
+        <w:t>проверяет, что суммарная стоимость детализированных (разукрупненных) позиций не превышает стоимость исходного конструктивного элемента или комплекса работ;</w:t>
+      </w:r>
+    </w:p>
+    <w:p>
+      <w:pPr>
+        <w:pStyle w:val="ds-markdown-paragraph"/>
+        <w:numPr>
+          <w:ilvl w:val="0"/>
+          <w:numId w:val="18"/>
+        </w:numPr>
+        <w:shd w:val="clear" w:color="auto" w:fill="151517"/>
+        <w:spacing w:after="0" w:afterAutospacing="0"/>
+        <w:ind w:left="0"/>
+        <w:rPr>
+          <w:rFonts w:ascii="Segoe UI" w:hAnsi="Segoe UI" w:cs="Segoe UI"/>
+          <w:color w:val="F9FAFB"/>
+        </w:rPr>
+      </w:pPr>
+      <w:r>
+        <w:rPr>
+          <w:rFonts w:ascii="Segoe UI" w:hAnsi="Segoe UI" w:cs="Segoe UI"/>
+          <w:color w:val="F9FAFB"/>
+        </w:rPr>
+        <w:t>проверяет, что стоимость объединенной (укрупненной) позиции соответствует сумме стоимостей исходных позиций, включенных в данное укрупнение.</w:t>
+      </w:r>
+    </w:p>
+    <w:p>
+      <w:pPr>
+        <w:pStyle w:val="ds-markdown-paragraph"/>
+        <w:shd w:val="clear" w:color="auto" w:fill="151517"/>
+        <w:spacing w:before="240" w:beforeAutospacing="0" w:after="240" w:afterAutospacing="0"/>
+        <w:rPr>
+          <w:rFonts w:ascii="Segoe UI" w:hAnsi="Segoe UI" w:cs="Segoe UI"/>
+          <w:color w:val="F9FAFB"/>
+        </w:rPr>
+      </w:pPr>
+      <w:r>
+        <w:rPr>
+          <w:rStyle w:val="a7"/>
+          <w:rFonts w:ascii="Segoe UI" w:hAnsi="Segoe UI" w:cs="Segoe UI"/>
+          <w:color w:val="F9FAFB"/>
+        </w:rPr>
+        <w:t>2.1.4.</w:t>
+      </w:r>
+      <w:r>
+        <w:rPr>
+          <w:rFonts w:ascii="Segoe UI" w:hAnsi="Segoe UI" w:cs="Segoe UI"/>
+          <w:color w:val="F9FAFB"/>
+        </w:rPr>
+        <w:t> Ведущий инженер осуществляет проверку корректности внесения изменений в Смету контракта (Ведомость объемов и стоимости работ) при корректировке объемов работ, замене материалов или корректировке видов работ внутри конструктивного элемента, а при необходимости самостоятельно выполняет указанные операции. В рамках данной работы:</w:t>
+      </w:r>
+    </w:p>
+    <w:p>
+      <w:pPr>
+        <w:pStyle w:val="ds-markdown-paragraph"/>
+        <w:numPr>
+          <w:ilvl w:val="0"/>
+          <w:numId w:val="19"/>
+        </w:numPr>
+        <w:shd w:val="clear" w:color="auto" w:fill="151517"/>
+        <w:spacing w:after="0" w:afterAutospacing="0"/>
+        <w:ind w:left="0"/>
+        <w:rPr>
+          <w:rFonts w:ascii="Segoe UI" w:hAnsi="Segoe UI" w:cs="Segoe UI"/>
+          <w:color w:val="F9FAFB"/>
+        </w:rPr>
+      </w:pPr>
+      <w:r>
+        <w:rPr>
+          <w:rFonts w:ascii="Segoe UI" w:hAnsi="Segoe UI" w:cs="Segoe UI"/>
+          <w:color w:val="F9FAFB"/>
+        </w:rPr>
+        <w:t>при изменении объемов работ проверяет пересчет общей стоимости исходя из неизменной цены за единицу измерения, установленной в Смете контракта, а также проверяет сопоставительную ведомость отпавших и дополнительных работ на соответствие Смете контракта и корректность арифметических расчетов;</w:t>
+      </w:r>
+    </w:p>
+    <w:p>
+      <w:pPr>
+        <w:pStyle w:val="ds-markdown-paragraph"/>
+        <w:numPr>
+          <w:ilvl w:val="0"/>
+          <w:numId w:val="19"/>
+        </w:numPr>
+        <w:shd w:val="clear" w:color="auto" w:fill="151517"/>
+        <w:spacing w:after="0" w:afterAutospacing="0"/>
+        <w:ind w:left="0"/>
+        <w:rPr>
+          <w:rFonts w:ascii="Segoe UI" w:hAnsi="Segoe UI" w:cs="Segoe UI"/>
+          <w:color w:val="F9FAFB"/>
+        </w:rPr>
+      </w:pPr>
+      <w:r>
+        <w:rPr>
+          <w:rFonts w:ascii="Segoe UI" w:hAnsi="Segoe UI" w:cs="Segoe UI"/>
+          <w:color w:val="F9FAFB"/>
+        </w:rPr>
+        <w:lastRenderedPageBreak/>
+        <w:t>при замене материалов или корректировке видов работ внутри конструктивного элемента проверяет правильность определения стоимости таких работ с учетом утвержденной сметной документации и условий заключенного контракта.</w:t>
+      </w:r>
+    </w:p>
+    <w:p>
+      <w:pPr>
+        <w:pStyle w:val="ds-markdown-paragraph"/>
+        <w:shd w:val="clear" w:color="auto" w:fill="151517"/>
+        <w:spacing w:before="240" w:beforeAutospacing="0" w:after="240" w:afterAutospacing="0"/>
+        <w:rPr>
+          <w:rFonts w:ascii="Segoe UI" w:hAnsi="Segoe UI" w:cs="Segoe UI"/>
+          <w:color w:val="F9FAFB"/>
+        </w:rPr>
+      </w:pPr>
+      <w:r>
+        <w:rPr>
+          <w:rStyle w:val="a7"/>
+          <w:rFonts w:ascii="Segoe UI" w:hAnsi="Segoe UI" w:cs="Segoe UI"/>
+          <w:color w:val="F9FAFB"/>
+        </w:rPr>
+        <w:t>2.1.5.</w:t>
+      </w:r>
+      <w:r>
+        <w:rPr>
+          <w:rFonts w:ascii="Segoe UI" w:hAnsi="Segoe UI" w:cs="Segoe UI"/>
+          <w:color w:val="F9FAFB"/>
+        </w:rPr>
+        <w:t> Ведущий инженер осуществляет проверку правильности распределения прочих и лимитированных затрат (временные здания и сооружения, зимнее удорожание, непредвиденные расходы и т.д.) в Смете контракта (Ведомости объемов и стоимости работ) на соответствие решениям, принятым в сводном сметном расчете при определении начальной (максимальной) цены контракта.</w:t>
+      </w:r>
+    </w:p>
+    <w:p>
+      <w:pPr>
+        <w:pStyle w:val="ds-markdown-paragraph"/>
+        <w:shd w:val="clear" w:color="auto" w:fill="151517"/>
+        <w:spacing w:before="240" w:beforeAutospacing="0" w:after="240" w:afterAutospacing="0"/>
+        <w:rPr>
+          <w:rFonts w:ascii="Segoe UI" w:hAnsi="Segoe UI" w:cs="Segoe UI"/>
+          <w:color w:val="F9FAFB"/>
+        </w:rPr>
+      </w:pPr>
+      <w:r>
+        <w:rPr>
+          <w:rStyle w:val="a7"/>
+          <w:rFonts w:ascii="Segoe UI" w:hAnsi="Segoe UI" w:cs="Segoe UI"/>
+          <w:color w:val="F9FAFB"/>
+        </w:rPr>
+        <w:t>2.2. Проверка актов о приемке выполненных работ (форма КС-2)</w:t>
+      </w:r>
+    </w:p>
+    <w:p>
+      <w:pPr>
+        <w:pStyle w:val="ds-markdown-paragraph"/>
+        <w:shd w:val="clear" w:color="auto" w:fill="151517"/>
+        <w:spacing w:before="240" w:beforeAutospacing="0" w:after="240" w:afterAutospacing="0"/>
+        <w:rPr>
+          <w:rFonts w:ascii="Segoe UI" w:hAnsi="Segoe UI" w:cs="Segoe UI"/>
+          <w:color w:val="F9FAFB"/>
+        </w:rPr>
+      </w:pPr>
+      <w:r>
+        <w:rPr>
+          <w:rStyle w:val="a7"/>
+          <w:rFonts w:ascii="Segoe UI" w:hAnsi="Segoe UI" w:cs="Segoe UI"/>
+          <w:color w:val="F9FAFB"/>
+        </w:rPr>
+        <w:t>2.2.1.</w:t>
+      </w:r>
+      <w:r>
+        <w:rPr>
+          <w:rFonts w:ascii="Segoe UI" w:hAnsi="Segoe UI" w:cs="Segoe UI"/>
+          <w:color w:val="F9FAFB"/>
+        </w:rPr>
+        <w:t> Ведущий инженер осуществляет проверку актов о приемке выполненных работ (форма КС-2) на предмет соответствия утвержденной Смете контракта (Ведомости объемов и стоимости работ) в действующей редакции. В рамках данной работы:</w:t>
+      </w:r>
+    </w:p>
+    <w:p>
+      <w:pPr>
+        <w:pStyle w:val="ds-markdown-paragraph"/>
+        <w:numPr>
+          <w:ilvl w:val="0"/>
+          <w:numId w:val="20"/>
+        </w:numPr>
+        <w:shd w:val="clear" w:color="auto" w:fill="151517"/>
+        <w:spacing w:after="0" w:afterAutospacing="0"/>
+        <w:ind w:left="0"/>
+        <w:rPr>
+          <w:rFonts w:ascii="Segoe UI" w:hAnsi="Segoe UI" w:cs="Segoe UI"/>
+          <w:color w:val="F9FAFB"/>
+        </w:rPr>
+      </w:pPr>
+      <w:r>
+        <w:rPr>
+          <w:rFonts w:ascii="Segoe UI" w:hAnsi="Segoe UI" w:cs="Segoe UI"/>
+          <w:color w:val="F9FAFB"/>
+        </w:rPr>
+        <w:t>сверяет наименования и единичные расценки позиций, указанных в акте, с позициями Сметы контракта (Ведомости объемов и стоимости работ), не допуская применения расценок, отсутствующих или измененных без соответствующего согласования;</w:t>
+      </w:r>
+    </w:p>
+    <w:p>
+      <w:pPr>
+        <w:pStyle w:val="ds-markdown-paragraph"/>
+        <w:numPr>
+          <w:ilvl w:val="0"/>
+          <w:numId w:val="20"/>
+        </w:numPr>
+        <w:shd w:val="clear" w:color="auto" w:fill="151517"/>
+        <w:spacing w:after="0" w:afterAutospacing="0"/>
+        <w:ind w:left="0"/>
+        <w:rPr>
+          <w:rFonts w:ascii="Segoe UI" w:hAnsi="Segoe UI" w:cs="Segoe UI"/>
+          <w:color w:val="F9FAFB"/>
+        </w:rPr>
+      </w:pPr>
+      <w:r>
+        <w:rPr>
+          <w:rFonts w:ascii="Segoe UI" w:hAnsi="Segoe UI" w:cs="Segoe UI"/>
+          <w:color w:val="F9FAFB"/>
+        </w:rPr>
+        <w:t>проверяет соответствие фактически предъявленных объемов работ объемам, предусмотренным Сметой контракта, и не допускает приемку объемов, превышающих контрактные обязательства, за исключением случаев, оформленных в установленном порядке;</w:t>
+      </w:r>
+    </w:p>
+    <w:p>
+      <w:pPr>
+        <w:pStyle w:val="ds-markdown-paragraph"/>
+        <w:numPr>
+          <w:ilvl w:val="0"/>
+          <w:numId w:val="20"/>
+        </w:numPr>
+        <w:shd w:val="clear" w:color="auto" w:fill="151517"/>
+        <w:spacing w:after="0" w:afterAutospacing="0"/>
+        <w:ind w:left="0"/>
+        <w:rPr>
+          <w:rFonts w:ascii="Segoe UI" w:hAnsi="Segoe UI" w:cs="Segoe UI"/>
+          <w:color w:val="F9FAFB"/>
+        </w:rPr>
+      </w:pPr>
+      <w:r>
+        <w:rPr>
+          <w:rFonts w:ascii="Segoe UI" w:hAnsi="Segoe UI" w:cs="Segoe UI"/>
+          <w:color w:val="F9FAFB"/>
+        </w:rPr>
+        <w:t>проверяет правильность применения коэффициентов, учитывающих инфляцию, а также коэффициента снижения по результатам закупочных процедур (при наличии);</w:t>
+      </w:r>
+    </w:p>
+    <w:p>
+      <w:pPr>
+        <w:pStyle w:val="ds-markdown-paragraph"/>
+        <w:numPr>
+          <w:ilvl w:val="0"/>
+          <w:numId w:val="20"/>
+        </w:numPr>
+        <w:shd w:val="clear" w:color="auto" w:fill="151517"/>
+        <w:spacing w:after="0" w:afterAutospacing="0"/>
+        <w:ind w:left="0"/>
+        <w:rPr>
+          <w:rFonts w:ascii="Segoe UI" w:hAnsi="Segoe UI" w:cs="Segoe UI"/>
+          <w:color w:val="F9FAFB"/>
+        </w:rPr>
+      </w:pPr>
+      <w:r>
+        <w:rPr>
+          <w:rFonts w:ascii="Segoe UI" w:hAnsi="Segoe UI" w:cs="Segoe UI"/>
+          <w:color w:val="F9FAFB"/>
+        </w:rPr>
+        <w:t>проверяет корректность арифметических расчетов: произведение объема на цену за единицу измерения должно соответствовать итоговой стоимости по каждой позиции, а суммы по разделам и итоговые значения — сводиться без расхождений;</w:t>
+      </w:r>
+    </w:p>
+    <w:p>
+      <w:pPr>
+        <w:pStyle w:val="ds-markdown-paragraph"/>
+        <w:numPr>
+          <w:ilvl w:val="0"/>
+          <w:numId w:val="20"/>
+        </w:numPr>
+        <w:shd w:val="clear" w:color="auto" w:fill="151517"/>
+        <w:spacing w:after="0" w:afterAutospacing="0"/>
+        <w:ind w:left="0"/>
+        <w:rPr>
+          <w:rFonts w:ascii="Segoe UI" w:hAnsi="Segoe UI" w:cs="Segoe UI"/>
+          <w:color w:val="F9FAFB"/>
+        </w:rPr>
+      </w:pPr>
+      <w:r>
+        <w:rPr>
+          <w:rFonts w:ascii="Segoe UI" w:hAnsi="Segoe UI" w:cs="Segoe UI"/>
+          <w:color w:val="F9FAFB"/>
+        </w:rPr>
+        <w:t xml:space="preserve">выявляет и устраняет арифметические ошибки, ошибки округления, </w:t>
+      </w:r>
+      <w:proofErr w:type="spellStart"/>
+      <w:r>
+        <w:rPr>
+          <w:rFonts w:ascii="Segoe UI" w:hAnsi="Segoe UI" w:cs="Segoe UI"/>
+          <w:color w:val="F9FAFB"/>
+        </w:rPr>
+        <w:t>задвоение</w:t>
+      </w:r>
+      <w:proofErr w:type="spellEnd"/>
+      <w:r>
+        <w:rPr>
+          <w:rFonts w:ascii="Segoe UI" w:hAnsi="Segoe UI" w:cs="Segoe UI"/>
+          <w:color w:val="F9FAFB"/>
+        </w:rPr>
+        <w:t xml:space="preserve"> позиций и иные расхождения, препятствующие корректной приемке выполненных работ.</w:t>
+      </w:r>
+    </w:p>
+    <w:p>
+      <w:pPr>
+        <w:pStyle w:val="ds-markdown-paragraph"/>
+        <w:shd w:val="clear" w:color="auto" w:fill="151517"/>
+        <w:spacing w:before="240" w:beforeAutospacing="0" w:after="240" w:afterAutospacing="0"/>
+        <w:rPr>
+          <w:rFonts w:ascii="Segoe UI" w:hAnsi="Segoe UI" w:cs="Segoe UI"/>
+          <w:color w:val="F9FAFB"/>
+        </w:rPr>
+      </w:pPr>
+      <w:r>
+        <w:rPr>
+          <w:rStyle w:val="a7"/>
+          <w:rFonts w:ascii="Segoe UI" w:hAnsi="Segoe UI" w:cs="Segoe UI"/>
+          <w:color w:val="F9FAFB"/>
+        </w:rPr>
+        <w:t>2.2.2.</w:t>
+      </w:r>
+      <w:r>
+        <w:rPr>
+          <w:rFonts w:ascii="Segoe UI" w:hAnsi="Segoe UI" w:cs="Segoe UI"/>
+          <w:color w:val="F9FAFB"/>
+        </w:rPr>
+        <w:t> Ведущий инженер при проверке актов выполненных работ обеспечивает сверку с последней утвержденной редакцией Сметы контракта (Ведомости объемов и стоимости работ) с учетом всех внесенных изменений и дополнительных соглашений к контракту.</w:t>
+      </w:r>
+    </w:p>
+    <w:p>
+      <w:pPr>
+        <w:pStyle w:val="ds-markdown-paragraph"/>
+        <w:shd w:val="clear" w:color="auto" w:fill="151517"/>
+        <w:spacing w:before="240" w:beforeAutospacing="0" w:after="240" w:afterAutospacing="0"/>
+        <w:rPr>
+          <w:rFonts w:ascii="Segoe UI" w:hAnsi="Segoe UI" w:cs="Segoe UI"/>
+          <w:color w:val="F9FAFB"/>
+        </w:rPr>
+      </w:pPr>
+      <w:r>
+        <w:rPr>
+          <w:rStyle w:val="a7"/>
+          <w:rFonts w:ascii="Segoe UI" w:hAnsi="Segoe UI" w:cs="Segoe UI"/>
+          <w:color w:val="F9FAFB"/>
+        </w:rPr>
+        <w:t>2.2.3.</w:t>
+      </w:r>
+      <w:r>
+        <w:rPr>
+          <w:rFonts w:ascii="Segoe UI" w:hAnsi="Segoe UI" w:cs="Segoe UI"/>
+          <w:color w:val="F9FAFB"/>
+        </w:rPr>
+        <w:t> Ведущий инженер по результатам проверки готовит заключение (визирует акты) о соответствии или несоответствии предъявленных к приемке работ условиям контракта и Смете контракта, а при выявлении замечаний — направляет их начальнику сметного отдела для последующего урегулирования с ответственным подразделением.</w:t>
+      </w:r>
+    </w:p>
+    <w:p>
+      <w:pPr>
+        <w:pStyle w:val="ds-markdown-paragraph"/>
+        <w:shd w:val="clear" w:color="auto" w:fill="151517"/>
+        <w:spacing w:before="240" w:beforeAutospacing="0" w:after="240" w:afterAutospacing="0"/>
+        <w:rPr>
+          <w:rFonts w:ascii="Segoe UI" w:hAnsi="Segoe UI" w:cs="Segoe UI"/>
+          <w:color w:val="F9FAFB"/>
+        </w:rPr>
+      </w:pPr>
+      <w:r>
+        <w:rPr>
+          <w:rStyle w:val="a7"/>
+          <w:rFonts w:ascii="Segoe UI" w:hAnsi="Segoe UI" w:cs="Segoe UI"/>
+          <w:color w:val="F9FAFB"/>
+        </w:rPr>
+        <w:lastRenderedPageBreak/>
+        <w:t>2.3. Составление локальных смет и калькуляций на работы по содержанию автомобильных дорог</w:t>
+      </w:r>
+    </w:p>
+    <w:p>
+      <w:pPr>
+        <w:pStyle w:val="ds-markdown-paragraph"/>
+        <w:shd w:val="clear" w:color="auto" w:fill="151517"/>
+        <w:spacing w:before="240" w:beforeAutospacing="0" w:after="240" w:afterAutospacing="0"/>
+        <w:rPr>
+          <w:rFonts w:ascii="Segoe UI" w:hAnsi="Segoe UI" w:cs="Segoe UI"/>
+          <w:color w:val="F9FAFB"/>
+        </w:rPr>
+      </w:pPr>
+      <w:r>
+        <w:rPr>
+          <w:rStyle w:val="a7"/>
+          <w:rFonts w:ascii="Segoe UI" w:hAnsi="Segoe UI" w:cs="Segoe UI"/>
+          <w:color w:val="F9FAFB"/>
+        </w:rPr>
+        <w:t>2.3.1.</w:t>
+      </w:r>
+      <w:r>
+        <w:rPr>
+          <w:rFonts w:ascii="Segoe UI" w:hAnsi="Segoe UI" w:cs="Segoe UI"/>
+          <w:color w:val="F9FAFB"/>
+        </w:rPr>
+        <w:t> Ведущий инженер осуществляет разработку (</w:t>
+      </w:r>
+      <w:proofErr w:type="spellStart"/>
+      <w:r>
+        <w:rPr>
+          <w:rFonts w:ascii="Segoe UI" w:hAnsi="Segoe UI" w:cs="Segoe UI"/>
+          <w:color w:val="F9FAFB"/>
+        </w:rPr>
+        <w:t>осмечивание</w:t>
+      </w:r>
+      <w:proofErr w:type="spellEnd"/>
+      <w:r>
+        <w:rPr>
+          <w:rFonts w:ascii="Segoe UI" w:hAnsi="Segoe UI" w:cs="Segoe UI"/>
+          <w:color w:val="F9FAFB"/>
+        </w:rPr>
+        <w:t>) локальных смет, сметных расчетов и калькуляций на выполнение работ по содержанию автомобильных дорог регионального и межмуниципального значения и искусственных сооружений на них.</w:t>
+      </w:r>
+    </w:p>
+    <w:p>
+      <w:pPr>
+        <w:pStyle w:val="ds-markdown-paragraph"/>
+        <w:shd w:val="clear" w:color="auto" w:fill="151517"/>
+        <w:spacing w:before="240" w:beforeAutospacing="0" w:after="240" w:afterAutospacing="0"/>
+        <w:rPr>
+          <w:rFonts w:ascii="Segoe UI" w:hAnsi="Segoe UI" w:cs="Segoe UI"/>
+          <w:color w:val="F9FAFB"/>
+        </w:rPr>
+      </w:pPr>
+      <w:r>
+        <w:rPr>
+          <w:rStyle w:val="a7"/>
+          <w:rFonts w:ascii="Segoe UI" w:hAnsi="Segoe UI" w:cs="Segoe UI"/>
+          <w:color w:val="F9FAFB"/>
+        </w:rPr>
+        <w:t>2.3.2.</w:t>
+      </w:r>
+      <w:r>
+        <w:rPr>
+          <w:rFonts w:ascii="Segoe UI" w:hAnsi="Segoe UI" w:cs="Segoe UI"/>
+          <w:color w:val="F9FAFB"/>
+        </w:rPr>
+        <w:t> Ведущий инженер разрабатывает и согласовывает единичные расценки на виды работ, отсутствующие в действующей сметно-нормативной базе, с обоснованием стоимости трудовых, материальных ресурсов и эксплуатации машин и механизмов.</w:t>
+      </w:r>
+    </w:p>
+    <w:p>
+      <w:pPr>
+        <w:pStyle w:val="ds-markdown-paragraph"/>
+        <w:shd w:val="clear" w:color="auto" w:fill="151517"/>
+        <w:spacing w:before="240" w:beforeAutospacing="0" w:after="240" w:afterAutospacing="0"/>
+        <w:rPr>
+          <w:rFonts w:ascii="Segoe UI" w:hAnsi="Segoe UI" w:cs="Segoe UI"/>
+          <w:color w:val="F9FAFB"/>
+        </w:rPr>
+      </w:pPr>
+      <w:r>
+        <w:rPr>
+          <w:rStyle w:val="a7"/>
+          <w:rFonts w:ascii="Segoe UI" w:hAnsi="Segoe UI" w:cs="Segoe UI"/>
+          <w:color w:val="F9FAFB"/>
+        </w:rPr>
+        <w:t>2.3.3.</w:t>
+      </w:r>
+      <w:r>
+        <w:rPr>
+          <w:rFonts w:ascii="Segoe UI" w:hAnsi="Segoe UI" w:cs="Segoe UI"/>
+          <w:color w:val="F9FAFB"/>
+        </w:rPr>
+        <w:t> Ведущий инженер подготавливает калькуляции стоимости материальных ресурсов, стоимости машино-часа эксплуатации строительных машин и механизмов, затрат труда работников, применяемые при расчете стоимости работ по содержанию.</w:t>
+      </w:r>
+    </w:p>
+    <w:p>
+      <w:pPr>
+        <w:pStyle w:val="ds-markdown-paragraph"/>
+        <w:shd w:val="clear" w:color="auto" w:fill="151517"/>
+        <w:spacing w:before="240" w:beforeAutospacing="0" w:after="240" w:afterAutospacing="0"/>
+        <w:rPr>
+          <w:rFonts w:ascii="Segoe UI" w:hAnsi="Segoe UI" w:cs="Segoe UI"/>
+          <w:color w:val="F9FAFB"/>
+        </w:rPr>
+      </w:pPr>
+      <w:r>
+        <w:rPr>
+          <w:rStyle w:val="a7"/>
+          <w:rFonts w:ascii="Segoe UI" w:hAnsi="Segoe UI" w:cs="Segoe UI"/>
+          <w:color w:val="F9FAFB"/>
+        </w:rPr>
+        <w:t>2.3.4.</w:t>
+      </w:r>
+      <w:r>
+        <w:rPr>
+          <w:rFonts w:ascii="Segoe UI" w:hAnsi="Segoe UI" w:cs="Segoe UI"/>
+          <w:color w:val="F9FAFB"/>
+        </w:rPr>
+        <w:t> Ведущий инженер при разработке локальных смет и калькуляций руководствуется действующими сметными нормативами, территориальными единичными расценками, индексами изменения сметной стоимости, а также методическими документами в сфере ценообразования и сметного нормирования.</w:t>
+      </w:r>
+    </w:p>
+    <w:p>
+      <w:pPr>
+        <w:pStyle w:val="ds-markdown-paragraph"/>
+        <w:shd w:val="clear" w:color="auto" w:fill="151517"/>
+        <w:spacing w:before="240" w:beforeAutospacing="0" w:after="240" w:afterAutospacing="0"/>
+        <w:rPr>
+          <w:rFonts w:ascii="Segoe UI" w:hAnsi="Segoe UI" w:cs="Segoe UI"/>
+          <w:color w:val="F9FAFB"/>
+        </w:rPr>
+      </w:pPr>
+      <w:r>
+        <w:rPr>
+          <w:rStyle w:val="a7"/>
+          <w:rFonts w:ascii="Segoe UI" w:hAnsi="Segoe UI" w:cs="Segoe UI"/>
+          <w:color w:val="F9FAFB"/>
+        </w:rPr>
+        <w:t>2.3.5.</w:t>
+      </w:r>
+      <w:r>
+        <w:rPr>
+          <w:rFonts w:ascii="Segoe UI" w:hAnsi="Segoe UI" w:cs="Segoe UI"/>
+          <w:color w:val="F9FAFB"/>
+        </w:rPr>
+        <w:t> Ведущий инженер обеспечивает соответствие разработанных локальных смет и калькуляций утвержденной проектной (сметной) документации, ведомостям объемов работ по содержанию, а также условиям заключаемых государственных контрактов.</w:t>
+      </w:r>
+    </w:p>
+    <w:p>
+      <w:pPr>
+        <w:pStyle w:val="a3"/>
+        <w:shd w:val="clear" w:color="auto" w:fill="FFFFFF"/>
+        <w:ind w:left="0" w:right="6" w:firstLine="708"/>
+        <w:contextualSpacing w:val="0"/>
+        <w:jc w:val="both"/>
+        <w:rPr>
+          <w:spacing w:val="-2"/>
+          <w:sz w:val="26"/>
+          <w:szCs w:val="26"/>
+        </w:rPr>
+      </w:pPr>
+    </w:p>
+    <w:p>
+      <w:pPr>
         <w:pStyle w:val="a4"/>
         <w:spacing w:before="0" w:beforeAutospacing="0" w:after="0" w:afterAutospacing="0"/>
         <w:ind w:firstLine="709"/>
@@ -822,1527 +1663,378 @@
           <w:szCs w:val="26"/>
         </w:rPr>
       </w:pPr>
-      <w:r>
-        <w:rPr>
-          <w:sz w:val="26"/>
-          <w:szCs w:val="26"/>
-        </w:rPr>
-        <w:t xml:space="preserve">2.1. </w:t>
-      </w:r>
-      <w:r>
-        <w:rPr>
-          <w:spacing w:val="-1"/>
-          <w:sz w:val="26"/>
-          <w:szCs w:val="26"/>
-        </w:rPr>
-        <w:t>Ведущий инженер</w:t>
-      </w:r>
-      <w:r>
-        <w:rPr>
-          <w:sz w:val="26"/>
-          <w:szCs w:val="26"/>
-        </w:rPr>
-        <w:t xml:space="preserve"> </w:t>
-      </w:r>
-      <w:r>
-        <w:rPr>
-          <w:sz w:val="26"/>
-          <w:szCs w:val="26"/>
-          <w:highlight w:val="yellow"/>
-        </w:rPr>
-        <w:t>проверяет обоснованность стоимости строительно-монтажных</w:t>
-      </w:r>
-      <w:r>
-        <w:rPr>
-          <w:sz w:val="26"/>
-          <w:szCs w:val="26"/>
-          <w:highlight w:val="yellow"/>
-        </w:rPr>
-        <w:t>, ремонтных и иных</w:t>
-      </w:r>
-      <w:r>
-        <w:rPr>
-          <w:sz w:val="26"/>
-          <w:szCs w:val="26"/>
-          <w:highlight w:val="yellow"/>
-        </w:rPr>
-        <w:t xml:space="preserve"> работ и прочих затрат </w:t>
-      </w:r>
-      <w:r>
-        <w:rPr>
-          <w:spacing w:val="-2"/>
-          <w:sz w:val="26"/>
-          <w:szCs w:val="26"/>
-          <w:highlight w:val="yellow"/>
-        </w:rPr>
-        <w:t>ГКУ</w:t>
-      </w:r>
-      <w:r>
-        <w:rPr>
-          <w:sz w:val="26"/>
-          <w:szCs w:val="26"/>
-          <w:highlight w:val="yellow"/>
-        </w:rPr>
-        <w:t xml:space="preserve"> «Дирекции ТДФ» в отношении документации на основании которой предполагается заключение государственных </w:t>
-      </w:r>
-      <w:r>
-        <w:rPr>
-          <w:sz w:val="26"/>
-          <w:szCs w:val="26"/>
-          <w:highlight w:val="yellow"/>
-        </w:rPr>
-        <w:t>контрактов,</w:t>
-      </w:r>
-      <w:r>
-        <w:rPr>
-          <w:sz w:val="26"/>
-          <w:szCs w:val="26"/>
-        </w:rPr>
-        <w:t xml:space="preserve"> </w:t>
-      </w:r>
-      <w:r>
-        <w:rPr>
-          <w:sz w:val="26"/>
-          <w:szCs w:val="26"/>
-        </w:rPr>
-        <w:t>заключаемых ГКУ «Ди</w:t>
-      </w:r>
-      <w:r>
-        <w:rPr>
-          <w:sz w:val="26"/>
-          <w:szCs w:val="26"/>
-        </w:rPr>
-        <w:t xml:space="preserve">рекция ТДФ» (далее – контракты), </w:t>
-      </w:r>
-      <w:r>
-        <w:rPr>
-          <w:sz w:val="26"/>
-          <w:szCs w:val="26"/>
-        </w:rPr>
-        <w:t>с</w:t>
-      </w:r>
+    </w:p>
+    <w:p>
+      <w:pPr>
+        <w:pStyle w:val="ds-markdown-paragraph"/>
+        <w:shd w:val="clear" w:color="auto" w:fill="151517"/>
+        <w:spacing w:before="240" w:beforeAutospacing="0" w:after="240" w:afterAutospacing="0"/>
+        <w:rPr>
+          <w:rFonts w:ascii="Segoe UI" w:hAnsi="Segoe UI" w:cs="Segoe UI"/>
+          <w:color w:val="F9FAFB"/>
+        </w:rPr>
+      </w:pPr>
+      <w:r>
+        <w:rPr>
+          <w:rStyle w:val="a7"/>
+          <w:rFonts w:ascii="Segoe UI" w:hAnsi="Segoe UI" w:cs="Segoe UI"/>
+          <w:color w:val="F9FAFB"/>
+        </w:rPr>
+        <w:t>2.4. Расчет начальной (максимальной) цены контракта, обоснование затрат и изменение цены контракта</w:t>
+      </w:r>
+    </w:p>
+    <w:p>
+      <w:pPr>
+        <w:pStyle w:val="ds-markdown-paragraph"/>
+        <w:shd w:val="clear" w:color="auto" w:fill="151517"/>
+        <w:spacing w:before="240" w:beforeAutospacing="0" w:after="240" w:afterAutospacing="0"/>
+        <w:rPr>
+          <w:rFonts w:ascii="Segoe UI" w:hAnsi="Segoe UI" w:cs="Segoe UI"/>
+          <w:color w:val="F9FAFB"/>
+        </w:rPr>
+      </w:pPr>
+      <w:r>
+        <w:rPr>
+          <w:rStyle w:val="a7"/>
+          <w:rFonts w:ascii="Segoe UI" w:hAnsi="Segoe UI" w:cs="Segoe UI"/>
+          <w:color w:val="F9FAFB"/>
+        </w:rPr>
+        <w:t>2.4.1.</w:t>
+      </w:r>
+      <w:r>
+        <w:rPr>
+          <w:rFonts w:ascii="Segoe UI" w:hAnsi="Segoe UI" w:cs="Segoe UI"/>
+          <w:color w:val="F9FAFB"/>
+        </w:rPr>
+        <w:t> Ведущий инженер осуществляет расчет и обоснование начальной (максимальной) цены контракта (далее – НМЦК) для проведения конкурентных процедур по определению поставщика (подрядчика, исполнителя), а также для заключения контрактов с единственным поставщиком в соответствии со статьей 93 Федерального закона от 05.04.2013 № 44-ФЗ «О контрактной системе в сфере закупок товаров, работ, услуг для обеспечения государственных и муниципальных нужд» (далее – Федеральный закон № 44-ФЗ).</w:t>
+      </w:r>
+    </w:p>
+    <w:p>
+      <w:pPr>
+        <w:pStyle w:val="ds-markdown-paragraph"/>
+        <w:shd w:val="clear" w:color="auto" w:fill="151517"/>
+        <w:spacing w:before="240" w:beforeAutospacing="0" w:after="240" w:afterAutospacing="0"/>
+        <w:rPr>
+          <w:rFonts w:ascii="Segoe UI" w:hAnsi="Segoe UI" w:cs="Segoe UI"/>
+          <w:color w:val="F9FAFB"/>
+        </w:rPr>
+      </w:pPr>
+      <w:r>
+        <w:rPr>
+          <w:rStyle w:val="a7"/>
+          <w:rFonts w:ascii="Segoe UI" w:hAnsi="Segoe UI" w:cs="Segoe UI"/>
+          <w:color w:val="F9FAFB"/>
+        </w:rPr>
+        <w:t>2.4.2.</w:t>
+      </w:r>
+      <w:r>
+        <w:rPr>
+          <w:rFonts w:ascii="Segoe UI" w:hAnsi="Segoe UI" w:cs="Segoe UI"/>
+          <w:color w:val="F9FAFB"/>
+        </w:rPr>
+        <w:t> Ведущий инженер при расчете НМЦК руководствуется:</w:t>
+      </w:r>
+    </w:p>
+    <w:p>
+      <w:pPr>
+        <w:pStyle w:val="ds-markdown-paragraph"/>
+        <w:numPr>
+          <w:ilvl w:val="0"/>
+          <w:numId w:val="21"/>
+        </w:numPr>
+        <w:shd w:val="clear" w:color="auto" w:fill="151517"/>
+        <w:spacing w:after="0" w:afterAutospacing="0"/>
+        <w:ind w:left="0"/>
+        <w:rPr>
+          <w:rFonts w:ascii="Segoe UI" w:hAnsi="Segoe UI" w:cs="Segoe UI"/>
+          <w:color w:val="F9FAFB"/>
+        </w:rPr>
+      </w:pPr>
+      <w:r>
+        <w:rPr>
+          <w:rFonts w:ascii="Segoe UI" w:hAnsi="Segoe UI" w:cs="Segoe UI"/>
+          <w:color w:val="F9FAFB"/>
+        </w:rPr>
+        <w:t>статьей 22 Федерального закона № 44-ФЗ;</w:t>
+      </w:r>
+    </w:p>
+    <w:p>
+      <w:pPr>
+        <w:pStyle w:val="ds-markdown-paragraph"/>
+        <w:numPr>
+          <w:ilvl w:val="0"/>
+          <w:numId w:val="21"/>
+        </w:numPr>
+        <w:shd w:val="clear" w:color="auto" w:fill="151517"/>
+        <w:spacing w:after="0" w:afterAutospacing="0"/>
+        <w:ind w:left="0"/>
+        <w:rPr>
+          <w:rFonts w:ascii="Segoe UI" w:hAnsi="Segoe UI" w:cs="Segoe UI"/>
+          <w:color w:val="F9FAFB"/>
+        </w:rPr>
+      </w:pPr>
+      <w:r>
+        <w:rPr>
+          <w:rFonts w:ascii="Segoe UI" w:hAnsi="Segoe UI" w:cs="Segoe UI"/>
+          <w:color w:val="F9FAFB"/>
+        </w:rPr>
+        <w:t>Порядком и Методикой, утвержденными Приказом Минстроя России от 21.08.2023 № 604/</w:t>
+      </w:r>
+      <w:proofErr w:type="spellStart"/>
+      <w:r>
+        <w:rPr>
+          <w:rFonts w:ascii="Segoe UI" w:hAnsi="Segoe UI" w:cs="Segoe UI"/>
+          <w:color w:val="F9FAFB"/>
+        </w:rPr>
+        <w:t>пр</w:t>
+      </w:r>
+      <w:proofErr w:type="spellEnd"/>
+      <w:r>
+        <w:rPr>
+          <w:rFonts w:ascii="Segoe UI" w:hAnsi="Segoe UI" w:cs="Segoe UI"/>
+          <w:color w:val="F9FAFB"/>
+        </w:rPr>
+        <w:t>;</w:t>
+      </w:r>
+    </w:p>
+    <w:p>
+      <w:pPr>
+        <w:pStyle w:val="ds-markdown-paragraph"/>
+        <w:numPr>
+          <w:ilvl w:val="0"/>
+          <w:numId w:val="21"/>
+        </w:numPr>
+        <w:shd w:val="clear" w:color="auto" w:fill="151517"/>
+        <w:spacing w:after="0" w:afterAutospacing="0"/>
+        <w:ind w:left="0"/>
+        <w:rPr>
+          <w:rFonts w:ascii="Segoe UI" w:hAnsi="Segoe UI" w:cs="Segoe UI"/>
+          <w:color w:val="F9FAFB"/>
+        </w:rPr>
+      </w:pPr>
+      <w:r>
+        <w:rPr>
+          <w:rFonts w:ascii="Segoe UI" w:hAnsi="Segoe UI" w:cs="Segoe UI"/>
+          <w:color w:val="F9FAFB"/>
+        </w:rPr>
+        <w:lastRenderedPageBreak/>
+        <w:t>Методическими рекомендациями по применению методов определения начальной (максимальной) цены контракта, утвержденными Приказом Минэкономразвития России от 02.10.2013 № 567;</w:t>
+      </w:r>
+    </w:p>
+    <w:p>
+      <w:pPr>
+        <w:pStyle w:val="ds-markdown-paragraph"/>
+        <w:numPr>
+          <w:ilvl w:val="0"/>
+          <w:numId w:val="21"/>
+        </w:numPr>
+        <w:shd w:val="clear" w:color="auto" w:fill="151517"/>
+        <w:spacing w:after="0" w:afterAutospacing="0"/>
+        <w:ind w:left="0"/>
+        <w:rPr>
+          <w:rFonts w:ascii="Segoe UI" w:hAnsi="Segoe UI" w:cs="Segoe UI"/>
+          <w:color w:val="F9FAFB"/>
+        </w:rPr>
+      </w:pPr>
+      <w:r>
+        <w:rPr>
+          <w:rFonts w:ascii="Segoe UI" w:hAnsi="Segoe UI" w:cs="Segoe UI"/>
+          <w:color w:val="F9FAFB"/>
+        </w:rPr>
+        <w:t>иными нормативными правовыми актами в сфере ценообразования и сметного нормирования.</w:t>
+      </w:r>
+    </w:p>
+    <w:p>
+      <w:pPr>
+        <w:pStyle w:val="ds-markdown-paragraph"/>
+        <w:shd w:val="clear" w:color="auto" w:fill="151517"/>
+        <w:spacing w:before="240" w:beforeAutospacing="0" w:after="240" w:afterAutospacing="0"/>
+        <w:rPr>
+          <w:rFonts w:ascii="Segoe UI" w:hAnsi="Segoe UI" w:cs="Segoe UI"/>
+          <w:color w:val="F9FAFB"/>
+        </w:rPr>
+      </w:pPr>
+      <w:r>
+        <w:rPr>
+          <w:rStyle w:val="a7"/>
+          <w:rFonts w:ascii="Segoe UI" w:hAnsi="Segoe UI" w:cs="Segoe UI"/>
+          <w:color w:val="F9FAFB"/>
+        </w:rPr>
+        <w:t>2.4.3.</w:t>
+      </w:r>
+      <w:r>
+        <w:rPr>
+          <w:rFonts w:ascii="Segoe UI" w:hAnsi="Segoe UI" w:cs="Segoe UI"/>
+          <w:color w:val="F9FAFB"/>
+        </w:rPr>
+        <w:t> Ведущий инженер осуществляет расчет и обоснование НМЦК на выполнение работ по:</w:t>
+      </w:r>
+    </w:p>
+    <w:p>
+      <w:pPr>
+        <w:pStyle w:val="ds-markdown-paragraph"/>
+        <w:numPr>
+          <w:ilvl w:val="0"/>
+          <w:numId w:val="22"/>
+        </w:numPr>
+        <w:shd w:val="clear" w:color="auto" w:fill="151517"/>
+        <w:spacing w:after="0" w:afterAutospacing="0"/>
+        <w:ind w:left="0"/>
+        <w:rPr>
+          <w:rFonts w:ascii="Segoe UI" w:hAnsi="Segoe UI" w:cs="Segoe UI"/>
+          <w:color w:val="F9FAFB"/>
+        </w:rPr>
+      </w:pPr>
+      <w:r>
+        <w:rPr>
+          <w:rFonts w:ascii="Segoe UI" w:hAnsi="Segoe UI" w:cs="Segoe UI"/>
+          <w:color w:val="F9FAFB"/>
+        </w:rPr>
+        <w:t>содержанию автомобильных дорог и искусственных сооружений;</w:t>
+      </w:r>
+    </w:p>
+    <w:p>
+      <w:pPr>
+        <w:pStyle w:val="ds-markdown-paragraph"/>
+        <w:numPr>
+          <w:ilvl w:val="0"/>
+          <w:numId w:val="22"/>
+        </w:numPr>
+        <w:shd w:val="clear" w:color="auto" w:fill="151517"/>
+        <w:spacing w:after="0" w:afterAutospacing="0"/>
+        <w:ind w:left="0"/>
+        <w:rPr>
+          <w:rFonts w:ascii="Segoe UI" w:hAnsi="Segoe UI" w:cs="Segoe UI"/>
+          <w:color w:val="F9FAFB"/>
+        </w:rPr>
+      </w:pPr>
+      <w:r>
+        <w:rPr>
+          <w:rFonts w:ascii="Segoe UI" w:hAnsi="Segoe UI" w:cs="Segoe UI"/>
+          <w:color w:val="F9FAFB"/>
+        </w:rPr>
+        <w:t>ремонту, капитальному ремонту, реконструкции и строительству объектов дорожно-мостового хозяйства;</w:t>
+      </w:r>
+    </w:p>
+    <w:p>
+      <w:pPr>
+        <w:pStyle w:val="ds-markdown-paragraph"/>
+        <w:numPr>
+          <w:ilvl w:val="0"/>
+          <w:numId w:val="22"/>
+        </w:numPr>
+        <w:shd w:val="clear" w:color="auto" w:fill="151517"/>
+        <w:spacing w:after="0" w:afterAutospacing="0"/>
+        <w:ind w:left="0"/>
+        <w:rPr>
+          <w:rFonts w:ascii="Segoe UI" w:hAnsi="Segoe UI" w:cs="Segoe UI"/>
+          <w:color w:val="F9FAFB"/>
+        </w:rPr>
+      </w:pPr>
+      <w:r>
+        <w:rPr>
+          <w:rFonts w:ascii="Segoe UI" w:hAnsi="Segoe UI" w:cs="Segoe UI"/>
+          <w:color w:val="F9FAFB"/>
+        </w:rPr>
+        <w:t>прочим нуждам Учреждения (приобретение основных средств, программного обеспечения, обучение и иные расходы).</w:t>
+      </w:r>
+    </w:p>
+    <w:p>
+      <w:pPr>
+        <w:pStyle w:val="ds-markdown-paragraph"/>
+        <w:shd w:val="clear" w:color="auto" w:fill="151517"/>
+        <w:spacing w:before="240" w:beforeAutospacing="0" w:after="240" w:afterAutospacing="0"/>
+        <w:rPr>
+          <w:rFonts w:ascii="Segoe UI" w:hAnsi="Segoe UI" w:cs="Segoe UI"/>
+          <w:color w:val="F9FAFB"/>
+        </w:rPr>
+      </w:pPr>
+      <w:r>
+        <w:rPr>
+          <w:rStyle w:val="a7"/>
+          <w:rFonts w:ascii="Segoe UI" w:hAnsi="Segoe UI" w:cs="Segoe UI"/>
+          <w:color w:val="F9FAFB"/>
+        </w:rPr>
+        <w:t>2.4.4.</w:t>
+      </w:r>
+      <w:r>
+        <w:rPr>
+          <w:rFonts w:ascii="Segoe UI" w:hAnsi="Segoe UI" w:cs="Segoe UI"/>
+          <w:color w:val="F9FAFB"/>
+        </w:rPr>
+        <w:t> Ведущий инженер, по поручению начальника отдела, участвует в подготовке обоснований затрат для включения объектов дорожно-мостового хозяйства (строительство, реконструкция, капитальный ремонт, ремонт) в федеральные и региональные программы.</w:t>
+      </w:r>
+    </w:p>
+    <w:p>
+      <w:pPr>
+        <w:pStyle w:val="ds-markdown-paragraph"/>
+        <w:shd w:val="clear" w:color="auto" w:fill="151517"/>
+        <w:spacing w:before="240" w:beforeAutospacing="0" w:after="240" w:afterAutospacing="0"/>
+        <w:rPr>
+          <w:rFonts w:ascii="Segoe UI" w:hAnsi="Segoe UI" w:cs="Segoe UI"/>
+          <w:color w:val="F9FAFB"/>
+        </w:rPr>
+      </w:pPr>
+      <w:r>
+        <w:rPr>
+          <w:rStyle w:val="a7"/>
+          <w:rFonts w:ascii="Segoe UI" w:hAnsi="Segoe UI" w:cs="Segoe UI"/>
+          <w:color w:val="F9FAFB"/>
+        </w:rPr>
+        <w:t>2.4.5.</w:t>
+      </w:r>
+      <w:r>
+        <w:rPr>
+          <w:rFonts w:ascii="Segoe UI" w:hAnsi="Segoe UI" w:cs="Segoe UI"/>
+          <w:color w:val="F9FAFB"/>
+        </w:rPr>
+        <w:t> Ведущий инженер осуществляет пересчет (изменение) цены контракта после получения положительного заключения экспертизы проектной документации в случаях, предусмотренных частью 62 статьи 112 Федерального закона № 44-ФЗ, в соответствии с Порядком и Методикой, утвержденными Приказом Минстроя России от 21.08.2023 № 604/пр.</w:t>
+      </w:r>
+    </w:p>
+    <w:p>
+      <w:pPr>
+        <w:pStyle w:val="ds-markdown-paragraph"/>
+        <w:shd w:val="clear" w:color="auto" w:fill="151517"/>
+        <w:spacing w:before="240" w:beforeAutospacing="0" w:after="240" w:afterAutospacing="0"/>
+        <w:rPr>
+          <w:rFonts w:ascii="Segoe UI" w:hAnsi="Segoe UI" w:cs="Segoe UI"/>
+          <w:color w:val="F9FAFB"/>
+        </w:rPr>
+      </w:pPr>
+      <w:r>
+        <w:rPr>
+          <w:rStyle w:val="a7"/>
+          <w:rFonts w:ascii="Segoe UI" w:hAnsi="Segoe UI" w:cs="Segoe UI"/>
+          <w:color w:val="F9FAFB"/>
+        </w:rPr>
+        <w:t>2.4.6.</w:t>
+      </w:r>
+      <w:r>
+        <w:rPr>
+          <w:rFonts w:ascii="Segoe UI" w:hAnsi="Segoe UI" w:cs="Segoe UI"/>
+          <w:color w:val="F9FAFB"/>
+        </w:rPr>
+        <w:t> Ведущий инженер готовит расчеты и обосновывающие материалы для формирования прогнозных объемов финансирования дорожной деятельности (обоснование стоимости будущих объектов).</w:t>
+      </w:r>
+    </w:p>
+    <w:p>
+      <w:pPr>
+        <w:pStyle w:val="a3"/>
+        <w:shd w:val="clear" w:color="auto" w:fill="FFFFFF"/>
+        <w:tabs>
+          <w:tab w:val="left" w:pos="1134"/>
+        </w:tabs>
+        <w:ind w:left="0" w:firstLine="709"/>
+        <w:jc w:val="both"/>
+        <w:rPr>
+          <w:bCs/>
+          <w:spacing w:val="-1"/>
+          <w:sz w:val="26"/>
+          <w:szCs w:val="26"/>
+        </w:rPr>
+      </w:pPr>
       <w:bookmarkStart w:id="0" w:name="_GoBack"/>
       <w:bookmarkEnd w:id="0"/>
-      <w:r>
-        <w:rPr>
-          <w:sz w:val="26"/>
-          <w:szCs w:val="26"/>
-        </w:rPr>
-        <w:t xml:space="preserve"> учетом возможного удорожания в период</w:t>
-      </w:r>
-      <w:r>
-        <w:rPr>
-          <w:sz w:val="26"/>
-          <w:szCs w:val="26"/>
-        </w:rPr>
-        <w:t xml:space="preserve"> выполнения работ (оказания услуг, приобретения товара)</w:t>
-      </w:r>
-      <w:r>
-        <w:rPr>
-          <w:sz w:val="26"/>
-          <w:szCs w:val="26"/>
-        </w:rPr>
-        <w:t>, обусловленного инфляцией, научно-техническим и социальным прогрессом, затратами на мероприятия по охране окружающей среды.</w:t>
-      </w:r>
-    </w:p>
-    <w:p>
-      <w:pPr>
-        <w:suppressAutoHyphens/>
-        <w:ind w:firstLine="709"/>
-        <w:jc w:val="both"/>
-        <w:rPr>
-          <w:sz w:val="26"/>
-          <w:szCs w:val="26"/>
-        </w:rPr>
-      </w:pPr>
-      <w:r>
-        <w:rPr>
-          <w:sz w:val="26"/>
-          <w:szCs w:val="26"/>
-        </w:rPr>
-        <w:t>2.</w:t>
-      </w:r>
-      <w:r>
-        <w:rPr>
-          <w:sz w:val="26"/>
-          <w:szCs w:val="26"/>
-        </w:rPr>
-        <w:t>2</w:t>
-      </w:r>
-      <w:r>
-        <w:rPr>
-          <w:sz w:val="26"/>
-          <w:szCs w:val="26"/>
-        </w:rPr>
-        <w:t xml:space="preserve">. </w:t>
-      </w:r>
-      <w:r>
-        <w:rPr>
-          <w:spacing w:val="-1"/>
-          <w:sz w:val="26"/>
-          <w:szCs w:val="26"/>
-        </w:rPr>
-        <w:t>Ведущий инженер</w:t>
-      </w:r>
-      <w:r>
-        <w:rPr>
-          <w:sz w:val="26"/>
-          <w:szCs w:val="26"/>
-        </w:rPr>
-        <w:t xml:space="preserve"> </w:t>
-      </w:r>
-      <w:r>
-        <w:rPr>
-          <w:sz w:val="26"/>
-          <w:szCs w:val="26"/>
-          <w:highlight w:val="yellow"/>
-        </w:rPr>
-        <w:t>проводит анализ ежеквартальных индексов изменения сметной стоимости на проектные и изыскательские работы, на строительно-</w:t>
-      </w:r>
-      <w:r>
-        <w:rPr>
-          <w:sz w:val="26"/>
-          <w:szCs w:val="26"/>
-          <w:highlight w:val="yellow"/>
-        </w:rPr>
-        <w:lastRenderedPageBreak/>
-        <w:t>монтажные работы по сферам деятельности ГКУ «Дирекция ТДФ»,</w:t>
-      </w:r>
-      <w:r>
-        <w:rPr>
-          <w:sz w:val="26"/>
-          <w:szCs w:val="26"/>
-        </w:rPr>
-        <w:t xml:space="preserve"> утверждаемым Министерством строительства и жилищно-коммунального </w:t>
-      </w:r>
-      <w:r>
-        <w:rPr>
-          <w:sz w:val="26"/>
-          <w:szCs w:val="26"/>
-        </w:rPr>
-        <w:t>хозяйства Российской Федерации (</w:t>
-      </w:r>
-      <w:r>
-        <w:rPr>
-          <w:sz w:val="26"/>
-          <w:szCs w:val="26"/>
-        </w:rPr>
-        <w:t>Минстроем России).</w:t>
-      </w:r>
-    </w:p>
-    <w:p>
-      <w:pPr>
-        <w:pStyle w:val="a4"/>
-        <w:spacing w:before="0" w:beforeAutospacing="0" w:after="0" w:afterAutospacing="0"/>
-        <w:ind w:firstLine="709"/>
-        <w:jc w:val="both"/>
-        <w:rPr>
-          <w:sz w:val="26"/>
-          <w:szCs w:val="26"/>
-        </w:rPr>
-      </w:pPr>
-      <w:r>
-        <w:rPr>
-          <w:sz w:val="26"/>
-          <w:szCs w:val="26"/>
-          <w:highlight w:val="green"/>
-        </w:rPr>
-        <w:t xml:space="preserve">2.3. </w:t>
-      </w:r>
-      <w:r>
-        <w:rPr>
-          <w:spacing w:val="-1"/>
-          <w:sz w:val="26"/>
-          <w:szCs w:val="26"/>
-          <w:highlight w:val="green"/>
-        </w:rPr>
-        <w:t>Ведущий инженер</w:t>
-      </w:r>
-      <w:r>
-        <w:rPr>
-          <w:sz w:val="26"/>
-          <w:szCs w:val="26"/>
-          <w:highlight w:val="green"/>
-        </w:rPr>
-        <w:t xml:space="preserve"> участвует в выборе наиболее оптимальной схемы расчетов за выполненные работы, услуги, поставку товаров.</w:t>
-      </w:r>
-      <w:r>
-        <w:rPr>
-          <w:sz w:val="26"/>
-          <w:szCs w:val="26"/>
-        </w:rPr>
-        <w:t xml:space="preserve"> </w:t>
-      </w:r>
-    </w:p>
-    <w:p>
-      <w:pPr>
-        <w:pStyle w:val="a4"/>
-        <w:spacing w:before="0" w:beforeAutospacing="0" w:after="0" w:afterAutospacing="0"/>
-        <w:ind w:firstLine="709"/>
-        <w:jc w:val="both"/>
-        <w:rPr>
-          <w:b/>
-          <w:color w:val="000000" w:themeColor="text1"/>
-          <w:sz w:val="26"/>
-          <w:szCs w:val="26"/>
-        </w:rPr>
-      </w:pPr>
-      <w:r>
-        <w:rPr>
-          <w:color w:val="000000" w:themeColor="text1"/>
-          <w:sz w:val="26"/>
-          <w:szCs w:val="26"/>
-          <w:highlight w:val="green"/>
-        </w:rPr>
-        <w:t>2.</w:t>
-      </w:r>
-      <w:r>
-        <w:rPr>
-          <w:color w:val="000000" w:themeColor="text1"/>
-          <w:sz w:val="26"/>
-          <w:szCs w:val="26"/>
-          <w:highlight w:val="green"/>
-        </w:rPr>
-        <w:t>4</w:t>
-      </w:r>
-      <w:r>
-        <w:rPr>
-          <w:color w:val="000000" w:themeColor="text1"/>
-          <w:sz w:val="26"/>
-          <w:szCs w:val="26"/>
-          <w:highlight w:val="green"/>
-        </w:rPr>
-        <w:t>.</w:t>
-      </w:r>
-      <w:r>
-        <w:rPr>
-          <w:color w:val="000000" w:themeColor="text1"/>
-          <w:sz w:val="26"/>
-          <w:szCs w:val="26"/>
-          <w:highlight w:val="green"/>
-        </w:rPr>
-        <w:t xml:space="preserve"> </w:t>
-      </w:r>
-      <w:r>
-        <w:rPr>
-          <w:spacing w:val="-1"/>
-          <w:sz w:val="26"/>
-          <w:szCs w:val="26"/>
-          <w:highlight w:val="green"/>
-        </w:rPr>
-        <w:t>Ведущий инженер</w:t>
-      </w:r>
-      <w:r>
-        <w:rPr>
-          <w:sz w:val="26"/>
-          <w:szCs w:val="26"/>
-          <w:highlight w:val="green"/>
-        </w:rPr>
-        <w:t xml:space="preserve"> осуществляет проверку соответствия выполнения обязательств контрагентов по контрактам в части проверки соответствия актов выполненных работ сметной документации (расчетам) согласно заключенных контрактов.</w:t>
-      </w:r>
-    </w:p>
-    <w:p>
-      <w:pPr>
-        <w:suppressAutoHyphens/>
-        <w:ind w:firstLine="709"/>
-        <w:jc w:val="both"/>
-        <w:rPr>
-          <w:sz w:val="26"/>
-          <w:szCs w:val="26"/>
-        </w:rPr>
-      </w:pPr>
-      <w:r>
-        <w:rPr>
-          <w:sz w:val="26"/>
-          <w:szCs w:val="26"/>
-          <w:highlight w:val="green"/>
-        </w:rPr>
-        <w:t xml:space="preserve">2.5. </w:t>
-      </w:r>
-      <w:r>
-        <w:rPr>
-          <w:spacing w:val="-1"/>
-          <w:sz w:val="26"/>
-          <w:szCs w:val="26"/>
-          <w:highlight w:val="green"/>
-        </w:rPr>
-        <w:t>Ведущий инженер</w:t>
-      </w:r>
-      <w:r>
-        <w:rPr>
-          <w:sz w:val="26"/>
-          <w:szCs w:val="26"/>
-          <w:highlight w:val="green"/>
-        </w:rPr>
-        <w:t xml:space="preserve"> участвует, по поручению начальника отдела, в подготовке обоснования затрат для включения объектов дорожно-мостового хозяйства (строительства, реконструкции, капитального ремонта, ремонта и т.п.) в федеральные и региональные программы.</w:t>
-      </w:r>
-    </w:p>
-    <w:p>
-      <w:pPr>
-        <w:pStyle w:val="a4"/>
-        <w:spacing w:before="0" w:beforeAutospacing="0" w:after="0" w:afterAutospacing="0"/>
-        <w:ind w:firstLine="709"/>
-        <w:jc w:val="both"/>
-        <w:rPr>
-          <w:color w:val="000000" w:themeColor="text1"/>
-          <w:sz w:val="26"/>
-          <w:szCs w:val="26"/>
-        </w:rPr>
-      </w:pPr>
-      <w:r>
-        <w:rPr>
-          <w:color w:val="000000" w:themeColor="text1"/>
-          <w:sz w:val="26"/>
-          <w:szCs w:val="26"/>
-          <w:highlight w:val="green"/>
-        </w:rPr>
-        <w:t xml:space="preserve">2.6. </w:t>
-      </w:r>
-      <w:r>
-        <w:rPr>
-          <w:spacing w:val="-1"/>
-          <w:sz w:val="26"/>
-          <w:szCs w:val="26"/>
-          <w:highlight w:val="green"/>
-        </w:rPr>
-        <w:t>Ведущий инженер</w:t>
-      </w:r>
-      <w:r>
-        <w:rPr>
-          <w:color w:val="000000" w:themeColor="text1"/>
-          <w:sz w:val="26"/>
-          <w:szCs w:val="26"/>
-          <w:highlight w:val="green"/>
-        </w:rPr>
-        <w:t xml:space="preserve"> осуществляет </w:t>
-      </w:r>
-      <w:r>
-        <w:rPr>
-          <w:color w:val="000000" w:themeColor="text1"/>
-          <w:sz w:val="26"/>
-          <w:szCs w:val="26"/>
-          <w:highlight w:val="green"/>
-        </w:rPr>
-        <w:t>расчет</w:t>
-      </w:r>
-      <w:r>
-        <w:rPr>
-          <w:color w:val="000000" w:themeColor="text1"/>
-          <w:sz w:val="26"/>
-          <w:szCs w:val="26"/>
-          <w:highlight w:val="green"/>
-        </w:rPr>
-        <w:t xml:space="preserve"> и </w:t>
-      </w:r>
-      <w:r>
-        <w:rPr>
-          <w:color w:val="000000" w:themeColor="text1"/>
-          <w:sz w:val="26"/>
-          <w:szCs w:val="26"/>
-          <w:highlight w:val="green"/>
-        </w:rPr>
-        <w:t>обоснование</w:t>
-      </w:r>
-      <w:r>
-        <w:rPr>
-          <w:color w:val="000000" w:themeColor="text1"/>
-          <w:sz w:val="26"/>
-          <w:szCs w:val="26"/>
-          <w:highlight w:val="green"/>
-        </w:rPr>
-        <w:t xml:space="preserve"> начальной</w:t>
-      </w:r>
-      <w:r>
-        <w:rPr>
-          <w:color w:val="000000" w:themeColor="text1"/>
-          <w:sz w:val="26"/>
-          <w:szCs w:val="26"/>
-          <w:highlight w:val="green"/>
-        </w:rPr>
-        <w:t xml:space="preserve"> (максимальной)</w:t>
-      </w:r>
-      <w:r>
-        <w:rPr>
-          <w:color w:val="000000" w:themeColor="text1"/>
-          <w:sz w:val="26"/>
-          <w:szCs w:val="26"/>
-          <w:highlight w:val="green"/>
-        </w:rPr>
-        <w:t xml:space="preserve"> цен</w:t>
-      </w:r>
-      <w:r>
-        <w:rPr>
-          <w:color w:val="000000" w:themeColor="text1"/>
-          <w:sz w:val="26"/>
-          <w:szCs w:val="26"/>
-          <w:highlight w:val="green"/>
-        </w:rPr>
-        <w:t>ы</w:t>
-      </w:r>
-      <w:r>
-        <w:rPr>
-          <w:color w:val="000000" w:themeColor="text1"/>
-          <w:sz w:val="26"/>
-          <w:szCs w:val="26"/>
-          <w:highlight w:val="green"/>
-        </w:rPr>
-        <w:t xml:space="preserve"> контракта</w:t>
-      </w:r>
-      <w:r>
-        <w:rPr>
-          <w:color w:val="000000" w:themeColor="text1"/>
-          <w:sz w:val="26"/>
-          <w:szCs w:val="26"/>
-          <w:highlight w:val="green"/>
-        </w:rPr>
-        <w:t xml:space="preserve"> (далее – НМЦК), необходимых для заключения контрактов,</w:t>
-      </w:r>
-      <w:r>
-        <w:rPr>
-          <w:color w:val="000000" w:themeColor="text1"/>
-          <w:sz w:val="26"/>
-          <w:szCs w:val="26"/>
-          <w:highlight w:val="green"/>
-        </w:rPr>
-        <w:t xml:space="preserve"> </w:t>
-      </w:r>
-      <w:r>
-        <w:rPr>
-          <w:color w:val="000000" w:themeColor="text1"/>
-          <w:sz w:val="26"/>
-          <w:szCs w:val="26"/>
-          <w:highlight w:val="green"/>
-        </w:rPr>
-        <w:t>для</w:t>
-      </w:r>
-      <w:r>
-        <w:rPr>
-          <w:color w:val="000000" w:themeColor="text1"/>
-          <w:sz w:val="26"/>
-          <w:szCs w:val="26"/>
-          <w:highlight w:val="green"/>
-        </w:rPr>
-        <w:t xml:space="preserve"> проведени</w:t>
-      </w:r>
-      <w:r>
-        <w:rPr>
-          <w:color w:val="000000" w:themeColor="text1"/>
-          <w:sz w:val="26"/>
-          <w:szCs w:val="26"/>
-          <w:highlight w:val="green"/>
-        </w:rPr>
-        <w:t xml:space="preserve">я </w:t>
-      </w:r>
-      <w:r>
-        <w:rPr>
-          <w:color w:val="000000" w:themeColor="text1"/>
-          <w:sz w:val="26"/>
-          <w:szCs w:val="26"/>
-          <w:highlight w:val="green"/>
-        </w:rPr>
-        <w:t xml:space="preserve">конкурентных </w:t>
-      </w:r>
-      <w:r>
-        <w:rPr>
-          <w:color w:val="000000" w:themeColor="text1"/>
-          <w:sz w:val="26"/>
-          <w:szCs w:val="26"/>
-          <w:highlight w:val="green"/>
-        </w:rPr>
-        <w:t xml:space="preserve">процедур </w:t>
-      </w:r>
-      <w:r>
-        <w:rPr>
-          <w:color w:val="000000" w:themeColor="text1"/>
-          <w:sz w:val="26"/>
-          <w:szCs w:val="26"/>
-          <w:highlight w:val="green"/>
-        </w:rPr>
-        <w:t>по определению поставщика (подрядчика, исполнителя)</w:t>
-      </w:r>
-      <w:r>
-        <w:rPr>
-          <w:color w:val="000000" w:themeColor="text1"/>
-          <w:sz w:val="26"/>
-          <w:szCs w:val="26"/>
-          <w:highlight w:val="green"/>
-        </w:rPr>
-        <w:t xml:space="preserve"> и процедур заключения контрактов в соответствии с</w:t>
-      </w:r>
-      <w:r>
-        <w:rPr>
-          <w:color w:val="000000" w:themeColor="text1"/>
-          <w:sz w:val="26"/>
-          <w:szCs w:val="26"/>
-          <w:highlight w:val="green"/>
-        </w:rPr>
-        <w:t>о</w:t>
-      </w:r>
-      <w:r>
-        <w:rPr>
-          <w:color w:val="000000" w:themeColor="text1"/>
-          <w:sz w:val="26"/>
-          <w:szCs w:val="26"/>
-          <w:highlight w:val="green"/>
-        </w:rPr>
-        <w:t xml:space="preserve"> стать</w:t>
-      </w:r>
-      <w:r>
-        <w:rPr>
-          <w:color w:val="000000" w:themeColor="text1"/>
-          <w:sz w:val="26"/>
-          <w:szCs w:val="26"/>
-          <w:highlight w:val="green"/>
-        </w:rPr>
-        <w:t>ей</w:t>
-      </w:r>
-      <w:r>
-        <w:rPr>
-          <w:color w:val="000000" w:themeColor="text1"/>
-          <w:sz w:val="26"/>
-          <w:szCs w:val="26"/>
-          <w:highlight w:val="green"/>
-        </w:rPr>
-        <w:t xml:space="preserve"> 93 44-ФЗ </w:t>
-      </w:r>
-      <w:r>
-        <w:rPr>
-          <w:color w:val="000000" w:themeColor="text1"/>
-          <w:sz w:val="26"/>
-          <w:szCs w:val="26"/>
-          <w:highlight w:val="green"/>
-        </w:rPr>
-        <w:t xml:space="preserve">Федерального закона от 5 апреля 2013 г. № 44-ФЗ </w:t>
-      </w:r>
-      <w:r>
-        <w:rPr>
-          <w:color w:val="000000" w:themeColor="text1"/>
-          <w:sz w:val="26"/>
-          <w:szCs w:val="26"/>
-          <w:highlight w:val="green"/>
-        </w:rPr>
-        <w:t>«</w:t>
-      </w:r>
-      <w:r>
-        <w:rPr>
-          <w:color w:val="000000" w:themeColor="text1"/>
-          <w:sz w:val="26"/>
-          <w:szCs w:val="26"/>
-          <w:highlight w:val="green"/>
-        </w:rPr>
-        <w:t xml:space="preserve">О контрактной системе в сфере закупок товаров, работ, услуг для обеспечения государственных и муниципальных нужд» </w:t>
-      </w:r>
-      <w:r>
-        <w:rPr>
-          <w:color w:val="000000" w:themeColor="text1"/>
-          <w:sz w:val="26"/>
-          <w:szCs w:val="26"/>
-          <w:highlight w:val="green"/>
-        </w:rPr>
-        <w:t>(</w:t>
-      </w:r>
-      <w:r>
-        <w:rPr>
-          <w:color w:val="000000" w:themeColor="text1"/>
-          <w:sz w:val="26"/>
-          <w:szCs w:val="26"/>
-          <w:highlight w:val="green"/>
-        </w:rPr>
-        <w:t xml:space="preserve">далее – </w:t>
-      </w:r>
-      <w:r>
-        <w:rPr>
-          <w:color w:val="000000" w:themeColor="text1"/>
-          <w:sz w:val="26"/>
-          <w:szCs w:val="26"/>
-          <w:highlight w:val="green"/>
-        </w:rPr>
-        <w:t>Федеральный закон в сфере закупок).</w:t>
-      </w:r>
-    </w:p>
-    <w:p>
-      <w:pPr>
-        <w:pStyle w:val="a4"/>
-        <w:spacing w:before="0" w:beforeAutospacing="0" w:after="0" w:afterAutospacing="0"/>
-        <w:ind w:firstLine="709"/>
-        <w:jc w:val="both"/>
-        <w:rPr>
-          <w:sz w:val="26"/>
-          <w:szCs w:val="26"/>
-        </w:rPr>
-      </w:pPr>
-      <w:r>
-        <w:rPr>
-          <w:sz w:val="26"/>
-          <w:szCs w:val="26"/>
-          <w:highlight w:val="yellow"/>
-        </w:rPr>
-        <w:t xml:space="preserve">2.7. </w:t>
-      </w:r>
-      <w:r>
-        <w:rPr>
-          <w:spacing w:val="-1"/>
-          <w:sz w:val="26"/>
-          <w:szCs w:val="26"/>
-          <w:highlight w:val="yellow"/>
-        </w:rPr>
-        <w:t>Ведущий инженер</w:t>
-      </w:r>
-      <w:r>
-        <w:rPr>
-          <w:sz w:val="26"/>
-          <w:szCs w:val="26"/>
-          <w:highlight w:val="yellow"/>
-        </w:rPr>
-        <w:t xml:space="preserve"> производит р</w:t>
-      </w:r>
-      <w:r>
-        <w:rPr>
-          <w:sz w:val="26"/>
-          <w:szCs w:val="26"/>
-          <w:highlight w:val="yellow"/>
-        </w:rPr>
-        <w:t>асчеты</w:t>
-      </w:r>
-      <w:r>
-        <w:rPr>
-          <w:sz w:val="26"/>
-          <w:szCs w:val="26"/>
-          <w:highlight w:val="yellow"/>
-        </w:rPr>
-        <w:t xml:space="preserve"> и обоснование НМЦК, в соответствии </w:t>
-      </w:r>
-      <w:r>
-        <w:rPr>
-          <w:sz w:val="26"/>
-          <w:szCs w:val="26"/>
-          <w:highlight w:val="yellow"/>
-        </w:rPr>
-        <w:t>со ст</w:t>
-      </w:r>
-      <w:r>
-        <w:rPr>
-          <w:sz w:val="26"/>
-          <w:szCs w:val="26"/>
-          <w:highlight w:val="yellow"/>
-        </w:rPr>
-        <w:t>ать</w:t>
-      </w:r>
-      <w:r>
-        <w:rPr>
-          <w:sz w:val="26"/>
-          <w:szCs w:val="26"/>
-          <w:highlight w:val="yellow"/>
-        </w:rPr>
-        <w:t>е</w:t>
-      </w:r>
-      <w:r>
-        <w:rPr>
-          <w:sz w:val="26"/>
-          <w:szCs w:val="26"/>
-          <w:highlight w:val="yellow"/>
-        </w:rPr>
-        <w:t>й</w:t>
-      </w:r>
-      <w:r>
-        <w:rPr>
-          <w:sz w:val="26"/>
-          <w:szCs w:val="26"/>
-          <w:highlight w:val="yellow"/>
-        </w:rPr>
-        <w:t xml:space="preserve"> 22 </w:t>
-      </w:r>
-      <w:r>
-        <w:rPr>
-          <w:sz w:val="26"/>
-          <w:szCs w:val="26"/>
-          <w:highlight w:val="yellow"/>
-        </w:rPr>
-        <w:t xml:space="preserve">Федерального закона в сфере закупок, </w:t>
-      </w:r>
-      <w:r>
-        <w:rPr>
-          <w:sz w:val="26"/>
-          <w:szCs w:val="26"/>
-          <w:highlight w:val="yellow"/>
-        </w:rPr>
-        <w:t xml:space="preserve">Порядками и </w:t>
-      </w:r>
-      <w:r>
-        <w:rPr>
-          <w:sz w:val="26"/>
-          <w:szCs w:val="26"/>
-          <w:highlight w:val="yellow"/>
-        </w:rPr>
-        <w:t>М</w:t>
-      </w:r>
-      <w:r>
-        <w:rPr>
-          <w:sz w:val="26"/>
-          <w:szCs w:val="26"/>
-          <w:highlight w:val="yellow"/>
-        </w:rPr>
-        <w:t>етодикой, утверждёнными Приказом Минстроя России от 21.08.2023 № 604/</w:t>
-      </w:r>
-      <w:proofErr w:type="spellStart"/>
-      <w:r>
-        <w:rPr>
-          <w:sz w:val="26"/>
-          <w:szCs w:val="26"/>
-          <w:highlight w:val="yellow"/>
-        </w:rPr>
-        <w:t>пр</w:t>
-      </w:r>
-      <w:proofErr w:type="spellEnd"/>
-      <w:r>
-        <w:rPr>
-          <w:sz w:val="26"/>
-          <w:szCs w:val="26"/>
-          <w:highlight w:val="yellow"/>
-        </w:rPr>
-        <w:t xml:space="preserve"> «Об утверждении порядка определения начальной (максимальной) цены контракта, предметом которого может быть одновременно подготовка проектной документации и (или) выполнение инженерных изысканий, выполнение работ по строительству, реконструкции и (или) капитальному ремонту объекта капитального строительства, цены такого контракта, заключаемого с единственным поставщиком (подрядчиком, исполнителем), методики составления сметы такого контракта и порядка изменения цены такого контракта в случаях, предусмотренных подпунктом </w:t>
-      </w:r>
-      <w:r>
-        <w:rPr>
-          <w:sz w:val="26"/>
-          <w:szCs w:val="26"/>
-          <w:highlight w:val="yellow"/>
-        </w:rPr>
-        <w:t>«</w:t>
-      </w:r>
-      <w:r>
-        <w:rPr>
-          <w:sz w:val="26"/>
-          <w:szCs w:val="26"/>
-          <w:highlight w:val="yellow"/>
-        </w:rPr>
-        <w:t>а</w:t>
-      </w:r>
-      <w:r>
-        <w:rPr>
-          <w:sz w:val="26"/>
-          <w:szCs w:val="26"/>
-          <w:highlight w:val="yellow"/>
-        </w:rPr>
-        <w:t>»</w:t>
-      </w:r>
-      <w:r>
-        <w:rPr>
-          <w:sz w:val="26"/>
-          <w:szCs w:val="26"/>
-          <w:highlight w:val="yellow"/>
-        </w:rPr>
-        <w:t xml:space="preserve"> пункта 1 и пунктом 2 части 62 статьи 112 Федерального закона от 5 апреля 2013 г. № 44-ФЗ </w:t>
-      </w:r>
-      <w:r>
-        <w:rPr>
-          <w:sz w:val="26"/>
-          <w:szCs w:val="26"/>
-          <w:highlight w:val="yellow"/>
-        </w:rPr>
-        <w:t>«</w:t>
-      </w:r>
-      <w:r>
-        <w:rPr>
-          <w:sz w:val="26"/>
-          <w:szCs w:val="26"/>
-          <w:highlight w:val="yellow"/>
-        </w:rPr>
-        <w:t>О контрактной системе в сфере закупок товаров, работ, услуг для обеспечения государственных и муниципальных нужд»</w:t>
-      </w:r>
-      <w:r>
-        <w:rPr>
-          <w:sz w:val="26"/>
-          <w:szCs w:val="26"/>
-          <w:highlight w:val="yellow"/>
-        </w:rPr>
-        <w:t xml:space="preserve">, </w:t>
-      </w:r>
-      <w:r>
-        <w:rPr>
-          <w:sz w:val="26"/>
-          <w:szCs w:val="26"/>
-          <w:highlight w:val="yellow"/>
-        </w:rPr>
-        <w:t>Методическими рекомендациями по применению методов определения начальной (максимальной) цены контракта, цены контракта, заключаемого с единственным поставщик</w:t>
-      </w:r>
-      <w:r>
-        <w:rPr>
-          <w:sz w:val="26"/>
-          <w:szCs w:val="26"/>
-          <w:highlight w:val="yellow"/>
-        </w:rPr>
-        <w:t>ом (подрядчиком, исполнителем)</w:t>
-      </w:r>
-      <w:r>
-        <w:rPr>
-          <w:sz w:val="26"/>
-          <w:szCs w:val="26"/>
-          <w:highlight w:val="yellow"/>
-        </w:rPr>
-        <w:t>, утвержденными приказом Минэкономразвития России от 02.10.2013 № 567</w:t>
-      </w:r>
-      <w:r>
-        <w:rPr>
-          <w:sz w:val="26"/>
-          <w:szCs w:val="26"/>
-          <w:highlight w:val="yellow"/>
-        </w:rPr>
-        <w:t>.</w:t>
-      </w:r>
-    </w:p>
-    <w:p>
-      <w:pPr>
-        <w:pStyle w:val="a4"/>
-        <w:spacing w:before="0" w:beforeAutospacing="0" w:after="0" w:afterAutospacing="0"/>
-        <w:ind w:firstLine="709"/>
-        <w:jc w:val="both"/>
-        <w:rPr>
-          <w:sz w:val="26"/>
-          <w:szCs w:val="26"/>
-        </w:rPr>
-      </w:pPr>
-      <w:r>
-        <w:rPr>
-          <w:sz w:val="26"/>
-          <w:szCs w:val="26"/>
-          <w:highlight w:val="red"/>
-        </w:rPr>
-        <w:t>2</w:t>
-      </w:r>
-      <w:r>
-        <w:rPr>
-          <w:sz w:val="26"/>
-          <w:szCs w:val="26"/>
-          <w:highlight w:val="red"/>
-        </w:rPr>
-        <w:t>.</w:t>
-      </w:r>
-      <w:r>
-        <w:rPr>
-          <w:sz w:val="26"/>
-          <w:szCs w:val="26"/>
-          <w:highlight w:val="red"/>
-        </w:rPr>
-        <w:t>8</w:t>
-      </w:r>
-      <w:r>
-        <w:rPr>
-          <w:sz w:val="26"/>
-          <w:szCs w:val="26"/>
-          <w:highlight w:val="red"/>
-        </w:rPr>
-        <w:t xml:space="preserve">. </w:t>
-      </w:r>
-      <w:r>
-        <w:rPr>
-          <w:spacing w:val="-1"/>
-          <w:sz w:val="26"/>
-          <w:szCs w:val="26"/>
-          <w:highlight w:val="red"/>
-        </w:rPr>
-        <w:t>Ведущий инженер</w:t>
-      </w:r>
-      <w:r>
-        <w:rPr>
-          <w:sz w:val="26"/>
-          <w:szCs w:val="26"/>
-          <w:highlight w:val="red"/>
-        </w:rPr>
-        <w:t xml:space="preserve"> о</w:t>
-      </w:r>
-      <w:r>
-        <w:rPr>
-          <w:sz w:val="26"/>
-          <w:szCs w:val="26"/>
-          <w:highlight w:val="red"/>
-        </w:rPr>
-        <w:t xml:space="preserve">существляет проверку получаемой </w:t>
-      </w:r>
-      <w:r>
-        <w:rPr>
-          <w:sz w:val="26"/>
-          <w:szCs w:val="26"/>
-          <w:highlight w:val="red"/>
-        </w:rPr>
-        <w:t xml:space="preserve">ГКУ «Дирекция ТДФ» </w:t>
-      </w:r>
-      <w:r>
-        <w:rPr>
-          <w:sz w:val="26"/>
-          <w:szCs w:val="26"/>
-          <w:highlight w:val="red"/>
-        </w:rPr>
-        <w:t>сметной документации и подготовку заключения о ее составе и качестве.</w:t>
-      </w:r>
-      <w:r>
-        <w:rPr>
-          <w:sz w:val="26"/>
-          <w:szCs w:val="26"/>
-        </w:rPr>
-        <w:t xml:space="preserve"> </w:t>
-      </w:r>
-    </w:p>
-    <w:p>
-      <w:pPr>
-        <w:pStyle w:val="a4"/>
-        <w:spacing w:before="0" w:beforeAutospacing="0" w:after="0" w:afterAutospacing="0"/>
-        <w:ind w:firstLine="709"/>
-        <w:jc w:val="both"/>
-        <w:rPr>
-          <w:sz w:val="26"/>
-          <w:szCs w:val="26"/>
-        </w:rPr>
-      </w:pPr>
-      <w:r>
-        <w:rPr>
-          <w:sz w:val="26"/>
-          <w:szCs w:val="26"/>
-          <w:highlight w:val="red"/>
-        </w:rPr>
-        <w:t>2</w:t>
-      </w:r>
-      <w:r>
-        <w:rPr>
-          <w:sz w:val="26"/>
-          <w:szCs w:val="26"/>
-          <w:highlight w:val="red"/>
-        </w:rPr>
-        <w:t>.</w:t>
-      </w:r>
-      <w:r>
-        <w:rPr>
-          <w:sz w:val="26"/>
-          <w:szCs w:val="26"/>
-          <w:highlight w:val="red"/>
-        </w:rPr>
-        <w:t>9</w:t>
-      </w:r>
-      <w:r>
-        <w:rPr>
-          <w:sz w:val="26"/>
-          <w:szCs w:val="26"/>
-          <w:highlight w:val="red"/>
-        </w:rPr>
-        <w:t xml:space="preserve">. </w:t>
-      </w:r>
-      <w:r>
-        <w:rPr>
-          <w:spacing w:val="-1"/>
-          <w:sz w:val="26"/>
-          <w:szCs w:val="26"/>
-          <w:highlight w:val="red"/>
-        </w:rPr>
-        <w:t>Ведущий инженер</w:t>
-      </w:r>
-      <w:r>
-        <w:rPr>
-          <w:sz w:val="26"/>
-          <w:szCs w:val="26"/>
-          <w:highlight w:val="red"/>
-        </w:rPr>
-        <w:t xml:space="preserve"> </w:t>
-      </w:r>
-      <w:r>
-        <w:rPr>
-          <w:sz w:val="26"/>
-          <w:szCs w:val="26"/>
-          <w:highlight w:val="red"/>
-        </w:rPr>
-        <w:t>согласовывает локальные сметы, индивидуальные сметные ресурсные нормы и расценки на строительно-монтажные</w:t>
-      </w:r>
-      <w:r>
-        <w:rPr>
-          <w:sz w:val="26"/>
-          <w:szCs w:val="26"/>
-          <w:highlight w:val="red"/>
-        </w:rPr>
-        <w:t>, ремонтные и иные</w:t>
-      </w:r>
-      <w:r>
-        <w:rPr>
-          <w:sz w:val="26"/>
-          <w:szCs w:val="26"/>
-          <w:highlight w:val="red"/>
-        </w:rPr>
-        <w:t xml:space="preserve"> работы</w:t>
-      </w:r>
-      <w:r>
-        <w:rPr>
-          <w:sz w:val="26"/>
-          <w:szCs w:val="26"/>
-          <w:highlight w:val="red"/>
-        </w:rPr>
-        <w:t xml:space="preserve"> и/или услуги, поставку товара</w:t>
-      </w:r>
-      <w:r>
-        <w:rPr>
-          <w:sz w:val="26"/>
-          <w:szCs w:val="26"/>
-          <w:highlight w:val="red"/>
-        </w:rPr>
-        <w:t>, калькуляции сметной стоимости материальных ресурсов, стоимости машино-часа эксплуатации строительных машин (в том числе новых высокоэффективных, импортных машин), индивидуальные нормы накладных расходов и сметной прибыли, расчеты стоимости работ и затрат, предусмотренные сводным сметным расчет</w:t>
-      </w:r>
-      <w:r>
-        <w:rPr>
-          <w:sz w:val="26"/>
-          <w:szCs w:val="26"/>
-          <w:highlight w:val="red"/>
-        </w:rPr>
-        <w:t>ом стоимости строительства.</w:t>
-      </w:r>
-    </w:p>
-    <w:p>
-      <w:pPr>
-        <w:pStyle w:val="a4"/>
-        <w:spacing w:before="0" w:beforeAutospacing="0" w:after="0" w:afterAutospacing="0"/>
-        <w:ind w:firstLine="709"/>
-        <w:jc w:val="both"/>
-        <w:rPr>
-          <w:sz w:val="26"/>
-          <w:szCs w:val="26"/>
-        </w:rPr>
-      </w:pPr>
-      <w:r>
-        <w:rPr>
-          <w:sz w:val="26"/>
-          <w:szCs w:val="26"/>
-          <w:highlight w:val="red"/>
-        </w:rPr>
-        <w:lastRenderedPageBreak/>
-        <w:t>2.</w:t>
-      </w:r>
-      <w:r>
-        <w:rPr>
-          <w:sz w:val="26"/>
-          <w:szCs w:val="26"/>
-          <w:highlight w:val="red"/>
-        </w:rPr>
-        <w:t>10</w:t>
-      </w:r>
-      <w:r>
-        <w:rPr>
-          <w:sz w:val="26"/>
-          <w:szCs w:val="26"/>
-          <w:highlight w:val="red"/>
-        </w:rPr>
-        <w:t>.</w:t>
-      </w:r>
-      <w:r>
-        <w:rPr>
-          <w:sz w:val="26"/>
-          <w:szCs w:val="26"/>
-          <w:highlight w:val="red"/>
-        </w:rPr>
-        <w:t xml:space="preserve"> </w:t>
-      </w:r>
-      <w:r>
-        <w:rPr>
-          <w:spacing w:val="-1"/>
-          <w:sz w:val="26"/>
-          <w:szCs w:val="26"/>
-          <w:highlight w:val="red"/>
-        </w:rPr>
-        <w:t>Ведущий инженер</w:t>
-      </w:r>
-      <w:r>
-        <w:rPr>
-          <w:sz w:val="26"/>
-          <w:szCs w:val="26"/>
-          <w:highlight w:val="red"/>
-        </w:rPr>
-        <w:t xml:space="preserve"> р</w:t>
-      </w:r>
-      <w:r>
-        <w:rPr>
-          <w:sz w:val="26"/>
-          <w:szCs w:val="26"/>
-          <w:highlight w:val="red"/>
-        </w:rPr>
-        <w:t>ассчитывает стоимост</w:t>
-      </w:r>
-      <w:r>
-        <w:rPr>
-          <w:sz w:val="26"/>
-          <w:szCs w:val="26"/>
-          <w:highlight w:val="red"/>
-        </w:rPr>
-        <w:t>и</w:t>
-      </w:r>
-      <w:r>
-        <w:rPr>
-          <w:sz w:val="26"/>
-          <w:szCs w:val="26"/>
-          <w:highlight w:val="red"/>
-        </w:rPr>
-        <w:t xml:space="preserve"> строительства</w:t>
-      </w:r>
-      <w:r>
-        <w:rPr>
-          <w:sz w:val="26"/>
-          <w:szCs w:val="26"/>
-          <w:highlight w:val="red"/>
-        </w:rPr>
-        <w:t>, ремонта и т.п.</w:t>
-      </w:r>
-      <w:r>
-        <w:rPr>
-          <w:sz w:val="26"/>
-          <w:szCs w:val="26"/>
-          <w:highlight w:val="red"/>
-        </w:rPr>
-        <w:t xml:space="preserve">, в том числе по отдельным </w:t>
-      </w:r>
-      <w:r>
-        <w:rPr>
-          <w:sz w:val="26"/>
-          <w:szCs w:val="26"/>
-          <w:highlight w:val="red"/>
-        </w:rPr>
-        <w:t>их</w:t>
-      </w:r>
-      <w:r>
-        <w:rPr>
-          <w:sz w:val="26"/>
-          <w:szCs w:val="26"/>
-          <w:highlight w:val="red"/>
-        </w:rPr>
-        <w:t xml:space="preserve"> составляющим.</w:t>
-      </w:r>
-      <w:r>
-        <w:rPr>
-          <w:sz w:val="26"/>
-          <w:szCs w:val="26"/>
-        </w:rPr>
-        <w:t xml:space="preserve"> </w:t>
-      </w:r>
-    </w:p>
-    <w:p>
-      <w:pPr>
-        <w:pStyle w:val="a4"/>
-        <w:spacing w:before="0" w:beforeAutospacing="0" w:after="0" w:afterAutospacing="0"/>
-        <w:ind w:firstLine="709"/>
-        <w:jc w:val="both"/>
-        <w:rPr>
-          <w:sz w:val="26"/>
-          <w:szCs w:val="26"/>
-        </w:rPr>
-      </w:pPr>
-      <w:r>
-        <w:rPr>
-          <w:sz w:val="26"/>
-          <w:szCs w:val="26"/>
-          <w:highlight w:val="yellow"/>
-        </w:rPr>
-        <w:t>2.1</w:t>
-      </w:r>
-      <w:r>
-        <w:rPr>
-          <w:sz w:val="26"/>
-          <w:szCs w:val="26"/>
-          <w:highlight w:val="yellow"/>
-        </w:rPr>
-        <w:t>1</w:t>
-      </w:r>
-      <w:r>
-        <w:rPr>
-          <w:sz w:val="26"/>
-          <w:szCs w:val="26"/>
-          <w:highlight w:val="yellow"/>
-        </w:rPr>
-        <w:t xml:space="preserve">. </w:t>
-      </w:r>
-      <w:r>
-        <w:rPr>
-          <w:spacing w:val="-1"/>
-          <w:sz w:val="26"/>
-          <w:szCs w:val="26"/>
-          <w:highlight w:val="yellow"/>
-        </w:rPr>
-        <w:t>Ведущий инженер</w:t>
-      </w:r>
-      <w:r>
-        <w:rPr>
-          <w:sz w:val="26"/>
-          <w:szCs w:val="26"/>
-          <w:highlight w:val="yellow"/>
-        </w:rPr>
-        <w:t xml:space="preserve"> с</w:t>
-      </w:r>
-      <w:r>
-        <w:rPr>
-          <w:sz w:val="26"/>
-          <w:szCs w:val="26"/>
-          <w:highlight w:val="yellow"/>
-        </w:rPr>
-        <w:t xml:space="preserve">оставляет сметы на дополнительные виды работ, </w:t>
-      </w:r>
-      <w:r>
-        <w:rPr>
-          <w:sz w:val="26"/>
-          <w:szCs w:val="26"/>
-          <w:highlight w:val="yellow"/>
-        </w:rPr>
-        <w:t xml:space="preserve">услуг, </w:t>
-      </w:r>
-      <w:r>
-        <w:rPr>
-          <w:sz w:val="26"/>
-          <w:szCs w:val="26"/>
-          <w:highlight w:val="yellow"/>
-        </w:rPr>
-        <w:t xml:space="preserve">затраты на выполнение </w:t>
-      </w:r>
-      <w:r>
-        <w:rPr>
-          <w:sz w:val="26"/>
-          <w:szCs w:val="26"/>
-          <w:highlight w:val="yellow"/>
-        </w:rPr>
-        <w:t xml:space="preserve">(оказание) </w:t>
-      </w:r>
-      <w:r>
-        <w:rPr>
-          <w:sz w:val="26"/>
-          <w:szCs w:val="26"/>
-          <w:highlight w:val="yellow"/>
-        </w:rPr>
-        <w:t>которых не предусмотр</w:t>
-      </w:r>
-      <w:r>
-        <w:rPr>
-          <w:sz w:val="26"/>
-          <w:szCs w:val="26"/>
-          <w:highlight w:val="yellow"/>
-        </w:rPr>
-        <w:t>ены в соответствующих расценках</w:t>
-      </w:r>
-      <w:r>
-        <w:rPr>
-          <w:sz w:val="26"/>
-          <w:szCs w:val="26"/>
-          <w:highlight w:val="yellow"/>
-        </w:rPr>
-        <w:t>.</w:t>
-      </w:r>
-      <w:r>
-        <w:rPr>
-          <w:sz w:val="26"/>
-          <w:szCs w:val="26"/>
-        </w:rPr>
-        <w:t xml:space="preserve"> </w:t>
-      </w:r>
-    </w:p>
-    <w:p>
-      <w:pPr>
-        <w:pStyle w:val="a4"/>
-        <w:spacing w:before="0" w:beforeAutospacing="0" w:after="0" w:afterAutospacing="0"/>
-        <w:ind w:firstLine="709"/>
-        <w:jc w:val="both"/>
-        <w:rPr>
-          <w:sz w:val="26"/>
-          <w:szCs w:val="26"/>
-        </w:rPr>
-      </w:pPr>
-      <w:r>
-        <w:rPr>
-          <w:sz w:val="26"/>
-          <w:szCs w:val="26"/>
-          <w:highlight w:val="green"/>
-        </w:rPr>
-        <w:t>2.</w:t>
-      </w:r>
-      <w:r>
-        <w:rPr>
-          <w:sz w:val="26"/>
-          <w:szCs w:val="26"/>
-          <w:highlight w:val="green"/>
-        </w:rPr>
-        <w:t>1</w:t>
-      </w:r>
-      <w:r>
-        <w:rPr>
-          <w:sz w:val="26"/>
-          <w:szCs w:val="26"/>
-          <w:highlight w:val="green"/>
-        </w:rPr>
-        <w:t>2</w:t>
-      </w:r>
-      <w:r>
-        <w:rPr>
-          <w:sz w:val="26"/>
-          <w:szCs w:val="26"/>
-          <w:highlight w:val="green"/>
-        </w:rPr>
-        <w:t xml:space="preserve">. </w:t>
-      </w:r>
-      <w:r>
-        <w:rPr>
-          <w:spacing w:val="-1"/>
-          <w:sz w:val="26"/>
-          <w:szCs w:val="26"/>
-          <w:highlight w:val="green"/>
-        </w:rPr>
-        <w:t>Ведущий инженер</w:t>
-      </w:r>
-      <w:r>
-        <w:rPr>
-          <w:sz w:val="26"/>
-          <w:szCs w:val="26"/>
-          <w:highlight w:val="green"/>
-        </w:rPr>
-        <w:t xml:space="preserve"> у</w:t>
-      </w:r>
-      <w:r>
-        <w:rPr>
-          <w:sz w:val="26"/>
-          <w:szCs w:val="26"/>
-          <w:highlight w:val="green"/>
-        </w:rPr>
-        <w:t xml:space="preserve">частвует в подготовке проектов </w:t>
-      </w:r>
-      <w:r>
-        <w:rPr>
-          <w:sz w:val="26"/>
-          <w:szCs w:val="26"/>
-          <w:highlight w:val="green"/>
-        </w:rPr>
-        <w:t xml:space="preserve">контрактов </w:t>
-      </w:r>
-      <w:r>
-        <w:rPr>
-          <w:sz w:val="26"/>
-          <w:szCs w:val="26"/>
-          <w:highlight w:val="green"/>
-        </w:rPr>
-        <w:t xml:space="preserve">поставки материальных ресурсов с их поставщиками (производителями, посредниками), в согласовании изменений условий по вопросам ценообразования по заключенным </w:t>
-      </w:r>
-      <w:r>
-        <w:rPr>
-          <w:sz w:val="26"/>
-          <w:szCs w:val="26"/>
-          <w:highlight w:val="green"/>
-        </w:rPr>
-        <w:t>контрактам</w:t>
-      </w:r>
-      <w:r>
-        <w:rPr>
-          <w:sz w:val="26"/>
-          <w:szCs w:val="26"/>
-          <w:highlight w:val="green"/>
-        </w:rPr>
-        <w:t>.</w:t>
-      </w:r>
-      <w:r>
-        <w:rPr>
-          <w:sz w:val="26"/>
-          <w:szCs w:val="26"/>
-        </w:rPr>
-        <w:t xml:space="preserve"> </w:t>
-      </w:r>
-    </w:p>
-    <w:p>
-      <w:pPr>
-        <w:pStyle w:val="a4"/>
-        <w:spacing w:before="0" w:beforeAutospacing="0" w:after="0" w:afterAutospacing="0"/>
-        <w:ind w:firstLine="709"/>
-        <w:jc w:val="both"/>
-        <w:rPr>
-          <w:sz w:val="26"/>
-          <w:szCs w:val="26"/>
-        </w:rPr>
-      </w:pPr>
-      <w:r>
-        <w:rPr>
-          <w:sz w:val="26"/>
-          <w:szCs w:val="26"/>
-          <w:highlight w:val="red"/>
-        </w:rPr>
-        <w:t>2.1</w:t>
-      </w:r>
-      <w:r>
-        <w:rPr>
-          <w:sz w:val="26"/>
-          <w:szCs w:val="26"/>
-          <w:highlight w:val="red"/>
-        </w:rPr>
-        <w:t>3</w:t>
-      </w:r>
-      <w:r>
-        <w:rPr>
-          <w:sz w:val="26"/>
-          <w:szCs w:val="26"/>
-          <w:highlight w:val="red"/>
-        </w:rPr>
-        <w:t xml:space="preserve">. </w:t>
-      </w:r>
-      <w:r>
-        <w:rPr>
-          <w:spacing w:val="-1"/>
-          <w:sz w:val="26"/>
-          <w:szCs w:val="26"/>
-          <w:highlight w:val="red"/>
-        </w:rPr>
-        <w:t>Ведущий инженер</w:t>
-      </w:r>
-      <w:r>
-        <w:rPr>
-          <w:sz w:val="26"/>
-          <w:szCs w:val="26"/>
-          <w:highlight w:val="red"/>
-        </w:rPr>
-        <w:t xml:space="preserve"> осуществляет подготовку </w:t>
-      </w:r>
-      <w:r>
-        <w:rPr>
-          <w:sz w:val="26"/>
-          <w:szCs w:val="26"/>
-          <w:highlight w:val="red"/>
-        </w:rPr>
-        <w:t xml:space="preserve">необходимой документации </w:t>
-      </w:r>
-      <w:proofErr w:type="gramStart"/>
-      <w:r>
-        <w:rPr>
-          <w:sz w:val="26"/>
-          <w:szCs w:val="26"/>
-          <w:highlight w:val="red"/>
-        </w:rPr>
-        <w:t>для формировании</w:t>
-      </w:r>
-      <w:proofErr w:type="gramEnd"/>
-      <w:r>
-        <w:rPr>
-          <w:sz w:val="26"/>
-          <w:szCs w:val="26"/>
-          <w:highlight w:val="red"/>
-        </w:rPr>
-        <w:t>, обновлении и хранении данных о показателях расходов и стоимости ресурсов (затрат труда работников строительства, времени работы строительных машин, потребности в материалах, изделиях и конструкциях) на построенных объектах, укрупненных сметных норм и расценок, в подготовке данных, необходимых для формирования акта государственной приемочной комиссии по вводу объекта в эксплуатацию.</w:t>
-      </w:r>
-      <w:r>
-        <w:rPr>
-          <w:sz w:val="26"/>
-          <w:szCs w:val="26"/>
-        </w:rPr>
-        <w:t xml:space="preserve"> </w:t>
-      </w:r>
-    </w:p>
-    <w:p>
-      <w:pPr>
-        <w:pStyle w:val="a3"/>
-        <w:shd w:val="clear" w:color="auto" w:fill="FFFFFF"/>
-        <w:tabs>
-          <w:tab w:val="left" w:pos="1134"/>
-        </w:tabs>
-        <w:ind w:left="0" w:firstLine="709"/>
-        <w:jc w:val="both"/>
-        <w:rPr>
-          <w:bCs/>
-          <w:spacing w:val="-1"/>
-          <w:sz w:val="26"/>
-          <w:szCs w:val="26"/>
-        </w:rPr>
-      </w:pPr>
     </w:p>
     <w:p>
       <w:pPr>
@@ -2787,7 +2479,15 @@
           <w:sz w:val="26"/>
           <w:szCs w:val="26"/>
         </w:rPr>
-        <w:t>, в отсутствие начальника отдела;</w:t>
+        <w:t xml:space="preserve">, в отсутствие начальника </w:t>
+      </w:r>
+      <w:r>
+        <w:rPr>
+          <w:sz w:val="26"/>
+          <w:szCs w:val="26"/>
+        </w:rPr>
+        <w:lastRenderedPageBreak/>
+        <w:t>отдела;</w:t>
       </w:r>
     </w:p>
     <w:p>
@@ -3046,15 +2746,7 @@
           <w:sz w:val="26"/>
           <w:szCs w:val="26"/>
         </w:rPr>
-        <w:t xml:space="preserve">а совершенные в процессе осуществления своей деятельности правонарушения – в пределах, определённых административным, уголовным и </w:t>
-      </w:r>
-      <w:r>
-        <w:rPr>
-          <w:sz w:val="26"/>
-          <w:szCs w:val="26"/>
-        </w:rPr>
-        <w:lastRenderedPageBreak/>
-        <w:t>гражданским законод</w:t>
+        <w:t>а совершенные в процессе осуществления своей деятельности правонарушения – в пределах, определённых административным, уголовным и гражданским законод</w:t>
       </w:r>
       <w:r>
         <w:rPr>
@@ -4471,6 +4163,1049 @@
     </w:lvl>
   </w:abstractNum>
   <w:abstractNum w:abstractNumId="1" w15:restartNumberingAfterBreak="0">
+    <w:nsid w:val="005737D5"/>
+    <w:multiLevelType w:val="multilevel"/>
+    <w:tmpl w:val="6226D316"/>
+    <w:lvl w:ilvl="0">
+      <w:start w:val="1"/>
+      <w:numFmt w:val="bullet"/>
+      <w:lvlText w:val=""/>
+      <w:lvlJc w:val="left"/>
+      <w:pPr>
+        <w:tabs>
+          <w:tab w:val="num" w:pos="720"/>
+        </w:tabs>
+        <w:ind w:left="720" w:hanging="360"/>
+      </w:pPr>
+      <w:rPr>
+        <w:rFonts w:ascii="Symbol" w:hAnsi="Symbol" w:hint="default"/>
+        <w:sz w:val="20"/>
+      </w:rPr>
+    </w:lvl>
+    <w:lvl w:ilvl="1" w:tentative="1">
+      <w:start w:val="1"/>
+      <w:numFmt w:val="bullet"/>
+      <w:lvlText w:val="o"/>
+      <w:lvlJc w:val="left"/>
+      <w:pPr>
+        <w:tabs>
+          <w:tab w:val="num" w:pos="1440"/>
+        </w:tabs>
+        <w:ind w:left="1440" w:hanging="360"/>
+      </w:pPr>
+      <w:rPr>
+        <w:rFonts w:ascii="Courier New" w:hAnsi="Courier New" w:hint="default"/>
+        <w:sz w:val="20"/>
+      </w:rPr>
+    </w:lvl>
+    <w:lvl w:ilvl="2" w:tentative="1">
+      <w:start w:val="1"/>
+      <w:numFmt w:val="bullet"/>
+      <w:lvlText w:val=""/>
+      <w:lvlJc w:val="left"/>
+      <w:pPr>
+        <w:tabs>
+          <w:tab w:val="num" w:pos="2160"/>
+        </w:tabs>
+        <w:ind w:left="2160" w:hanging="360"/>
+      </w:pPr>
+      <w:rPr>
+        <w:rFonts w:ascii="Wingdings" w:hAnsi="Wingdings" w:hint="default"/>
+        <w:sz w:val="20"/>
+      </w:rPr>
+    </w:lvl>
+    <w:lvl w:ilvl="3" w:tentative="1">
+      <w:start w:val="1"/>
+      <w:numFmt w:val="bullet"/>
+      <w:lvlText w:val=""/>
+      <w:lvlJc w:val="left"/>
+      <w:pPr>
+        <w:tabs>
+          <w:tab w:val="num" w:pos="2880"/>
+        </w:tabs>
+        <w:ind w:left="2880" w:hanging="360"/>
+      </w:pPr>
+      <w:rPr>
+        <w:rFonts w:ascii="Wingdings" w:hAnsi="Wingdings" w:hint="default"/>
+        <w:sz w:val="20"/>
+      </w:rPr>
+    </w:lvl>
+    <w:lvl w:ilvl="4" w:tentative="1">
+      <w:start w:val="1"/>
+      <w:numFmt w:val="bullet"/>
+      <w:lvlText w:val=""/>
+      <w:lvlJc w:val="left"/>
+      <w:pPr>
+        <w:tabs>
+          <w:tab w:val="num" w:pos="3600"/>
+        </w:tabs>
+        <w:ind w:left="3600" w:hanging="360"/>
+      </w:pPr>
+      <w:rPr>
+        <w:rFonts w:ascii="Wingdings" w:hAnsi="Wingdings" w:hint="default"/>
+        <w:sz w:val="20"/>
+      </w:rPr>
+    </w:lvl>
+    <w:lvl w:ilvl="5" w:tentative="1">
+      <w:start w:val="1"/>
+      <w:numFmt w:val="bullet"/>
+      <w:lvlText w:val=""/>
+      <w:lvlJc w:val="left"/>
+      <w:pPr>
+        <w:tabs>
+          <w:tab w:val="num" w:pos="4320"/>
+        </w:tabs>
+        <w:ind w:left="4320" w:hanging="360"/>
+      </w:pPr>
+      <w:rPr>
+        <w:rFonts w:ascii="Wingdings" w:hAnsi="Wingdings" w:hint="default"/>
+        <w:sz w:val="20"/>
+      </w:rPr>
+    </w:lvl>
+    <w:lvl w:ilvl="6" w:tentative="1">
+      <w:start w:val="1"/>
+      <w:numFmt w:val="bullet"/>
+      <w:lvlText w:val=""/>
+      <w:lvlJc w:val="left"/>
+      <w:pPr>
+        <w:tabs>
+          <w:tab w:val="num" w:pos="5040"/>
+        </w:tabs>
+        <w:ind w:left="5040" w:hanging="360"/>
+      </w:pPr>
+      <w:rPr>
+        <w:rFonts w:ascii="Wingdings" w:hAnsi="Wingdings" w:hint="default"/>
+        <w:sz w:val="20"/>
+      </w:rPr>
+    </w:lvl>
+    <w:lvl w:ilvl="7" w:tentative="1">
+      <w:start w:val="1"/>
+      <w:numFmt w:val="bullet"/>
+      <w:lvlText w:val=""/>
+      <w:lvlJc w:val="left"/>
+      <w:pPr>
+        <w:tabs>
+          <w:tab w:val="num" w:pos="5760"/>
+        </w:tabs>
+        <w:ind w:left="5760" w:hanging="360"/>
+      </w:pPr>
+      <w:rPr>
+        <w:rFonts w:ascii="Wingdings" w:hAnsi="Wingdings" w:hint="default"/>
+        <w:sz w:val="20"/>
+      </w:rPr>
+    </w:lvl>
+    <w:lvl w:ilvl="8" w:tentative="1">
+      <w:start w:val="1"/>
+      <w:numFmt w:val="bullet"/>
+      <w:lvlText w:val=""/>
+      <w:lvlJc w:val="left"/>
+      <w:pPr>
+        <w:tabs>
+          <w:tab w:val="num" w:pos="6480"/>
+        </w:tabs>
+        <w:ind w:left="6480" w:hanging="360"/>
+      </w:pPr>
+      <w:rPr>
+        <w:rFonts w:ascii="Wingdings" w:hAnsi="Wingdings" w:hint="default"/>
+        <w:sz w:val="20"/>
+      </w:rPr>
+    </w:lvl>
+  </w:abstractNum>
+  <w:abstractNum w:abstractNumId="2" w15:restartNumberingAfterBreak="0">
+    <w:nsid w:val="16A43D8E"/>
+    <w:multiLevelType w:val="multilevel"/>
+    <w:tmpl w:val="80827BF2"/>
+    <w:lvl w:ilvl="0">
+      <w:start w:val="1"/>
+      <w:numFmt w:val="bullet"/>
+      <w:lvlText w:val=""/>
+      <w:lvlJc w:val="left"/>
+      <w:pPr>
+        <w:tabs>
+          <w:tab w:val="num" w:pos="720"/>
+        </w:tabs>
+        <w:ind w:left="720" w:hanging="360"/>
+      </w:pPr>
+      <w:rPr>
+        <w:rFonts w:ascii="Symbol" w:hAnsi="Symbol" w:hint="default"/>
+        <w:sz w:val="20"/>
+      </w:rPr>
+    </w:lvl>
+    <w:lvl w:ilvl="1" w:tentative="1">
+      <w:start w:val="1"/>
+      <w:numFmt w:val="bullet"/>
+      <w:lvlText w:val="o"/>
+      <w:lvlJc w:val="left"/>
+      <w:pPr>
+        <w:tabs>
+          <w:tab w:val="num" w:pos="1440"/>
+        </w:tabs>
+        <w:ind w:left="1440" w:hanging="360"/>
+      </w:pPr>
+      <w:rPr>
+        <w:rFonts w:ascii="Courier New" w:hAnsi="Courier New" w:hint="default"/>
+        <w:sz w:val="20"/>
+      </w:rPr>
+    </w:lvl>
+    <w:lvl w:ilvl="2" w:tentative="1">
+      <w:start w:val="1"/>
+      <w:numFmt w:val="bullet"/>
+      <w:lvlText w:val=""/>
+      <w:lvlJc w:val="left"/>
+      <w:pPr>
+        <w:tabs>
+          <w:tab w:val="num" w:pos="2160"/>
+        </w:tabs>
+        <w:ind w:left="2160" w:hanging="360"/>
+      </w:pPr>
+      <w:rPr>
+        <w:rFonts w:ascii="Wingdings" w:hAnsi="Wingdings" w:hint="default"/>
+        <w:sz w:val="20"/>
+      </w:rPr>
+    </w:lvl>
+    <w:lvl w:ilvl="3" w:tentative="1">
+      <w:start w:val="1"/>
+      <w:numFmt w:val="bullet"/>
+      <w:lvlText w:val=""/>
+      <w:lvlJc w:val="left"/>
+      <w:pPr>
+        <w:tabs>
+          <w:tab w:val="num" w:pos="2880"/>
+        </w:tabs>
+        <w:ind w:left="2880" w:hanging="360"/>
+      </w:pPr>
+      <w:rPr>
+        <w:rFonts w:ascii="Wingdings" w:hAnsi="Wingdings" w:hint="default"/>
+        <w:sz w:val="20"/>
+      </w:rPr>
+    </w:lvl>
+    <w:lvl w:ilvl="4" w:tentative="1">
+      <w:start w:val="1"/>
+      <w:numFmt w:val="bullet"/>
+      <w:lvlText w:val=""/>
+      <w:lvlJc w:val="left"/>
+      <w:pPr>
+        <w:tabs>
+          <w:tab w:val="num" w:pos="3600"/>
+        </w:tabs>
+        <w:ind w:left="3600" w:hanging="360"/>
+      </w:pPr>
+      <w:rPr>
+        <w:rFonts w:ascii="Wingdings" w:hAnsi="Wingdings" w:hint="default"/>
+        <w:sz w:val="20"/>
+      </w:rPr>
+    </w:lvl>
+    <w:lvl w:ilvl="5" w:tentative="1">
+      <w:start w:val="1"/>
+      <w:numFmt w:val="bullet"/>
+      <w:lvlText w:val=""/>
+      <w:lvlJc w:val="left"/>
+      <w:pPr>
+        <w:tabs>
+          <w:tab w:val="num" w:pos="4320"/>
+        </w:tabs>
+        <w:ind w:left="4320" w:hanging="360"/>
+      </w:pPr>
+      <w:rPr>
+        <w:rFonts w:ascii="Wingdings" w:hAnsi="Wingdings" w:hint="default"/>
+        <w:sz w:val="20"/>
+      </w:rPr>
+    </w:lvl>
+    <w:lvl w:ilvl="6" w:tentative="1">
+      <w:start w:val="1"/>
+      <w:numFmt w:val="bullet"/>
+      <w:lvlText w:val=""/>
+      <w:lvlJc w:val="left"/>
+      <w:pPr>
+        <w:tabs>
+          <w:tab w:val="num" w:pos="5040"/>
+        </w:tabs>
+        <w:ind w:left="5040" w:hanging="360"/>
+      </w:pPr>
+      <w:rPr>
+        <w:rFonts w:ascii="Wingdings" w:hAnsi="Wingdings" w:hint="default"/>
+        <w:sz w:val="20"/>
+      </w:rPr>
+    </w:lvl>
+    <w:lvl w:ilvl="7" w:tentative="1">
+      <w:start w:val="1"/>
+      <w:numFmt w:val="bullet"/>
+      <w:lvlText w:val=""/>
+      <w:lvlJc w:val="left"/>
+      <w:pPr>
+        <w:tabs>
+          <w:tab w:val="num" w:pos="5760"/>
+        </w:tabs>
+        <w:ind w:left="5760" w:hanging="360"/>
+      </w:pPr>
+      <w:rPr>
+        <w:rFonts w:ascii="Wingdings" w:hAnsi="Wingdings" w:hint="default"/>
+        <w:sz w:val="20"/>
+      </w:rPr>
+    </w:lvl>
+    <w:lvl w:ilvl="8" w:tentative="1">
+      <w:start w:val="1"/>
+      <w:numFmt w:val="bullet"/>
+      <w:lvlText w:val=""/>
+      <w:lvlJc w:val="left"/>
+      <w:pPr>
+        <w:tabs>
+          <w:tab w:val="num" w:pos="6480"/>
+        </w:tabs>
+        <w:ind w:left="6480" w:hanging="360"/>
+      </w:pPr>
+      <w:rPr>
+        <w:rFonts w:ascii="Wingdings" w:hAnsi="Wingdings" w:hint="default"/>
+        <w:sz w:val="20"/>
+      </w:rPr>
+    </w:lvl>
+  </w:abstractNum>
+  <w:abstractNum w:abstractNumId="3" w15:restartNumberingAfterBreak="0">
+    <w:nsid w:val="1B3E3FA7"/>
+    <w:multiLevelType w:val="multilevel"/>
+    <w:tmpl w:val="7C3C6E84"/>
+    <w:lvl w:ilvl="0">
+      <w:start w:val="1"/>
+      <w:numFmt w:val="bullet"/>
+      <w:lvlText w:val=""/>
+      <w:lvlJc w:val="left"/>
+      <w:pPr>
+        <w:tabs>
+          <w:tab w:val="num" w:pos="720"/>
+        </w:tabs>
+        <w:ind w:left="720" w:hanging="360"/>
+      </w:pPr>
+      <w:rPr>
+        <w:rFonts w:ascii="Symbol" w:hAnsi="Symbol" w:hint="default"/>
+        <w:sz w:val="20"/>
+      </w:rPr>
+    </w:lvl>
+    <w:lvl w:ilvl="1" w:tentative="1">
+      <w:start w:val="1"/>
+      <w:numFmt w:val="bullet"/>
+      <w:lvlText w:val="o"/>
+      <w:lvlJc w:val="left"/>
+      <w:pPr>
+        <w:tabs>
+          <w:tab w:val="num" w:pos="1440"/>
+        </w:tabs>
+        <w:ind w:left="1440" w:hanging="360"/>
+      </w:pPr>
+      <w:rPr>
+        <w:rFonts w:ascii="Courier New" w:hAnsi="Courier New" w:hint="default"/>
+        <w:sz w:val="20"/>
+      </w:rPr>
+    </w:lvl>
+    <w:lvl w:ilvl="2" w:tentative="1">
+      <w:start w:val="1"/>
+      <w:numFmt w:val="bullet"/>
+      <w:lvlText w:val=""/>
+      <w:lvlJc w:val="left"/>
+      <w:pPr>
+        <w:tabs>
+          <w:tab w:val="num" w:pos="2160"/>
+        </w:tabs>
+        <w:ind w:left="2160" w:hanging="360"/>
+      </w:pPr>
+      <w:rPr>
+        <w:rFonts w:ascii="Wingdings" w:hAnsi="Wingdings" w:hint="default"/>
+        <w:sz w:val="20"/>
+      </w:rPr>
+    </w:lvl>
+    <w:lvl w:ilvl="3" w:tentative="1">
+      <w:start w:val="1"/>
+      <w:numFmt w:val="bullet"/>
+      <w:lvlText w:val=""/>
+      <w:lvlJc w:val="left"/>
+      <w:pPr>
+        <w:tabs>
+          <w:tab w:val="num" w:pos="2880"/>
+        </w:tabs>
+        <w:ind w:left="2880" w:hanging="360"/>
+      </w:pPr>
+      <w:rPr>
+        <w:rFonts w:ascii="Wingdings" w:hAnsi="Wingdings" w:hint="default"/>
+        <w:sz w:val="20"/>
+      </w:rPr>
+    </w:lvl>
+    <w:lvl w:ilvl="4" w:tentative="1">
+      <w:start w:val="1"/>
+      <w:numFmt w:val="bullet"/>
+      <w:lvlText w:val=""/>
+      <w:lvlJc w:val="left"/>
+      <w:pPr>
+        <w:tabs>
+          <w:tab w:val="num" w:pos="3600"/>
+        </w:tabs>
+        <w:ind w:left="3600" w:hanging="360"/>
+      </w:pPr>
+      <w:rPr>
+        <w:rFonts w:ascii="Wingdings" w:hAnsi="Wingdings" w:hint="default"/>
+        <w:sz w:val="20"/>
+      </w:rPr>
+    </w:lvl>
+    <w:lvl w:ilvl="5" w:tentative="1">
+      <w:start w:val="1"/>
+      <w:numFmt w:val="bullet"/>
+      <w:lvlText w:val=""/>
+      <w:lvlJc w:val="left"/>
+      <w:pPr>
+        <w:tabs>
+          <w:tab w:val="num" w:pos="4320"/>
+        </w:tabs>
+        <w:ind w:left="4320" w:hanging="360"/>
+      </w:pPr>
+      <w:rPr>
+        <w:rFonts w:ascii="Wingdings" w:hAnsi="Wingdings" w:hint="default"/>
+        <w:sz w:val="20"/>
+      </w:rPr>
+    </w:lvl>
+    <w:lvl w:ilvl="6" w:tentative="1">
+      <w:start w:val="1"/>
+      <w:numFmt w:val="bullet"/>
+      <w:lvlText w:val=""/>
+      <w:lvlJc w:val="left"/>
+      <w:pPr>
+        <w:tabs>
+          <w:tab w:val="num" w:pos="5040"/>
+        </w:tabs>
+        <w:ind w:left="5040" w:hanging="360"/>
+      </w:pPr>
+      <w:rPr>
+        <w:rFonts w:ascii="Wingdings" w:hAnsi="Wingdings" w:hint="default"/>
+        <w:sz w:val="20"/>
+      </w:rPr>
+    </w:lvl>
+    <w:lvl w:ilvl="7" w:tentative="1">
+      <w:start w:val="1"/>
+      <w:numFmt w:val="bullet"/>
+      <w:lvlText w:val=""/>
+      <w:lvlJc w:val="left"/>
+      <w:pPr>
+        <w:tabs>
+          <w:tab w:val="num" w:pos="5760"/>
+        </w:tabs>
+        <w:ind w:left="5760" w:hanging="360"/>
+      </w:pPr>
+      <w:rPr>
+        <w:rFonts w:ascii="Wingdings" w:hAnsi="Wingdings" w:hint="default"/>
+        <w:sz w:val="20"/>
+      </w:rPr>
+    </w:lvl>
+    <w:lvl w:ilvl="8" w:tentative="1">
+      <w:start w:val="1"/>
+      <w:numFmt w:val="bullet"/>
+      <w:lvlText w:val=""/>
+      <w:lvlJc w:val="left"/>
+      <w:pPr>
+        <w:tabs>
+          <w:tab w:val="num" w:pos="6480"/>
+        </w:tabs>
+        <w:ind w:left="6480" w:hanging="360"/>
+      </w:pPr>
+      <w:rPr>
+        <w:rFonts w:ascii="Wingdings" w:hAnsi="Wingdings" w:hint="default"/>
+        <w:sz w:val="20"/>
+      </w:rPr>
+    </w:lvl>
+  </w:abstractNum>
+  <w:abstractNum w:abstractNumId="4" w15:restartNumberingAfterBreak="0">
+    <w:nsid w:val="1D167A74"/>
+    <w:multiLevelType w:val="multilevel"/>
+    <w:tmpl w:val="FB50E802"/>
+    <w:lvl w:ilvl="0">
+      <w:start w:val="1"/>
+      <w:numFmt w:val="bullet"/>
+      <w:lvlText w:val=""/>
+      <w:lvlJc w:val="left"/>
+      <w:pPr>
+        <w:tabs>
+          <w:tab w:val="num" w:pos="720"/>
+        </w:tabs>
+        <w:ind w:left="720" w:hanging="360"/>
+      </w:pPr>
+      <w:rPr>
+        <w:rFonts w:ascii="Symbol" w:hAnsi="Symbol" w:hint="default"/>
+        <w:sz w:val="20"/>
+      </w:rPr>
+    </w:lvl>
+    <w:lvl w:ilvl="1" w:tentative="1">
+      <w:start w:val="1"/>
+      <w:numFmt w:val="bullet"/>
+      <w:lvlText w:val="o"/>
+      <w:lvlJc w:val="left"/>
+      <w:pPr>
+        <w:tabs>
+          <w:tab w:val="num" w:pos="1440"/>
+        </w:tabs>
+        <w:ind w:left="1440" w:hanging="360"/>
+      </w:pPr>
+      <w:rPr>
+        <w:rFonts w:ascii="Courier New" w:hAnsi="Courier New" w:hint="default"/>
+        <w:sz w:val="20"/>
+      </w:rPr>
+    </w:lvl>
+    <w:lvl w:ilvl="2" w:tentative="1">
+      <w:start w:val="1"/>
+      <w:numFmt w:val="bullet"/>
+      <w:lvlText w:val=""/>
+      <w:lvlJc w:val="left"/>
+      <w:pPr>
+        <w:tabs>
+          <w:tab w:val="num" w:pos="2160"/>
+        </w:tabs>
+        <w:ind w:left="2160" w:hanging="360"/>
+      </w:pPr>
+      <w:rPr>
+        <w:rFonts w:ascii="Wingdings" w:hAnsi="Wingdings" w:hint="default"/>
+        <w:sz w:val="20"/>
+      </w:rPr>
+    </w:lvl>
+    <w:lvl w:ilvl="3" w:tentative="1">
+      <w:start w:val="1"/>
+      <w:numFmt w:val="bullet"/>
+      <w:lvlText w:val=""/>
+      <w:lvlJc w:val="left"/>
+      <w:pPr>
+        <w:tabs>
+          <w:tab w:val="num" w:pos="2880"/>
+        </w:tabs>
+        <w:ind w:left="2880" w:hanging="360"/>
+      </w:pPr>
+      <w:rPr>
+        <w:rFonts w:ascii="Wingdings" w:hAnsi="Wingdings" w:hint="default"/>
+        <w:sz w:val="20"/>
+      </w:rPr>
+    </w:lvl>
+    <w:lvl w:ilvl="4" w:tentative="1">
+      <w:start w:val="1"/>
+      <w:numFmt w:val="bullet"/>
+      <w:lvlText w:val=""/>
+      <w:lvlJc w:val="left"/>
+      <w:pPr>
+        <w:tabs>
+          <w:tab w:val="num" w:pos="3600"/>
+        </w:tabs>
+        <w:ind w:left="3600" w:hanging="360"/>
+      </w:pPr>
+      <w:rPr>
+        <w:rFonts w:ascii="Wingdings" w:hAnsi="Wingdings" w:hint="default"/>
+        <w:sz w:val="20"/>
+      </w:rPr>
+    </w:lvl>
+    <w:lvl w:ilvl="5" w:tentative="1">
+      <w:start w:val="1"/>
+      <w:numFmt w:val="bullet"/>
+      <w:lvlText w:val=""/>
+      <w:lvlJc w:val="left"/>
+      <w:pPr>
+        <w:tabs>
+          <w:tab w:val="num" w:pos="4320"/>
+        </w:tabs>
+        <w:ind w:left="4320" w:hanging="360"/>
+      </w:pPr>
+      <w:rPr>
+        <w:rFonts w:ascii="Wingdings" w:hAnsi="Wingdings" w:hint="default"/>
+        <w:sz w:val="20"/>
+      </w:rPr>
+    </w:lvl>
+    <w:lvl w:ilvl="6" w:tentative="1">
+      <w:start w:val="1"/>
+      <w:numFmt w:val="bullet"/>
+      <w:lvlText w:val=""/>
+      <w:lvlJc w:val="left"/>
+      <w:pPr>
+        <w:tabs>
+          <w:tab w:val="num" w:pos="5040"/>
+        </w:tabs>
+        <w:ind w:left="5040" w:hanging="360"/>
+      </w:pPr>
+      <w:rPr>
+        <w:rFonts w:ascii="Wingdings" w:hAnsi="Wingdings" w:hint="default"/>
+        <w:sz w:val="20"/>
+      </w:rPr>
+    </w:lvl>
+    <w:lvl w:ilvl="7" w:tentative="1">
+      <w:start w:val="1"/>
+      <w:numFmt w:val="bullet"/>
+      <w:lvlText w:val=""/>
+      <w:lvlJc w:val="left"/>
+      <w:pPr>
+        <w:tabs>
+          <w:tab w:val="num" w:pos="5760"/>
+        </w:tabs>
+        <w:ind w:left="5760" w:hanging="360"/>
+      </w:pPr>
+      <w:rPr>
+        <w:rFonts w:ascii="Wingdings" w:hAnsi="Wingdings" w:hint="default"/>
+        <w:sz w:val="20"/>
+      </w:rPr>
+    </w:lvl>
+    <w:lvl w:ilvl="8" w:tentative="1">
+      <w:start w:val="1"/>
+      <w:numFmt w:val="bullet"/>
+      <w:lvlText w:val=""/>
+      <w:lvlJc w:val="left"/>
+      <w:pPr>
+        <w:tabs>
+          <w:tab w:val="num" w:pos="6480"/>
+        </w:tabs>
+        <w:ind w:left="6480" w:hanging="360"/>
+      </w:pPr>
+      <w:rPr>
+        <w:rFonts w:ascii="Wingdings" w:hAnsi="Wingdings" w:hint="default"/>
+        <w:sz w:val="20"/>
+      </w:rPr>
+    </w:lvl>
+  </w:abstractNum>
+  <w:abstractNum w:abstractNumId="5" w15:restartNumberingAfterBreak="0">
+    <w:nsid w:val="1F750352"/>
+    <w:multiLevelType w:val="multilevel"/>
+    <w:tmpl w:val="3190C400"/>
+    <w:lvl w:ilvl="0">
+      <w:start w:val="1"/>
+      <w:numFmt w:val="bullet"/>
+      <w:lvlText w:val=""/>
+      <w:lvlJc w:val="left"/>
+      <w:pPr>
+        <w:tabs>
+          <w:tab w:val="num" w:pos="720"/>
+        </w:tabs>
+        <w:ind w:left="720" w:hanging="360"/>
+      </w:pPr>
+      <w:rPr>
+        <w:rFonts w:ascii="Symbol" w:hAnsi="Symbol" w:hint="default"/>
+        <w:sz w:val="20"/>
+      </w:rPr>
+    </w:lvl>
+    <w:lvl w:ilvl="1" w:tentative="1">
+      <w:start w:val="1"/>
+      <w:numFmt w:val="bullet"/>
+      <w:lvlText w:val="o"/>
+      <w:lvlJc w:val="left"/>
+      <w:pPr>
+        <w:tabs>
+          <w:tab w:val="num" w:pos="1440"/>
+        </w:tabs>
+        <w:ind w:left="1440" w:hanging="360"/>
+      </w:pPr>
+      <w:rPr>
+        <w:rFonts w:ascii="Courier New" w:hAnsi="Courier New" w:hint="default"/>
+        <w:sz w:val="20"/>
+      </w:rPr>
+    </w:lvl>
+    <w:lvl w:ilvl="2" w:tentative="1">
+      <w:start w:val="1"/>
+      <w:numFmt w:val="bullet"/>
+      <w:lvlText w:val=""/>
+      <w:lvlJc w:val="left"/>
+      <w:pPr>
+        <w:tabs>
+          <w:tab w:val="num" w:pos="2160"/>
+        </w:tabs>
+        <w:ind w:left="2160" w:hanging="360"/>
+      </w:pPr>
+      <w:rPr>
+        <w:rFonts w:ascii="Wingdings" w:hAnsi="Wingdings" w:hint="default"/>
+        <w:sz w:val="20"/>
+      </w:rPr>
+    </w:lvl>
+    <w:lvl w:ilvl="3" w:tentative="1">
+      <w:start w:val="1"/>
+      <w:numFmt w:val="bullet"/>
+      <w:lvlText w:val=""/>
+      <w:lvlJc w:val="left"/>
+      <w:pPr>
+        <w:tabs>
+          <w:tab w:val="num" w:pos="2880"/>
+        </w:tabs>
+        <w:ind w:left="2880" w:hanging="360"/>
+      </w:pPr>
+      <w:rPr>
+        <w:rFonts w:ascii="Wingdings" w:hAnsi="Wingdings" w:hint="default"/>
+        <w:sz w:val="20"/>
+      </w:rPr>
+    </w:lvl>
+    <w:lvl w:ilvl="4" w:tentative="1">
+      <w:start w:val="1"/>
+      <w:numFmt w:val="bullet"/>
+      <w:lvlText w:val=""/>
+      <w:lvlJc w:val="left"/>
+      <w:pPr>
+        <w:tabs>
+          <w:tab w:val="num" w:pos="3600"/>
+        </w:tabs>
+        <w:ind w:left="3600" w:hanging="360"/>
+      </w:pPr>
+      <w:rPr>
+        <w:rFonts w:ascii="Wingdings" w:hAnsi="Wingdings" w:hint="default"/>
+        <w:sz w:val="20"/>
+      </w:rPr>
+    </w:lvl>
+    <w:lvl w:ilvl="5" w:tentative="1">
+      <w:start w:val="1"/>
+      <w:numFmt w:val="bullet"/>
+      <w:lvlText w:val=""/>
+      <w:lvlJc w:val="left"/>
+      <w:pPr>
+        <w:tabs>
+          <w:tab w:val="num" w:pos="4320"/>
+        </w:tabs>
+        <w:ind w:left="4320" w:hanging="360"/>
+      </w:pPr>
+      <w:rPr>
+        <w:rFonts w:ascii="Wingdings" w:hAnsi="Wingdings" w:hint="default"/>
+        <w:sz w:val="20"/>
+      </w:rPr>
+    </w:lvl>
+    <w:lvl w:ilvl="6" w:tentative="1">
+      <w:start w:val="1"/>
+      <w:numFmt w:val="bullet"/>
+      <w:lvlText w:val=""/>
+      <w:lvlJc w:val="left"/>
+      <w:pPr>
+        <w:tabs>
+          <w:tab w:val="num" w:pos="5040"/>
+        </w:tabs>
+        <w:ind w:left="5040" w:hanging="360"/>
+      </w:pPr>
+      <w:rPr>
+        <w:rFonts w:ascii="Wingdings" w:hAnsi="Wingdings" w:hint="default"/>
+        <w:sz w:val="20"/>
+      </w:rPr>
+    </w:lvl>
+    <w:lvl w:ilvl="7" w:tentative="1">
+      <w:start w:val="1"/>
+      <w:numFmt w:val="bullet"/>
+      <w:lvlText w:val=""/>
+      <w:lvlJc w:val="left"/>
+      <w:pPr>
+        <w:tabs>
+          <w:tab w:val="num" w:pos="5760"/>
+        </w:tabs>
+        <w:ind w:left="5760" w:hanging="360"/>
+      </w:pPr>
+      <w:rPr>
+        <w:rFonts w:ascii="Wingdings" w:hAnsi="Wingdings" w:hint="default"/>
+        <w:sz w:val="20"/>
+      </w:rPr>
+    </w:lvl>
+    <w:lvl w:ilvl="8" w:tentative="1">
+      <w:start w:val="1"/>
+      <w:numFmt w:val="bullet"/>
+      <w:lvlText w:val=""/>
+      <w:lvlJc w:val="left"/>
+      <w:pPr>
+        <w:tabs>
+          <w:tab w:val="num" w:pos="6480"/>
+        </w:tabs>
+        <w:ind w:left="6480" w:hanging="360"/>
+      </w:pPr>
+      <w:rPr>
+        <w:rFonts w:ascii="Wingdings" w:hAnsi="Wingdings" w:hint="default"/>
+        <w:sz w:val="20"/>
+      </w:rPr>
+    </w:lvl>
+  </w:abstractNum>
+  <w:abstractNum w:abstractNumId="6" w15:restartNumberingAfterBreak="0">
+    <w:nsid w:val="228E52FD"/>
+    <w:multiLevelType w:val="multilevel"/>
+    <w:tmpl w:val="DE4247E4"/>
+    <w:lvl w:ilvl="0">
+      <w:start w:val="1"/>
+      <w:numFmt w:val="bullet"/>
+      <w:lvlText w:val=""/>
+      <w:lvlJc w:val="left"/>
+      <w:pPr>
+        <w:tabs>
+          <w:tab w:val="num" w:pos="720"/>
+        </w:tabs>
+        <w:ind w:left="720" w:hanging="360"/>
+      </w:pPr>
+      <w:rPr>
+        <w:rFonts w:ascii="Symbol" w:hAnsi="Symbol" w:hint="default"/>
+        <w:sz w:val="20"/>
+      </w:rPr>
+    </w:lvl>
+    <w:lvl w:ilvl="1" w:tentative="1">
+      <w:start w:val="1"/>
+      <w:numFmt w:val="bullet"/>
+      <w:lvlText w:val="o"/>
+      <w:lvlJc w:val="left"/>
+      <w:pPr>
+        <w:tabs>
+          <w:tab w:val="num" w:pos="1440"/>
+        </w:tabs>
+        <w:ind w:left="1440" w:hanging="360"/>
+      </w:pPr>
+      <w:rPr>
+        <w:rFonts w:ascii="Courier New" w:hAnsi="Courier New" w:hint="default"/>
+        <w:sz w:val="20"/>
+      </w:rPr>
+    </w:lvl>
+    <w:lvl w:ilvl="2" w:tentative="1">
+      <w:start w:val="1"/>
+      <w:numFmt w:val="bullet"/>
+      <w:lvlText w:val=""/>
+      <w:lvlJc w:val="left"/>
+      <w:pPr>
+        <w:tabs>
+          <w:tab w:val="num" w:pos="2160"/>
+        </w:tabs>
+        <w:ind w:left="2160" w:hanging="360"/>
+      </w:pPr>
+      <w:rPr>
+        <w:rFonts w:ascii="Wingdings" w:hAnsi="Wingdings" w:hint="default"/>
+        <w:sz w:val="20"/>
+      </w:rPr>
+    </w:lvl>
+    <w:lvl w:ilvl="3" w:tentative="1">
+      <w:start w:val="1"/>
+      <w:numFmt w:val="bullet"/>
+      <w:lvlText w:val=""/>
+      <w:lvlJc w:val="left"/>
+      <w:pPr>
+        <w:tabs>
+          <w:tab w:val="num" w:pos="2880"/>
+        </w:tabs>
+        <w:ind w:left="2880" w:hanging="360"/>
+      </w:pPr>
+      <w:rPr>
+        <w:rFonts w:ascii="Wingdings" w:hAnsi="Wingdings" w:hint="default"/>
+        <w:sz w:val="20"/>
+      </w:rPr>
+    </w:lvl>
+    <w:lvl w:ilvl="4" w:tentative="1">
+      <w:start w:val="1"/>
+      <w:numFmt w:val="bullet"/>
+      <w:lvlText w:val=""/>
+      <w:lvlJc w:val="left"/>
+      <w:pPr>
+        <w:tabs>
+          <w:tab w:val="num" w:pos="3600"/>
+        </w:tabs>
+        <w:ind w:left="3600" w:hanging="360"/>
+      </w:pPr>
+      <w:rPr>
+        <w:rFonts w:ascii="Wingdings" w:hAnsi="Wingdings" w:hint="default"/>
+        <w:sz w:val="20"/>
+      </w:rPr>
+    </w:lvl>
+    <w:lvl w:ilvl="5" w:tentative="1">
+      <w:start w:val="1"/>
+      <w:numFmt w:val="bullet"/>
+      <w:lvlText w:val=""/>
+      <w:lvlJc w:val="left"/>
+      <w:pPr>
+        <w:tabs>
+          <w:tab w:val="num" w:pos="4320"/>
+        </w:tabs>
+        <w:ind w:left="4320" w:hanging="360"/>
+      </w:pPr>
+      <w:rPr>
+        <w:rFonts w:ascii="Wingdings" w:hAnsi="Wingdings" w:hint="default"/>
+        <w:sz w:val="20"/>
+      </w:rPr>
+    </w:lvl>
+    <w:lvl w:ilvl="6" w:tentative="1">
+      <w:start w:val="1"/>
+      <w:numFmt w:val="bullet"/>
+      <w:lvlText w:val=""/>
+      <w:lvlJc w:val="left"/>
+      <w:pPr>
+        <w:tabs>
+          <w:tab w:val="num" w:pos="5040"/>
+        </w:tabs>
+        <w:ind w:left="5040" w:hanging="360"/>
+      </w:pPr>
+      <w:rPr>
+        <w:rFonts w:ascii="Wingdings" w:hAnsi="Wingdings" w:hint="default"/>
+        <w:sz w:val="20"/>
+      </w:rPr>
+    </w:lvl>
+    <w:lvl w:ilvl="7" w:tentative="1">
+      <w:start w:val="1"/>
+      <w:numFmt w:val="bullet"/>
+      <w:lvlText w:val=""/>
+      <w:lvlJc w:val="left"/>
+      <w:pPr>
+        <w:tabs>
+          <w:tab w:val="num" w:pos="5760"/>
+        </w:tabs>
+        <w:ind w:left="5760" w:hanging="360"/>
+      </w:pPr>
+      <w:rPr>
+        <w:rFonts w:ascii="Wingdings" w:hAnsi="Wingdings" w:hint="default"/>
+        <w:sz w:val="20"/>
+      </w:rPr>
+    </w:lvl>
+    <w:lvl w:ilvl="8" w:tentative="1">
+      <w:start w:val="1"/>
+      <w:numFmt w:val="bullet"/>
+      <w:lvlText w:val=""/>
+      <w:lvlJc w:val="left"/>
+      <w:pPr>
+        <w:tabs>
+          <w:tab w:val="num" w:pos="6480"/>
+        </w:tabs>
+        <w:ind w:left="6480" w:hanging="360"/>
+      </w:pPr>
+      <w:rPr>
+        <w:rFonts w:ascii="Wingdings" w:hAnsi="Wingdings" w:hint="default"/>
+        <w:sz w:val="20"/>
+      </w:rPr>
+    </w:lvl>
+  </w:abstractNum>
+  <w:abstractNum w:abstractNumId="7" w15:restartNumberingAfterBreak="0">
+    <w:nsid w:val="25CB177D"/>
+    <w:multiLevelType w:val="multilevel"/>
+    <w:tmpl w:val="AE58124C"/>
+    <w:lvl w:ilvl="0">
+      <w:start w:val="1"/>
+      <w:numFmt w:val="bullet"/>
+      <w:lvlText w:val=""/>
+      <w:lvlJc w:val="left"/>
+      <w:pPr>
+        <w:tabs>
+          <w:tab w:val="num" w:pos="720"/>
+        </w:tabs>
+        <w:ind w:left="720" w:hanging="360"/>
+      </w:pPr>
+      <w:rPr>
+        <w:rFonts w:ascii="Symbol" w:hAnsi="Symbol" w:hint="default"/>
+        <w:sz w:val="20"/>
+      </w:rPr>
+    </w:lvl>
+    <w:lvl w:ilvl="1" w:tentative="1">
+      <w:start w:val="1"/>
+      <w:numFmt w:val="bullet"/>
+      <w:lvlText w:val="o"/>
+      <w:lvlJc w:val="left"/>
+      <w:pPr>
+        <w:tabs>
+          <w:tab w:val="num" w:pos="1440"/>
+        </w:tabs>
+        <w:ind w:left="1440" w:hanging="360"/>
+      </w:pPr>
+      <w:rPr>
+        <w:rFonts w:ascii="Courier New" w:hAnsi="Courier New" w:hint="default"/>
+        <w:sz w:val="20"/>
+      </w:rPr>
+    </w:lvl>
+    <w:lvl w:ilvl="2" w:tentative="1">
+      <w:start w:val="1"/>
+      <w:numFmt w:val="bullet"/>
+      <w:lvlText w:val=""/>
+      <w:lvlJc w:val="left"/>
+      <w:pPr>
+        <w:tabs>
+          <w:tab w:val="num" w:pos="2160"/>
+        </w:tabs>
+        <w:ind w:left="2160" w:hanging="360"/>
+      </w:pPr>
+      <w:rPr>
+        <w:rFonts w:ascii="Wingdings" w:hAnsi="Wingdings" w:hint="default"/>
+        <w:sz w:val="20"/>
+      </w:rPr>
+    </w:lvl>
+    <w:lvl w:ilvl="3" w:tentative="1">
+      <w:start w:val="1"/>
+      <w:numFmt w:val="bullet"/>
+      <w:lvlText w:val=""/>
+      <w:lvlJc w:val="left"/>
+      <w:pPr>
+        <w:tabs>
+          <w:tab w:val="num" w:pos="2880"/>
+        </w:tabs>
+        <w:ind w:left="2880" w:hanging="360"/>
+      </w:pPr>
+      <w:rPr>
+        <w:rFonts w:ascii="Wingdings" w:hAnsi="Wingdings" w:hint="default"/>
+        <w:sz w:val="20"/>
+      </w:rPr>
+    </w:lvl>
+    <w:lvl w:ilvl="4" w:tentative="1">
+      <w:start w:val="1"/>
+      <w:numFmt w:val="bullet"/>
+      <w:lvlText w:val=""/>
+      <w:lvlJc w:val="left"/>
+      <w:pPr>
+        <w:tabs>
+          <w:tab w:val="num" w:pos="3600"/>
+        </w:tabs>
+        <w:ind w:left="3600" w:hanging="360"/>
+      </w:pPr>
+      <w:rPr>
+        <w:rFonts w:ascii="Wingdings" w:hAnsi="Wingdings" w:hint="default"/>
+        <w:sz w:val="20"/>
+      </w:rPr>
+    </w:lvl>
+    <w:lvl w:ilvl="5" w:tentative="1">
+      <w:start w:val="1"/>
+      <w:numFmt w:val="bullet"/>
+      <w:lvlText w:val=""/>
+      <w:lvlJc w:val="left"/>
+      <w:pPr>
+        <w:tabs>
+          <w:tab w:val="num" w:pos="4320"/>
+        </w:tabs>
+        <w:ind w:left="4320" w:hanging="360"/>
+      </w:pPr>
+      <w:rPr>
+        <w:rFonts w:ascii="Wingdings" w:hAnsi="Wingdings" w:hint="default"/>
+        <w:sz w:val="20"/>
+      </w:rPr>
+    </w:lvl>
+    <w:lvl w:ilvl="6" w:tentative="1">
+      <w:start w:val="1"/>
+      <w:numFmt w:val="bullet"/>
+      <w:lvlText w:val=""/>
+      <w:lvlJc w:val="left"/>
+      <w:pPr>
+        <w:tabs>
+          <w:tab w:val="num" w:pos="5040"/>
+        </w:tabs>
+        <w:ind w:left="5040" w:hanging="360"/>
+      </w:pPr>
+      <w:rPr>
+        <w:rFonts w:ascii="Wingdings" w:hAnsi="Wingdings" w:hint="default"/>
+        <w:sz w:val="20"/>
+      </w:rPr>
+    </w:lvl>
+    <w:lvl w:ilvl="7" w:tentative="1">
+      <w:start w:val="1"/>
+      <w:numFmt w:val="bullet"/>
+      <w:lvlText w:val=""/>
+      <w:lvlJc w:val="left"/>
+      <w:pPr>
+        <w:tabs>
+          <w:tab w:val="num" w:pos="5760"/>
+        </w:tabs>
+        <w:ind w:left="5760" w:hanging="360"/>
+      </w:pPr>
+      <w:rPr>
+        <w:rFonts w:ascii="Wingdings" w:hAnsi="Wingdings" w:hint="default"/>
+        <w:sz w:val="20"/>
+      </w:rPr>
+    </w:lvl>
+    <w:lvl w:ilvl="8" w:tentative="1">
+      <w:start w:val="1"/>
+      <w:numFmt w:val="bullet"/>
+      <w:lvlText w:val=""/>
+      <w:lvlJc w:val="left"/>
+      <w:pPr>
+        <w:tabs>
+          <w:tab w:val="num" w:pos="6480"/>
+        </w:tabs>
+        <w:ind w:left="6480" w:hanging="360"/>
+      </w:pPr>
+      <w:rPr>
+        <w:rFonts w:ascii="Wingdings" w:hAnsi="Wingdings" w:hint="default"/>
+        <w:sz w:val="20"/>
+      </w:rPr>
+    </w:lvl>
+  </w:abstractNum>
+  <w:abstractNum w:abstractNumId="8" w15:restartNumberingAfterBreak="0">
     <w:nsid w:val="28601AE3"/>
     <w:multiLevelType w:val="hybridMultilevel"/>
     <w:tmpl w:val="479CB616"/>
@@ -4583,7 +5318,305 @@
       </w:rPr>
     </w:lvl>
   </w:abstractNum>
-  <w:abstractNum w:abstractNumId="2" w15:restartNumberingAfterBreak="0">
+  <w:abstractNum w:abstractNumId="9" w15:restartNumberingAfterBreak="0">
+    <w:nsid w:val="38EE5428"/>
+    <w:multiLevelType w:val="multilevel"/>
+    <w:tmpl w:val="9C0CEDBA"/>
+    <w:lvl w:ilvl="0">
+      <w:start w:val="1"/>
+      <w:numFmt w:val="bullet"/>
+      <w:lvlText w:val=""/>
+      <w:lvlJc w:val="left"/>
+      <w:pPr>
+        <w:tabs>
+          <w:tab w:val="num" w:pos="720"/>
+        </w:tabs>
+        <w:ind w:left="720" w:hanging="360"/>
+      </w:pPr>
+      <w:rPr>
+        <w:rFonts w:ascii="Symbol" w:hAnsi="Symbol" w:hint="default"/>
+        <w:sz w:val="20"/>
+      </w:rPr>
+    </w:lvl>
+    <w:lvl w:ilvl="1" w:tentative="1">
+      <w:start w:val="1"/>
+      <w:numFmt w:val="bullet"/>
+      <w:lvlText w:val="o"/>
+      <w:lvlJc w:val="left"/>
+      <w:pPr>
+        <w:tabs>
+          <w:tab w:val="num" w:pos="1440"/>
+        </w:tabs>
+        <w:ind w:left="1440" w:hanging="360"/>
+      </w:pPr>
+      <w:rPr>
+        <w:rFonts w:ascii="Courier New" w:hAnsi="Courier New" w:hint="default"/>
+        <w:sz w:val="20"/>
+      </w:rPr>
+    </w:lvl>
+    <w:lvl w:ilvl="2" w:tentative="1">
+      <w:start w:val="1"/>
+      <w:numFmt w:val="bullet"/>
+      <w:lvlText w:val=""/>
+      <w:lvlJc w:val="left"/>
+      <w:pPr>
+        <w:tabs>
+          <w:tab w:val="num" w:pos="2160"/>
+        </w:tabs>
+        <w:ind w:left="2160" w:hanging="360"/>
+      </w:pPr>
+      <w:rPr>
+        <w:rFonts w:ascii="Wingdings" w:hAnsi="Wingdings" w:hint="default"/>
+        <w:sz w:val="20"/>
+      </w:rPr>
+    </w:lvl>
+    <w:lvl w:ilvl="3" w:tentative="1">
+      <w:start w:val="1"/>
+      <w:numFmt w:val="bullet"/>
+      <w:lvlText w:val=""/>
+      <w:lvlJc w:val="left"/>
+      <w:pPr>
+        <w:tabs>
+          <w:tab w:val="num" w:pos="2880"/>
+        </w:tabs>
+        <w:ind w:left="2880" w:hanging="360"/>
+      </w:pPr>
+      <w:rPr>
+        <w:rFonts w:ascii="Wingdings" w:hAnsi="Wingdings" w:hint="default"/>
+        <w:sz w:val="20"/>
+      </w:rPr>
+    </w:lvl>
+    <w:lvl w:ilvl="4" w:tentative="1">
+      <w:start w:val="1"/>
+      <w:numFmt w:val="bullet"/>
+      <w:lvlText w:val=""/>
+      <w:lvlJc w:val="left"/>
+      <w:pPr>
+        <w:tabs>
+          <w:tab w:val="num" w:pos="3600"/>
+        </w:tabs>
+        <w:ind w:left="3600" w:hanging="360"/>
+      </w:pPr>
+      <w:rPr>
+        <w:rFonts w:ascii="Wingdings" w:hAnsi="Wingdings" w:hint="default"/>
+        <w:sz w:val="20"/>
+      </w:rPr>
+    </w:lvl>
+    <w:lvl w:ilvl="5" w:tentative="1">
+      <w:start w:val="1"/>
+      <w:numFmt w:val="bullet"/>
+      <w:lvlText w:val=""/>
+      <w:lvlJc w:val="left"/>
+      <w:pPr>
+        <w:tabs>
+          <w:tab w:val="num" w:pos="4320"/>
+        </w:tabs>
+        <w:ind w:left="4320" w:hanging="360"/>
+      </w:pPr>
+      <w:rPr>
+        <w:rFonts w:ascii="Wingdings" w:hAnsi="Wingdings" w:hint="default"/>
+        <w:sz w:val="20"/>
+      </w:rPr>
+    </w:lvl>
+    <w:lvl w:ilvl="6" w:tentative="1">
+      <w:start w:val="1"/>
+      <w:numFmt w:val="bullet"/>
+      <w:lvlText w:val=""/>
+      <w:lvlJc w:val="left"/>
+      <w:pPr>
+        <w:tabs>
+          <w:tab w:val="num" w:pos="5040"/>
+        </w:tabs>
+        <w:ind w:left="5040" w:hanging="360"/>
+      </w:pPr>
+      <w:rPr>
+        <w:rFonts w:ascii="Wingdings" w:hAnsi="Wingdings" w:hint="default"/>
+        <w:sz w:val="20"/>
+      </w:rPr>
+    </w:lvl>
+    <w:lvl w:ilvl="7" w:tentative="1">
+      <w:start w:val="1"/>
+      <w:numFmt w:val="bullet"/>
+      <w:lvlText w:val=""/>
+      <w:lvlJc w:val="left"/>
+      <w:pPr>
+        <w:tabs>
+          <w:tab w:val="num" w:pos="5760"/>
+        </w:tabs>
+        <w:ind w:left="5760" w:hanging="360"/>
+      </w:pPr>
+      <w:rPr>
+        <w:rFonts w:ascii="Wingdings" w:hAnsi="Wingdings" w:hint="default"/>
+        <w:sz w:val="20"/>
+      </w:rPr>
+    </w:lvl>
+    <w:lvl w:ilvl="8" w:tentative="1">
+      <w:start w:val="1"/>
+      <w:numFmt w:val="bullet"/>
+      <w:lvlText w:val=""/>
+      <w:lvlJc w:val="left"/>
+      <w:pPr>
+        <w:tabs>
+          <w:tab w:val="num" w:pos="6480"/>
+        </w:tabs>
+        <w:ind w:left="6480" w:hanging="360"/>
+      </w:pPr>
+      <w:rPr>
+        <w:rFonts w:ascii="Wingdings" w:hAnsi="Wingdings" w:hint="default"/>
+        <w:sz w:val="20"/>
+      </w:rPr>
+    </w:lvl>
+  </w:abstractNum>
+  <w:abstractNum w:abstractNumId="10" w15:restartNumberingAfterBreak="0">
+    <w:nsid w:val="3A4C2D5F"/>
+    <w:multiLevelType w:val="multilevel"/>
+    <w:tmpl w:val="9794878A"/>
+    <w:lvl w:ilvl="0">
+      <w:start w:val="1"/>
+      <w:numFmt w:val="bullet"/>
+      <w:lvlText w:val=""/>
+      <w:lvlJc w:val="left"/>
+      <w:pPr>
+        <w:tabs>
+          <w:tab w:val="num" w:pos="720"/>
+        </w:tabs>
+        <w:ind w:left="720" w:hanging="360"/>
+      </w:pPr>
+      <w:rPr>
+        <w:rFonts w:ascii="Symbol" w:hAnsi="Symbol" w:hint="default"/>
+        <w:sz w:val="20"/>
+      </w:rPr>
+    </w:lvl>
+    <w:lvl w:ilvl="1" w:tentative="1">
+      <w:start w:val="1"/>
+      <w:numFmt w:val="bullet"/>
+      <w:lvlText w:val="o"/>
+      <w:lvlJc w:val="left"/>
+      <w:pPr>
+        <w:tabs>
+          <w:tab w:val="num" w:pos="1440"/>
+        </w:tabs>
+        <w:ind w:left="1440" w:hanging="360"/>
+      </w:pPr>
+      <w:rPr>
+        <w:rFonts w:ascii="Courier New" w:hAnsi="Courier New" w:hint="default"/>
+        <w:sz w:val="20"/>
+      </w:rPr>
+    </w:lvl>
+    <w:lvl w:ilvl="2" w:tentative="1">
+      <w:start w:val="1"/>
+      <w:numFmt w:val="bullet"/>
+      <w:lvlText w:val=""/>
+      <w:lvlJc w:val="left"/>
+      <w:pPr>
+        <w:tabs>
+          <w:tab w:val="num" w:pos="2160"/>
+        </w:tabs>
+        <w:ind w:left="2160" w:hanging="360"/>
+      </w:pPr>
+      <w:rPr>
+        <w:rFonts w:ascii="Wingdings" w:hAnsi="Wingdings" w:hint="default"/>
+        <w:sz w:val="20"/>
+      </w:rPr>
+    </w:lvl>
+    <w:lvl w:ilvl="3" w:tentative="1">
+      <w:start w:val="1"/>
+      <w:numFmt w:val="bullet"/>
+      <w:lvlText w:val=""/>
+      <w:lvlJc w:val="left"/>
+      <w:pPr>
+        <w:tabs>
+          <w:tab w:val="num" w:pos="2880"/>
+        </w:tabs>
+        <w:ind w:left="2880" w:hanging="360"/>
+      </w:pPr>
+      <w:rPr>
+        <w:rFonts w:ascii="Wingdings" w:hAnsi="Wingdings" w:hint="default"/>
+        <w:sz w:val="20"/>
+      </w:rPr>
+    </w:lvl>
+    <w:lvl w:ilvl="4" w:tentative="1">
+      <w:start w:val="1"/>
+      <w:numFmt w:val="bullet"/>
+      <w:lvlText w:val=""/>
+      <w:lvlJc w:val="left"/>
+      <w:pPr>
+        <w:tabs>
+          <w:tab w:val="num" w:pos="3600"/>
+        </w:tabs>
+        <w:ind w:left="3600" w:hanging="360"/>
+      </w:pPr>
+      <w:rPr>
+        <w:rFonts w:ascii="Wingdings" w:hAnsi="Wingdings" w:hint="default"/>
+        <w:sz w:val="20"/>
+      </w:rPr>
+    </w:lvl>
+    <w:lvl w:ilvl="5" w:tentative="1">
+      <w:start w:val="1"/>
+      <w:numFmt w:val="bullet"/>
+      <w:lvlText w:val=""/>
+      <w:lvlJc w:val="left"/>
+      <w:pPr>
+        <w:tabs>
+          <w:tab w:val="num" w:pos="4320"/>
+        </w:tabs>
+        <w:ind w:left="4320" w:hanging="360"/>
+      </w:pPr>
+      <w:rPr>
+        <w:rFonts w:ascii="Wingdings" w:hAnsi="Wingdings" w:hint="default"/>
+        <w:sz w:val="20"/>
+      </w:rPr>
+    </w:lvl>
+    <w:lvl w:ilvl="6" w:tentative="1">
+      <w:start w:val="1"/>
+      <w:numFmt w:val="bullet"/>
+      <w:lvlText w:val=""/>
+      <w:lvlJc w:val="left"/>
+      <w:pPr>
+        <w:tabs>
+          <w:tab w:val="num" w:pos="5040"/>
+        </w:tabs>
+        <w:ind w:left="5040" w:hanging="360"/>
+      </w:pPr>
+      <w:rPr>
+        <w:rFonts w:ascii="Wingdings" w:hAnsi="Wingdings" w:hint="default"/>
+        <w:sz w:val="20"/>
+      </w:rPr>
+    </w:lvl>
+    <w:lvl w:ilvl="7" w:tentative="1">
+      <w:start w:val="1"/>
+      <w:numFmt w:val="bullet"/>
+      <w:lvlText w:val=""/>
+      <w:lvlJc w:val="left"/>
+      <w:pPr>
+        <w:tabs>
+          <w:tab w:val="num" w:pos="5760"/>
+        </w:tabs>
+        <w:ind w:left="5760" w:hanging="360"/>
+      </w:pPr>
+      <w:rPr>
+        <w:rFonts w:ascii="Wingdings" w:hAnsi="Wingdings" w:hint="default"/>
+        <w:sz w:val="20"/>
+      </w:rPr>
+    </w:lvl>
+    <w:lvl w:ilvl="8" w:tentative="1">
+      <w:start w:val="1"/>
+      <w:numFmt w:val="bullet"/>
+      <w:lvlText w:val=""/>
+      <w:lvlJc w:val="left"/>
+      <w:pPr>
+        <w:tabs>
+          <w:tab w:val="num" w:pos="6480"/>
+        </w:tabs>
+        <w:ind w:left="6480" w:hanging="360"/>
+      </w:pPr>
+      <w:rPr>
+        <w:rFonts w:ascii="Wingdings" w:hAnsi="Wingdings" w:hint="default"/>
+        <w:sz w:val="20"/>
+      </w:rPr>
+    </w:lvl>
+  </w:abstractNum>
+  <w:abstractNum w:abstractNumId="11" w15:restartNumberingAfterBreak="0">
     <w:nsid w:val="42C118E0"/>
     <w:multiLevelType w:val="singleLevel"/>
     <w:tmpl w:val="80C6BE5E"/>
@@ -4598,7 +5631,7 @@
       </w:rPr>
     </w:lvl>
   </w:abstractNum>
-  <w:abstractNum w:abstractNumId="3" w15:restartNumberingAfterBreak="0">
+  <w:abstractNum w:abstractNumId="12" w15:restartNumberingAfterBreak="0">
     <w:nsid w:val="477A5D15"/>
     <w:multiLevelType w:val="multilevel"/>
     <w:tmpl w:val="DC429176"/>
@@ -4719,7 +5752,454 @@
       </w:rPr>
     </w:lvl>
   </w:abstractNum>
-  <w:abstractNum w:abstractNumId="4" w15:restartNumberingAfterBreak="0">
+  <w:abstractNum w:abstractNumId="13" w15:restartNumberingAfterBreak="0">
+    <w:nsid w:val="49574ADA"/>
+    <w:multiLevelType w:val="multilevel"/>
+    <w:tmpl w:val="91785324"/>
+    <w:lvl w:ilvl="0">
+      <w:start w:val="1"/>
+      <w:numFmt w:val="bullet"/>
+      <w:lvlText w:val=""/>
+      <w:lvlJc w:val="left"/>
+      <w:pPr>
+        <w:tabs>
+          <w:tab w:val="num" w:pos="720"/>
+        </w:tabs>
+        <w:ind w:left="720" w:hanging="360"/>
+      </w:pPr>
+      <w:rPr>
+        <w:rFonts w:ascii="Symbol" w:hAnsi="Symbol" w:hint="default"/>
+        <w:sz w:val="20"/>
+      </w:rPr>
+    </w:lvl>
+    <w:lvl w:ilvl="1" w:tentative="1">
+      <w:start w:val="1"/>
+      <w:numFmt w:val="bullet"/>
+      <w:lvlText w:val="o"/>
+      <w:lvlJc w:val="left"/>
+      <w:pPr>
+        <w:tabs>
+          <w:tab w:val="num" w:pos="1440"/>
+        </w:tabs>
+        <w:ind w:left="1440" w:hanging="360"/>
+      </w:pPr>
+      <w:rPr>
+        <w:rFonts w:ascii="Courier New" w:hAnsi="Courier New" w:hint="default"/>
+        <w:sz w:val="20"/>
+      </w:rPr>
+    </w:lvl>
+    <w:lvl w:ilvl="2" w:tentative="1">
+      <w:start w:val="1"/>
+      <w:numFmt w:val="bullet"/>
+      <w:lvlText w:val=""/>
+      <w:lvlJc w:val="left"/>
+      <w:pPr>
+        <w:tabs>
+          <w:tab w:val="num" w:pos="2160"/>
+        </w:tabs>
+        <w:ind w:left="2160" w:hanging="360"/>
+      </w:pPr>
+      <w:rPr>
+        <w:rFonts w:ascii="Wingdings" w:hAnsi="Wingdings" w:hint="default"/>
+        <w:sz w:val="20"/>
+      </w:rPr>
+    </w:lvl>
+    <w:lvl w:ilvl="3" w:tentative="1">
+      <w:start w:val="1"/>
+      <w:numFmt w:val="bullet"/>
+      <w:lvlText w:val=""/>
+      <w:lvlJc w:val="left"/>
+      <w:pPr>
+        <w:tabs>
+          <w:tab w:val="num" w:pos="2880"/>
+        </w:tabs>
+        <w:ind w:left="2880" w:hanging="360"/>
+      </w:pPr>
+      <w:rPr>
+        <w:rFonts w:ascii="Wingdings" w:hAnsi="Wingdings" w:hint="default"/>
+        <w:sz w:val="20"/>
+      </w:rPr>
+    </w:lvl>
+    <w:lvl w:ilvl="4" w:tentative="1">
+      <w:start w:val="1"/>
+      <w:numFmt w:val="bullet"/>
+      <w:lvlText w:val=""/>
+      <w:lvlJc w:val="left"/>
+      <w:pPr>
+        <w:tabs>
+          <w:tab w:val="num" w:pos="3600"/>
+        </w:tabs>
+        <w:ind w:left="3600" w:hanging="360"/>
+      </w:pPr>
+      <w:rPr>
+        <w:rFonts w:ascii="Wingdings" w:hAnsi="Wingdings" w:hint="default"/>
+        <w:sz w:val="20"/>
+      </w:rPr>
+    </w:lvl>
+    <w:lvl w:ilvl="5" w:tentative="1">
+      <w:start w:val="1"/>
+      <w:numFmt w:val="bullet"/>
+      <w:lvlText w:val=""/>
+      <w:lvlJc w:val="left"/>
+      <w:pPr>
+        <w:tabs>
+          <w:tab w:val="num" w:pos="4320"/>
+        </w:tabs>
+        <w:ind w:left="4320" w:hanging="360"/>
+      </w:pPr>
+      <w:rPr>
+        <w:rFonts w:ascii="Wingdings" w:hAnsi="Wingdings" w:hint="default"/>
+        <w:sz w:val="20"/>
+      </w:rPr>
+    </w:lvl>
+    <w:lvl w:ilvl="6" w:tentative="1">
+      <w:start w:val="1"/>
+      <w:numFmt w:val="bullet"/>
+      <w:lvlText w:val=""/>
+      <w:lvlJc w:val="left"/>
+      <w:pPr>
+        <w:tabs>
+          <w:tab w:val="num" w:pos="5040"/>
+        </w:tabs>
+        <w:ind w:left="5040" w:hanging="360"/>
+      </w:pPr>
+      <w:rPr>
+        <w:rFonts w:ascii="Wingdings" w:hAnsi="Wingdings" w:hint="default"/>
+        <w:sz w:val="20"/>
+      </w:rPr>
+    </w:lvl>
+    <w:lvl w:ilvl="7" w:tentative="1">
+      <w:start w:val="1"/>
+      <w:numFmt w:val="bullet"/>
+      <w:lvlText w:val=""/>
+      <w:lvlJc w:val="left"/>
+      <w:pPr>
+        <w:tabs>
+          <w:tab w:val="num" w:pos="5760"/>
+        </w:tabs>
+        <w:ind w:left="5760" w:hanging="360"/>
+      </w:pPr>
+      <w:rPr>
+        <w:rFonts w:ascii="Wingdings" w:hAnsi="Wingdings" w:hint="default"/>
+        <w:sz w:val="20"/>
+      </w:rPr>
+    </w:lvl>
+    <w:lvl w:ilvl="8" w:tentative="1">
+      <w:start w:val="1"/>
+      <w:numFmt w:val="bullet"/>
+      <w:lvlText w:val=""/>
+      <w:lvlJc w:val="left"/>
+      <w:pPr>
+        <w:tabs>
+          <w:tab w:val="num" w:pos="6480"/>
+        </w:tabs>
+        <w:ind w:left="6480" w:hanging="360"/>
+      </w:pPr>
+      <w:rPr>
+        <w:rFonts w:ascii="Wingdings" w:hAnsi="Wingdings" w:hint="default"/>
+        <w:sz w:val="20"/>
+      </w:rPr>
+    </w:lvl>
+  </w:abstractNum>
+  <w:abstractNum w:abstractNumId="14" w15:restartNumberingAfterBreak="0">
+    <w:nsid w:val="49FD3F2E"/>
+    <w:multiLevelType w:val="multilevel"/>
+    <w:tmpl w:val="2344511E"/>
+    <w:lvl w:ilvl="0">
+      <w:start w:val="1"/>
+      <w:numFmt w:val="bullet"/>
+      <w:lvlText w:val=""/>
+      <w:lvlJc w:val="left"/>
+      <w:pPr>
+        <w:tabs>
+          <w:tab w:val="num" w:pos="720"/>
+        </w:tabs>
+        <w:ind w:left="720" w:hanging="360"/>
+      </w:pPr>
+      <w:rPr>
+        <w:rFonts w:ascii="Symbol" w:hAnsi="Symbol" w:hint="default"/>
+        <w:sz w:val="20"/>
+      </w:rPr>
+    </w:lvl>
+    <w:lvl w:ilvl="1" w:tentative="1">
+      <w:start w:val="1"/>
+      <w:numFmt w:val="bullet"/>
+      <w:lvlText w:val="o"/>
+      <w:lvlJc w:val="left"/>
+      <w:pPr>
+        <w:tabs>
+          <w:tab w:val="num" w:pos="1440"/>
+        </w:tabs>
+        <w:ind w:left="1440" w:hanging="360"/>
+      </w:pPr>
+      <w:rPr>
+        <w:rFonts w:ascii="Courier New" w:hAnsi="Courier New" w:hint="default"/>
+        <w:sz w:val="20"/>
+      </w:rPr>
+    </w:lvl>
+    <w:lvl w:ilvl="2" w:tentative="1">
+      <w:start w:val="1"/>
+      <w:numFmt w:val="bullet"/>
+      <w:lvlText w:val=""/>
+      <w:lvlJc w:val="left"/>
+      <w:pPr>
+        <w:tabs>
+          <w:tab w:val="num" w:pos="2160"/>
+        </w:tabs>
+        <w:ind w:left="2160" w:hanging="360"/>
+      </w:pPr>
+      <w:rPr>
+        <w:rFonts w:ascii="Wingdings" w:hAnsi="Wingdings" w:hint="default"/>
+        <w:sz w:val="20"/>
+      </w:rPr>
+    </w:lvl>
+    <w:lvl w:ilvl="3" w:tentative="1">
+      <w:start w:val="1"/>
+      <w:numFmt w:val="bullet"/>
+      <w:lvlText w:val=""/>
+      <w:lvlJc w:val="left"/>
+      <w:pPr>
+        <w:tabs>
+          <w:tab w:val="num" w:pos="2880"/>
+        </w:tabs>
+        <w:ind w:left="2880" w:hanging="360"/>
+      </w:pPr>
+      <w:rPr>
+        <w:rFonts w:ascii="Wingdings" w:hAnsi="Wingdings" w:hint="default"/>
+        <w:sz w:val="20"/>
+      </w:rPr>
+    </w:lvl>
+    <w:lvl w:ilvl="4" w:tentative="1">
+      <w:start w:val="1"/>
+      <w:numFmt w:val="bullet"/>
+      <w:lvlText w:val=""/>
+      <w:lvlJc w:val="left"/>
+      <w:pPr>
+        <w:tabs>
+          <w:tab w:val="num" w:pos="3600"/>
+        </w:tabs>
+        <w:ind w:left="3600" w:hanging="360"/>
+      </w:pPr>
+      <w:rPr>
+        <w:rFonts w:ascii="Wingdings" w:hAnsi="Wingdings" w:hint="default"/>
+        <w:sz w:val="20"/>
+      </w:rPr>
+    </w:lvl>
+    <w:lvl w:ilvl="5" w:tentative="1">
+      <w:start w:val="1"/>
+      <w:numFmt w:val="bullet"/>
+      <w:lvlText w:val=""/>
+      <w:lvlJc w:val="left"/>
+      <w:pPr>
+        <w:tabs>
+          <w:tab w:val="num" w:pos="4320"/>
+        </w:tabs>
+        <w:ind w:left="4320" w:hanging="360"/>
+      </w:pPr>
+      <w:rPr>
+        <w:rFonts w:ascii="Wingdings" w:hAnsi="Wingdings" w:hint="default"/>
+        <w:sz w:val="20"/>
+      </w:rPr>
+    </w:lvl>
+    <w:lvl w:ilvl="6" w:tentative="1">
+      <w:start w:val="1"/>
+      <w:numFmt w:val="bullet"/>
+      <w:lvlText w:val=""/>
+      <w:lvlJc w:val="left"/>
+      <w:pPr>
+        <w:tabs>
+          <w:tab w:val="num" w:pos="5040"/>
+        </w:tabs>
+        <w:ind w:left="5040" w:hanging="360"/>
+      </w:pPr>
+      <w:rPr>
+        <w:rFonts w:ascii="Wingdings" w:hAnsi="Wingdings" w:hint="default"/>
+        <w:sz w:val="20"/>
+      </w:rPr>
+    </w:lvl>
+    <w:lvl w:ilvl="7" w:tentative="1">
+      <w:start w:val="1"/>
+      <w:numFmt w:val="bullet"/>
+      <w:lvlText w:val=""/>
+      <w:lvlJc w:val="left"/>
+      <w:pPr>
+        <w:tabs>
+          <w:tab w:val="num" w:pos="5760"/>
+        </w:tabs>
+        <w:ind w:left="5760" w:hanging="360"/>
+      </w:pPr>
+      <w:rPr>
+        <w:rFonts w:ascii="Wingdings" w:hAnsi="Wingdings" w:hint="default"/>
+        <w:sz w:val="20"/>
+      </w:rPr>
+    </w:lvl>
+    <w:lvl w:ilvl="8" w:tentative="1">
+      <w:start w:val="1"/>
+      <w:numFmt w:val="bullet"/>
+      <w:lvlText w:val=""/>
+      <w:lvlJc w:val="left"/>
+      <w:pPr>
+        <w:tabs>
+          <w:tab w:val="num" w:pos="6480"/>
+        </w:tabs>
+        <w:ind w:left="6480" w:hanging="360"/>
+      </w:pPr>
+      <w:rPr>
+        <w:rFonts w:ascii="Wingdings" w:hAnsi="Wingdings" w:hint="default"/>
+        <w:sz w:val="20"/>
+      </w:rPr>
+    </w:lvl>
+  </w:abstractNum>
+  <w:abstractNum w:abstractNumId="15" w15:restartNumberingAfterBreak="0">
+    <w:nsid w:val="4AD105CC"/>
+    <w:multiLevelType w:val="multilevel"/>
+    <w:tmpl w:val="33989796"/>
+    <w:lvl w:ilvl="0">
+      <w:start w:val="1"/>
+      <w:numFmt w:val="bullet"/>
+      <w:lvlText w:val=""/>
+      <w:lvlJc w:val="left"/>
+      <w:pPr>
+        <w:tabs>
+          <w:tab w:val="num" w:pos="720"/>
+        </w:tabs>
+        <w:ind w:left="720" w:hanging="360"/>
+      </w:pPr>
+      <w:rPr>
+        <w:rFonts w:ascii="Symbol" w:hAnsi="Symbol" w:hint="default"/>
+        <w:sz w:val="20"/>
+      </w:rPr>
+    </w:lvl>
+    <w:lvl w:ilvl="1" w:tentative="1">
+      <w:start w:val="1"/>
+      <w:numFmt w:val="bullet"/>
+      <w:lvlText w:val="o"/>
+      <w:lvlJc w:val="left"/>
+      <w:pPr>
+        <w:tabs>
+          <w:tab w:val="num" w:pos="1440"/>
+        </w:tabs>
+        <w:ind w:left="1440" w:hanging="360"/>
+      </w:pPr>
+      <w:rPr>
+        <w:rFonts w:ascii="Courier New" w:hAnsi="Courier New" w:hint="default"/>
+        <w:sz w:val="20"/>
+      </w:rPr>
+    </w:lvl>
+    <w:lvl w:ilvl="2" w:tentative="1">
+      <w:start w:val="1"/>
+      <w:numFmt w:val="bullet"/>
+      <w:lvlText w:val=""/>
+      <w:lvlJc w:val="left"/>
+      <w:pPr>
+        <w:tabs>
+          <w:tab w:val="num" w:pos="2160"/>
+        </w:tabs>
+        <w:ind w:left="2160" w:hanging="360"/>
+      </w:pPr>
+      <w:rPr>
+        <w:rFonts w:ascii="Wingdings" w:hAnsi="Wingdings" w:hint="default"/>
+        <w:sz w:val="20"/>
+      </w:rPr>
+    </w:lvl>
+    <w:lvl w:ilvl="3" w:tentative="1">
+      <w:start w:val="1"/>
+      <w:numFmt w:val="bullet"/>
+      <w:lvlText w:val=""/>
+      <w:lvlJc w:val="left"/>
+      <w:pPr>
+        <w:tabs>
+          <w:tab w:val="num" w:pos="2880"/>
+        </w:tabs>
+        <w:ind w:left="2880" w:hanging="360"/>
+      </w:pPr>
+      <w:rPr>
+        <w:rFonts w:ascii="Wingdings" w:hAnsi="Wingdings" w:hint="default"/>
+        <w:sz w:val="20"/>
+      </w:rPr>
+    </w:lvl>
+    <w:lvl w:ilvl="4" w:tentative="1">
+      <w:start w:val="1"/>
+      <w:numFmt w:val="bullet"/>
+      <w:lvlText w:val=""/>
+      <w:lvlJc w:val="left"/>
+      <w:pPr>
+        <w:tabs>
+          <w:tab w:val="num" w:pos="3600"/>
+        </w:tabs>
+        <w:ind w:left="3600" w:hanging="360"/>
+      </w:pPr>
+      <w:rPr>
+        <w:rFonts w:ascii="Wingdings" w:hAnsi="Wingdings" w:hint="default"/>
+        <w:sz w:val="20"/>
+      </w:rPr>
+    </w:lvl>
+    <w:lvl w:ilvl="5" w:tentative="1">
+      <w:start w:val="1"/>
+      <w:numFmt w:val="bullet"/>
+      <w:lvlText w:val=""/>
+      <w:lvlJc w:val="left"/>
+      <w:pPr>
+        <w:tabs>
+          <w:tab w:val="num" w:pos="4320"/>
+        </w:tabs>
+        <w:ind w:left="4320" w:hanging="360"/>
+      </w:pPr>
+      <w:rPr>
+        <w:rFonts w:ascii="Wingdings" w:hAnsi="Wingdings" w:hint="default"/>
+        <w:sz w:val="20"/>
+      </w:rPr>
+    </w:lvl>
+    <w:lvl w:ilvl="6" w:tentative="1">
+      <w:start w:val="1"/>
+      <w:numFmt w:val="bullet"/>
+      <w:lvlText w:val=""/>
+      <w:lvlJc w:val="left"/>
+      <w:pPr>
+        <w:tabs>
+          <w:tab w:val="num" w:pos="5040"/>
+        </w:tabs>
+        <w:ind w:left="5040" w:hanging="360"/>
+      </w:pPr>
+      <w:rPr>
+        <w:rFonts w:ascii="Wingdings" w:hAnsi="Wingdings" w:hint="default"/>
+        <w:sz w:val="20"/>
+      </w:rPr>
+    </w:lvl>
+    <w:lvl w:ilvl="7" w:tentative="1">
+      <w:start w:val="1"/>
+      <w:numFmt w:val="bullet"/>
+      <w:lvlText w:val=""/>
+      <w:lvlJc w:val="left"/>
+      <w:pPr>
+        <w:tabs>
+          <w:tab w:val="num" w:pos="5760"/>
+        </w:tabs>
+        <w:ind w:left="5760" w:hanging="360"/>
+      </w:pPr>
+      <w:rPr>
+        <w:rFonts w:ascii="Wingdings" w:hAnsi="Wingdings" w:hint="default"/>
+        <w:sz w:val="20"/>
+      </w:rPr>
+    </w:lvl>
+    <w:lvl w:ilvl="8" w:tentative="1">
+      <w:start w:val="1"/>
+      <w:numFmt w:val="bullet"/>
+      <w:lvlText w:val=""/>
+      <w:lvlJc w:val="left"/>
+      <w:pPr>
+        <w:tabs>
+          <w:tab w:val="num" w:pos="6480"/>
+        </w:tabs>
+        <w:ind w:left="6480" w:hanging="360"/>
+      </w:pPr>
+      <w:rPr>
+        <w:rFonts w:ascii="Wingdings" w:hAnsi="Wingdings" w:hint="default"/>
+        <w:sz w:val="20"/>
+      </w:rPr>
+    </w:lvl>
+  </w:abstractNum>
+  <w:abstractNum w:abstractNumId="16" w15:restartNumberingAfterBreak="0">
     <w:nsid w:val="4E914441"/>
     <w:multiLevelType w:val="hybridMultilevel"/>
     <w:tmpl w:val="42E4A038"/>
@@ -4832,7 +6312,7 @@
       </w:rPr>
     </w:lvl>
   </w:abstractNum>
-  <w:abstractNum w:abstractNumId="5" w15:restartNumberingAfterBreak="0">
+  <w:abstractNum w:abstractNumId="17" w15:restartNumberingAfterBreak="0">
     <w:nsid w:val="54CD7BFF"/>
     <w:multiLevelType w:val="singleLevel"/>
     <w:tmpl w:val="7FA67EC0"/>
@@ -4847,11 +6327,458 @@
       </w:rPr>
     </w:lvl>
   </w:abstractNum>
+  <w:abstractNum w:abstractNumId="18" w15:restartNumberingAfterBreak="0">
+    <w:nsid w:val="594E5903"/>
+    <w:multiLevelType w:val="multilevel"/>
+    <w:tmpl w:val="3EC20814"/>
+    <w:lvl w:ilvl="0">
+      <w:start w:val="1"/>
+      <w:numFmt w:val="bullet"/>
+      <w:lvlText w:val=""/>
+      <w:lvlJc w:val="left"/>
+      <w:pPr>
+        <w:tabs>
+          <w:tab w:val="num" w:pos="720"/>
+        </w:tabs>
+        <w:ind w:left="720" w:hanging="360"/>
+      </w:pPr>
+      <w:rPr>
+        <w:rFonts w:ascii="Symbol" w:hAnsi="Symbol" w:hint="default"/>
+        <w:sz w:val="20"/>
+      </w:rPr>
+    </w:lvl>
+    <w:lvl w:ilvl="1" w:tentative="1">
+      <w:start w:val="1"/>
+      <w:numFmt w:val="bullet"/>
+      <w:lvlText w:val="o"/>
+      <w:lvlJc w:val="left"/>
+      <w:pPr>
+        <w:tabs>
+          <w:tab w:val="num" w:pos="1440"/>
+        </w:tabs>
+        <w:ind w:left="1440" w:hanging="360"/>
+      </w:pPr>
+      <w:rPr>
+        <w:rFonts w:ascii="Courier New" w:hAnsi="Courier New" w:hint="default"/>
+        <w:sz w:val="20"/>
+      </w:rPr>
+    </w:lvl>
+    <w:lvl w:ilvl="2" w:tentative="1">
+      <w:start w:val="1"/>
+      <w:numFmt w:val="bullet"/>
+      <w:lvlText w:val=""/>
+      <w:lvlJc w:val="left"/>
+      <w:pPr>
+        <w:tabs>
+          <w:tab w:val="num" w:pos="2160"/>
+        </w:tabs>
+        <w:ind w:left="2160" w:hanging="360"/>
+      </w:pPr>
+      <w:rPr>
+        <w:rFonts w:ascii="Wingdings" w:hAnsi="Wingdings" w:hint="default"/>
+        <w:sz w:val="20"/>
+      </w:rPr>
+    </w:lvl>
+    <w:lvl w:ilvl="3" w:tentative="1">
+      <w:start w:val="1"/>
+      <w:numFmt w:val="bullet"/>
+      <w:lvlText w:val=""/>
+      <w:lvlJc w:val="left"/>
+      <w:pPr>
+        <w:tabs>
+          <w:tab w:val="num" w:pos="2880"/>
+        </w:tabs>
+        <w:ind w:left="2880" w:hanging="360"/>
+      </w:pPr>
+      <w:rPr>
+        <w:rFonts w:ascii="Wingdings" w:hAnsi="Wingdings" w:hint="default"/>
+        <w:sz w:val="20"/>
+      </w:rPr>
+    </w:lvl>
+    <w:lvl w:ilvl="4" w:tentative="1">
+      <w:start w:val="1"/>
+      <w:numFmt w:val="bullet"/>
+      <w:lvlText w:val=""/>
+      <w:lvlJc w:val="left"/>
+      <w:pPr>
+        <w:tabs>
+          <w:tab w:val="num" w:pos="3600"/>
+        </w:tabs>
+        <w:ind w:left="3600" w:hanging="360"/>
+      </w:pPr>
+      <w:rPr>
+        <w:rFonts w:ascii="Wingdings" w:hAnsi="Wingdings" w:hint="default"/>
+        <w:sz w:val="20"/>
+      </w:rPr>
+    </w:lvl>
+    <w:lvl w:ilvl="5" w:tentative="1">
+      <w:start w:val="1"/>
+      <w:numFmt w:val="bullet"/>
+      <w:lvlText w:val=""/>
+      <w:lvlJc w:val="left"/>
+      <w:pPr>
+        <w:tabs>
+          <w:tab w:val="num" w:pos="4320"/>
+        </w:tabs>
+        <w:ind w:left="4320" w:hanging="360"/>
+      </w:pPr>
+      <w:rPr>
+        <w:rFonts w:ascii="Wingdings" w:hAnsi="Wingdings" w:hint="default"/>
+        <w:sz w:val="20"/>
+      </w:rPr>
+    </w:lvl>
+    <w:lvl w:ilvl="6" w:tentative="1">
+      <w:start w:val="1"/>
+      <w:numFmt w:val="bullet"/>
+      <w:lvlText w:val=""/>
+      <w:lvlJc w:val="left"/>
+      <w:pPr>
+        <w:tabs>
+          <w:tab w:val="num" w:pos="5040"/>
+        </w:tabs>
+        <w:ind w:left="5040" w:hanging="360"/>
+      </w:pPr>
+      <w:rPr>
+        <w:rFonts w:ascii="Wingdings" w:hAnsi="Wingdings" w:hint="default"/>
+        <w:sz w:val="20"/>
+      </w:rPr>
+    </w:lvl>
+    <w:lvl w:ilvl="7" w:tentative="1">
+      <w:start w:val="1"/>
+      <w:numFmt w:val="bullet"/>
+      <w:lvlText w:val=""/>
+      <w:lvlJc w:val="left"/>
+      <w:pPr>
+        <w:tabs>
+          <w:tab w:val="num" w:pos="5760"/>
+        </w:tabs>
+        <w:ind w:left="5760" w:hanging="360"/>
+      </w:pPr>
+      <w:rPr>
+        <w:rFonts w:ascii="Wingdings" w:hAnsi="Wingdings" w:hint="default"/>
+        <w:sz w:val="20"/>
+      </w:rPr>
+    </w:lvl>
+    <w:lvl w:ilvl="8" w:tentative="1">
+      <w:start w:val="1"/>
+      <w:numFmt w:val="bullet"/>
+      <w:lvlText w:val=""/>
+      <w:lvlJc w:val="left"/>
+      <w:pPr>
+        <w:tabs>
+          <w:tab w:val="num" w:pos="6480"/>
+        </w:tabs>
+        <w:ind w:left="6480" w:hanging="360"/>
+      </w:pPr>
+      <w:rPr>
+        <w:rFonts w:ascii="Wingdings" w:hAnsi="Wingdings" w:hint="default"/>
+        <w:sz w:val="20"/>
+      </w:rPr>
+    </w:lvl>
+  </w:abstractNum>
+  <w:abstractNum w:abstractNumId="19" w15:restartNumberingAfterBreak="0">
+    <w:nsid w:val="67D76589"/>
+    <w:multiLevelType w:val="multilevel"/>
+    <w:tmpl w:val="2784740A"/>
+    <w:lvl w:ilvl="0">
+      <w:start w:val="1"/>
+      <w:numFmt w:val="bullet"/>
+      <w:lvlText w:val=""/>
+      <w:lvlJc w:val="left"/>
+      <w:pPr>
+        <w:tabs>
+          <w:tab w:val="num" w:pos="720"/>
+        </w:tabs>
+        <w:ind w:left="720" w:hanging="360"/>
+      </w:pPr>
+      <w:rPr>
+        <w:rFonts w:ascii="Symbol" w:hAnsi="Symbol" w:hint="default"/>
+        <w:sz w:val="20"/>
+      </w:rPr>
+    </w:lvl>
+    <w:lvl w:ilvl="1" w:tentative="1">
+      <w:start w:val="1"/>
+      <w:numFmt w:val="bullet"/>
+      <w:lvlText w:val="o"/>
+      <w:lvlJc w:val="left"/>
+      <w:pPr>
+        <w:tabs>
+          <w:tab w:val="num" w:pos="1440"/>
+        </w:tabs>
+        <w:ind w:left="1440" w:hanging="360"/>
+      </w:pPr>
+      <w:rPr>
+        <w:rFonts w:ascii="Courier New" w:hAnsi="Courier New" w:hint="default"/>
+        <w:sz w:val="20"/>
+      </w:rPr>
+    </w:lvl>
+    <w:lvl w:ilvl="2" w:tentative="1">
+      <w:start w:val="1"/>
+      <w:numFmt w:val="bullet"/>
+      <w:lvlText w:val=""/>
+      <w:lvlJc w:val="left"/>
+      <w:pPr>
+        <w:tabs>
+          <w:tab w:val="num" w:pos="2160"/>
+        </w:tabs>
+        <w:ind w:left="2160" w:hanging="360"/>
+      </w:pPr>
+      <w:rPr>
+        <w:rFonts w:ascii="Wingdings" w:hAnsi="Wingdings" w:hint="default"/>
+        <w:sz w:val="20"/>
+      </w:rPr>
+    </w:lvl>
+    <w:lvl w:ilvl="3" w:tentative="1">
+      <w:start w:val="1"/>
+      <w:numFmt w:val="bullet"/>
+      <w:lvlText w:val=""/>
+      <w:lvlJc w:val="left"/>
+      <w:pPr>
+        <w:tabs>
+          <w:tab w:val="num" w:pos="2880"/>
+        </w:tabs>
+        <w:ind w:left="2880" w:hanging="360"/>
+      </w:pPr>
+      <w:rPr>
+        <w:rFonts w:ascii="Wingdings" w:hAnsi="Wingdings" w:hint="default"/>
+        <w:sz w:val="20"/>
+      </w:rPr>
+    </w:lvl>
+    <w:lvl w:ilvl="4" w:tentative="1">
+      <w:start w:val="1"/>
+      <w:numFmt w:val="bullet"/>
+      <w:lvlText w:val=""/>
+      <w:lvlJc w:val="left"/>
+      <w:pPr>
+        <w:tabs>
+          <w:tab w:val="num" w:pos="3600"/>
+        </w:tabs>
+        <w:ind w:left="3600" w:hanging="360"/>
+      </w:pPr>
+      <w:rPr>
+        <w:rFonts w:ascii="Wingdings" w:hAnsi="Wingdings" w:hint="default"/>
+        <w:sz w:val="20"/>
+      </w:rPr>
+    </w:lvl>
+    <w:lvl w:ilvl="5" w:tentative="1">
+      <w:start w:val="1"/>
+      <w:numFmt w:val="bullet"/>
+      <w:lvlText w:val=""/>
+      <w:lvlJc w:val="left"/>
+      <w:pPr>
+        <w:tabs>
+          <w:tab w:val="num" w:pos="4320"/>
+        </w:tabs>
+        <w:ind w:left="4320" w:hanging="360"/>
+      </w:pPr>
+      <w:rPr>
+        <w:rFonts w:ascii="Wingdings" w:hAnsi="Wingdings" w:hint="default"/>
+        <w:sz w:val="20"/>
+      </w:rPr>
+    </w:lvl>
+    <w:lvl w:ilvl="6" w:tentative="1">
+      <w:start w:val="1"/>
+      <w:numFmt w:val="bullet"/>
+      <w:lvlText w:val=""/>
+      <w:lvlJc w:val="left"/>
+      <w:pPr>
+        <w:tabs>
+          <w:tab w:val="num" w:pos="5040"/>
+        </w:tabs>
+        <w:ind w:left="5040" w:hanging="360"/>
+      </w:pPr>
+      <w:rPr>
+        <w:rFonts w:ascii="Wingdings" w:hAnsi="Wingdings" w:hint="default"/>
+        <w:sz w:val="20"/>
+      </w:rPr>
+    </w:lvl>
+    <w:lvl w:ilvl="7" w:tentative="1">
+      <w:start w:val="1"/>
+      <w:numFmt w:val="bullet"/>
+      <w:lvlText w:val=""/>
+      <w:lvlJc w:val="left"/>
+      <w:pPr>
+        <w:tabs>
+          <w:tab w:val="num" w:pos="5760"/>
+        </w:tabs>
+        <w:ind w:left="5760" w:hanging="360"/>
+      </w:pPr>
+      <w:rPr>
+        <w:rFonts w:ascii="Wingdings" w:hAnsi="Wingdings" w:hint="default"/>
+        <w:sz w:val="20"/>
+      </w:rPr>
+    </w:lvl>
+    <w:lvl w:ilvl="8" w:tentative="1">
+      <w:start w:val="1"/>
+      <w:numFmt w:val="bullet"/>
+      <w:lvlText w:val=""/>
+      <w:lvlJc w:val="left"/>
+      <w:pPr>
+        <w:tabs>
+          <w:tab w:val="num" w:pos="6480"/>
+        </w:tabs>
+        <w:ind w:left="6480" w:hanging="360"/>
+      </w:pPr>
+      <w:rPr>
+        <w:rFonts w:ascii="Wingdings" w:hAnsi="Wingdings" w:hint="default"/>
+        <w:sz w:val="20"/>
+      </w:rPr>
+    </w:lvl>
+  </w:abstractNum>
+  <w:abstractNum w:abstractNumId="20" w15:restartNumberingAfterBreak="0">
+    <w:nsid w:val="6BE90DFE"/>
+    <w:multiLevelType w:val="multilevel"/>
+    <w:tmpl w:val="E47AD9CA"/>
+    <w:lvl w:ilvl="0">
+      <w:start w:val="1"/>
+      <w:numFmt w:val="bullet"/>
+      <w:lvlText w:val=""/>
+      <w:lvlJc w:val="left"/>
+      <w:pPr>
+        <w:tabs>
+          <w:tab w:val="num" w:pos="720"/>
+        </w:tabs>
+        <w:ind w:left="720" w:hanging="360"/>
+      </w:pPr>
+      <w:rPr>
+        <w:rFonts w:ascii="Symbol" w:hAnsi="Symbol" w:hint="default"/>
+        <w:sz w:val="20"/>
+      </w:rPr>
+    </w:lvl>
+    <w:lvl w:ilvl="1" w:tentative="1">
+      <w:start w:val="1"/>
+      <w:numFmt w:val="bullet"/>
+      <w:lvlText w:val="o"/>
+      <w:lvlJc w:val="left"/>
+      <w:pPr>
+        <w:tabs>
+          <w:tab w:val="num" w:pos="1440"/>
+        </w:tabs>
+        <w:ind w:left="1440" w:hanging="360"/>
+      </w:pPr>
+      <w:rPr>
+        <w:rFonts w:ascii="Courier New" w:hAnsi="Courier New" w:hint="default"/>
+        <w:sz w:val="20"/>
+      </w:rPr>
+    </w:lvl>
+    <w:lvl w:ilvl="2" w:tentative="1">
+      <w:start w:val="1"/>
+      <w:numFmt w:val="bullet"/>
+      <w:lvlText w:val=""/>
+      <w:lvlJc w:val="left"/>
+      <w:pPr>
+        <w:tabs>
+          <w:tab w:val="num" w:pos="2160"/>
+        </w:tabs>
+        <w:ind w:left="2160" w:hanging="360"/>
+      </w:pPr>
+      <w:rPr>
+        <w:rFonts w:ascii="Wingdings" w:hAnsi="Wingdings" w:hint="default"/>
+        <w:sz w:val="20"/>
+      </w:rPr>
+    </w:lvl>
+    <w:lvl w:ilvl="3" w:tentative="1">
+      <w:start w:val="1"/>
+      <w:numFmt w:val="bullet"/>
+      <w:lvlText w:val=""/>
+      <w:lvlJc w:val="left"/>
+      <w:pPr>
+        <w:tabs>
+          <w:tab w:val="num" w:pos="2880"/>
+        </w:tabs>
+        <w:ind w:left="2880" w:hanging="360"/>
+      </w:pPr>
+      <w:rPr>
+        <w:rFonts w:ascii="Wingdings" w:hAnsi="Wingdings" w:hint="default"/>
+        <w:sz w:val="20"/>
+      </w:rPr>
+    </w:lvl>
+    <w:lvl w:ilvl="4" w:tentative="1">
+      <w:start w:val="1"/>
+      <w:numFmt w:val="bullet"/>
+      <w:lvlText w:val=""/>
+      <w:lvlJc w:val="left"/>
+      <w:pPr>
+        <w:tabs>
+          <w:tab w:val="num" w:pos="3600"/>
+        </w:tabs>
+        <w:ind w:left="3600" w:hanging="360"/>
+      </w:pPr>
+      <w:rPr>
+        <w:rFonts w:ascii="Wingdings" w:hAnsi="Wingdings" w:hint="default"/>
+        <w:sz w:val="20"/>
+      </w:rPr>
+    </w:lvl>
+    <w:lvl w:ilvl="5" w:tentative="1">
+      <w:start w:val="1"/>
+      <w:numFmt w:val="bullet"/>
+      <w:lvlText w:val=""/>
+      <w:lvlJc w:val="left"/>
+      <w:pPr>
+        <w:tabs>
+          <w:tab w:val="num" w:pos="4320"/>
+        </w:tabs>
+        <w:ind w:left="4320" w:hanging="360"/>
+      </w:pPr>
+      <w:rPr>
+        <w:rFonts w:ascii="Wingdings" w:hAnsi="Wingdings" w:hint="default"/>
+        <w:sz w:val="20"/>
+      </w:rPr>
+    </w:lvl>
+    <w:lvl w:ilvl="6" w:tentative="1">
+      <w:start w:val="1"/>
+      <w:numFmt w:val="bullet"/>
+      <w:lvlText w:val=""/>
+      <w:lvlJc w:val="left"/>
+      <w:pPr>
+        <w:tabs>
+          <w:tab w:val="num" w:pos="5040"/>
+        </w:tabs>
+        <w:ind w:left="5040" w:hanging="360"/>
+      </w:pPr>
+      <w:rPr>
+        <w:rFonts w:ascii="Wingdings" w:hAnsi="Wingdings" w:hint="default"/>
+        <w:sz w:val="20"/>
+      </w:rPr>
+    </w:lvl>
+    <w:lvl w:ilvl="7" w:tentative="1">
+      <w:start w:val="1"/>
+      <w:numFmt w:val="bullet"/>
+      <w:lvlText w:val=""/>
+      <w:lvlJc w:val="left"/>
+      <w:pPr>
+        <w:tabs>
+          <w:tab w:val="num" w:pos="5760"/>
+        </w:tabs>
+        <w:ind w:left="5760" w:hanging="360"/>
+      </w:pPr>
+      <w:rPr>
+        <w:rFonts w:ascii="Wingdings" w:hAnsi="Wingdings" w:hint="default"/>
+        <w:sz w:val="20"/>
+      </w:rPr>
+    </w:lvl>
+    <w:lvl w:ilvl="8" w:tentative="1">
+      <w:start w:val="1"/>
+      <w:numFmt w:val="bullet"/>
+      <w:lvlText w:val=""/>
+      <w:lvlJc w:val="left"/>
+      <w:pPr>
+        <w:tabs>
+          <w:tab w:val="num" w:pos="6480"/>
+        </w:tabs>
+        <w:ind w:left="6480" w:hanging="360"/>
+      </w:pPr>
+      <w:rPr>
+        <w:rFonts w:ascii="Wingdings" w:hAnsi="Wingdings" w:hint="default"/>
+        <w:sz w:val="20"/>
+      </w:rPr>
+    </w:lvl>
+  </w:abstractNum>
   <w:num w:numId="1">
-    <w:abstractNumId w:val="3"/>
+    <w:abstractNumId w:val="12"/>
   </w:num>
   <w:num w:numId="2">
-    <w:abstractNumId w:val="2"/>
+    <w:abstractNumId w:val="11"/>
   </w:num>
   <w:num w:numId="3">
     <w:abstractNumId w:val="0"/>
@@ -4884,13 +6811,58 @@
     </w:lvlOverride>
   </w:num>
   <w:num w:numId="5">
+    <w:abstractNumId w:val="8"/>
+  </w:num>
+  <w:num w:numId="6">
+    <w:abstractNumId w:val="17"/>
+  </w:num>
+  <w:num w:numId="7">
+    <w:abstractNumId w:val="16"/>
+  </w:num>
+  <w:num w:numId="8">
+    <w:abstractNumId w:val="2"/>
+  </w:num>
+  <w:num w:numId="9">
+    <w:abstractNumId w:val="7"/>
+  </w:num>
+  <w:num w:numId="10">
+    <w:abstractNumId w:val="13"/>
+  </w:num>
+  <w:num w:numId="11">
+    <w:abstractNumId w:val="6"/>
+  </w:num>
+  <w:num w:numId="12">
+    <w:abstractNumId w:val="10"/>
+  </w:num>
+  <w:num w:numId="13">
+    <w:abstractNumId w:val="20"/>
+  </w:num>
+  <w:num w:numId="14">
     <w:abstractNumId w:val="1"/>
   </w:num>
-  <w:num w:numId="6">
+  <w:num w:numId="15">
+    <w:abstractNumId w:val="14"/>
+  </w:num>
+  <w:num w:numId="16">
+    <w:abstractNumId w:val="9"/>
+  </w:num>
+  <w:num w:numId="17">
+    <w:abstractNumId w:val="3"/>
+  </w:num>
+  <w:num w:numId="18">
+    <w:abstractNumId w:val="4"/>
+  </w:num>
+  <w:num w:numId="19">
     <w:abstractNumId w:val="5"/>
   </w:num>
-  <w:num w:numId="7">
-    <w:abstractNumId w:val="4"/>
+  <w:num w:numId="20">
+    <w:abstractNumId w:val="18"/>
+  </w:num>
+  <w:num w:numId="21">
+    <w:abstractNumId w:val="15"/>
+  </w:num>
+  <w:num w:numId="22">
+    <w:abstractNumId w:val="19"/>
   </w:num>
 </w:numbering>
 </file>
@@ -5298,6 +7270,28 @@
       <w:lang w:eastAsia="ru-RU"/>
     </w:rPr>
   </w:style>
+  <w:style w:type="paragraph" w:styleId="3">
+    <w:name w:val="heading 3"/>
+    <w:basedOn w:val="a"/>
+    <w:link w:val="30"/>
+    <w:uiPriority w:val="9"/>
+    <w:qFormat/>
+    <w:rsid w:val="00F136E6"/>
+    <w:pPr>
+      <w:widowControl/>
+      <w:autoSpaceDE/>
+      <w:autoSpaceDN/>
+      <w:adjustRightInd/>
+      <w:spacing w:before="100" w:beforeAutospacing="1" w:after="100" w:afterAutospacing="1"/>
+      <w:outlineLvl w:val="2"/>
+    </w:pPr>
+    <w:rPr>
+      <w:b/>
+      <w:bCs/>
+      <w:sz w:val="27"/>
+      <w:szCs w:val="27"/>
+    </w:rPr>
+  </w:style>
   <w:style w:type="character" w:default="1" w:styleId="a0">
     <w:name w:val="Default Paragraph Font"/>
     <w:uiPriority w:val="1"/>
@@ -5387,6 +7381,76 @@
     <w:rPr>
       <w:sz w:val="24"/>
       <w:szCs w:val="24"/>
+    </w:rPr>
+  </w:style>
+  <w:style w:type="character" w:customStyle="1" w:styleId="30">
+    <w:name w:val="Заголовок 3 Знак"/>
+    <w:basedOn w:val="a0"/>
+    <w:link w:val="3"/>
+    <w:uiPriority w:val="9"/>
+    <w:rsid w:val="00F136E6"/>
+    <w:rPr>
+      <w:rFonts w:eastAsia="Times New Roman" w:cs="Times New Roman"/>
+      <w:b/>
+      <w:bCs/>
+      <w:sz w:val="27"/>
+      <w:szCs w:val="27"/>
+      <w:lang w:eastAsia="ru-RU"/>
+    </w:rPr>
+  </w:style>
+  <w:style w:type="paragraph" w:styleId="a5">
+    <w:name w:val="Balloon Text"/>
+    <w:basedOn w:val="a"/>
+    <w:link w:val="a6"/>
+    <w:uiPriority w:val="99"/>
+    <w:semiHidden/>
+    <w:unhideWhenUsed/>
+    <w:rsid w:val="00F136E6"/>
+    <w:rPr>
+      <w:rFonts w:ascii="Segoe UI" w:hAnsi="Segoe UI" w:cs="Segoe UI"/>
+      <w:sz w:val="18"/>
+      <w:szCs w:val="18"/>
+    </w:rPr>
+  </w:style>
+  <w:style w:type="character" w:customStyle="1" w:styleId="a6">
+    <w:name w:val="Текст выноски Знак"/>
+    <w:basedOn w:val="a0"/>
+    <w:link w:val="a5"/>
+    <w:uiPriority w:val="99"/>
+    <w:semiHidden/>
+    <w:rsid w:val="00F136E6"/>
+    <w:rPr>
+      <w:rFonts w:ascii="Segoe UI" w:eastAsia="Times New Roman" w:hAnsi="Segoe UI" w:cs="Segoe UI"/>
+      <w:sz w:val="18"/>
+      <w:szCs w:val="18"/>
+      <w:lang w:eastAsia="ru-RU"/>
+    </w:rPr>
+  </w:style>
+  <w:style w:type="paragraph" w:customStyle="1" w:styleId="ds-markdown-paragraph">
+    <w:name w:val="ds-markdown-paragraph"/>
+    <w:basedOn w:val="a"/>
+    <w:rsid w:val="00F136E6"/>
+    <w:pPr>
+      <w:widowControl/>
+      <w:autoSpaceDE/>
+      <w:autoSpaceDN/>
+      <w:adjustRightInd/>
+      <w:spacing w:before="100" w:beforeAutospacing="1" w:after="100" w:afterAutospacing="1"/>
+    </w:pPr>
+    <w:rPr>
+      <w:sz w:val="24"/>
+      <w:szCs w:val="24"/>
+    </w:rPr>
+  </w:style>
+  <w:style w:type="character" w:styleId="a7">
+    <w:name w:val="Strong"/>
+    <w:basedOn w:val="a0"/>
+    <w:uiPriority w:val="22"/>
+    <w:qFormat/>
+    <w:rsid w:val="00F136E6"/>
+    <w:rPr>
+      <w:b/>
+      <w:bCs/>
     </w:rPr>
   </w:style>
 </w:styles>
